--- a/ГудисАВ_421.docx
+++ b/ГудисАВ_421.docx
@@ -40200,7 +40200,10 @@
         <w:pStyle w:val="2"/>
       </w:pPr>
       <w:r>
-        <w:t>4.5. Организация сбора метрик</w:t>
+        <w:t>6</w:t>
+      </w:r>
+      <w:r>
+        <w:t>.5. Организация сбора метрик</w:t>
       </w:r>
     </w:p>
     <w:p>
@@ -40678,7 +40681,10 @@
         <w:pStyle w:val="2"/>
       </w:pPr>
       <w:r>
-        <w:t>4.6. Обработка реальной трассы</w:t>
+        <w:t>6</w:t>
+      </w:r>
+      <w:r>
+        <w:t>.6. Обработка реальной трассы</w:t>
       </w:r>
     </w:p>
     <w:p>
@@ -43070,8 +43076,6 @@
         </w:rPr>
         <w:t>ражается горизонтальной линией.</w:t>
       </w:r>
-      <w:bookmarkStart w:id="18" w:name="_GoBack"/>
-      <w:bookmarkEnd w:id="18"/>
     </w:p>
     <w:p>
       <w:pPr>
@@ -43210,13 +43214,13 @@
           <w:lang w:val="ru-RU"/>
         </w:rPr>
       </w:pPr>
-      <w:bookmarkStart w:id="19" w:name="_Toc199164664"/>
+      <w:bookmarkStart w:id="18" w:name="_Toc199164664"/>
       <w:r>
         <w:rPr>
           <w:lang w:val="ru-RU"/>
         </w:rPr>
         <w:lastRenderedPageBreak/>
-        <w:t>6</w:t>
+        <w:t>7</w:t>
       </w:r>
       <w:r>
         <w:rPr>
@@ -43224,12 +43228,15 @@
         </w:rPr>
         <w:t>. Экспериментальное исследование</w:t>
       </w:r>
-      <w:bookmarkEnd w:id="19"/>
+      <w:bookmarkEnd w:id="18"/>
     </w:p>
     <w:p>
       <w:pPr>
         <w:pStyle w:val="2"/>
       </w:pPr>
+      <w:r>
+        <w:t xml:space="preserve">7.1. </w:t>
+      </w:r>
       <w:r>
         <w:t>Цели экспериментов</w:t>
       </w:r>
@@ -43246,7 +43253,13 @@
         <w:rPr>
           <w:sz w:val="24"/>
         </w:rPr>
-        <w:t xml:space="preserve">Экспериментальное исследование в настоящей работе направлено не только на получение отдельных численных характеристик модифицированного метода, но и на всестороннюю оценку его практической применимости в задаче представления таблицы классификации MAC-VLAN. </w:t>
+        <w:t xml:space="preserve">Экспериментальное исследование направлено на оценку практической применимости модифицированного метода Отелло хеширования в задаче представления </w:t>
+      </w:r>
+      <w:r>
+        <w:rPr>
+          <w:sz w:val="24"/>
+        </w:rPr>
+        <w:t>таблицы классификации MAC-VLAN.</w:t>
       </w:r>
     </w:p>
     <w:p>
@@ -43261,83 +43274,27 @@
         <w:rPr>
           <w:sz w:val="24"/>
         </w:rPr>
-        <w:t xml:space="preserve">Первая цель состоит в сравнении модифицированного метода с </w:t>
-      </w:r>
-      <w:r>
-        <w:rPr>
-          <w:sz w:val="24"/>
-        </w:rPr>
-        <w:t>проверочными</w:t>
-      </w:r>
-      <w:r>
-        <w:rPr>
-          <w:sz w:val="24"/>
-        </w:rPr>
-        <w:t xml:space="preserve">-алгоритмами, </w:t>
-      </w:r>
-      <w:proofErr w:type="gramStart"/>
-      <w:r>
-        <w:rPr>
-          <w:sz w:val="24"/>
-        </w:rPr>
-        <w:t>реализованными</w:t>
-      </w:r>
-      <w:proofErr w:type="gramEnd"/>
-      <w:r>
-        <w:rPr>
-          <w:sz w:val="24"/>
-        </w:rPr>
-        <w:t xml:space="preserve"> в том же программном стенде. Для этого используются классический кукушкин </w:t>
+        <w:t xml:space="preserve">Первая цель состоит в сравнении модифицированного метода с алгоритмами сравнения, реализованными в том же программном стенде: кукушкиным </w:t>
       </w:r>
       <w:proofErr w:type="spellStart"/>
       <w:r>
         <w:rPr>
           <w:sz w:val="24"/>
         </w:rPr>
-        <w:t>хеш</w:t>
+        <w:t>хешем</w:t>
       </w:r>
       <w:proofErr w:type="spellEnd"/>
       <w:r>
         <w:rPr>
           <w:sz w:val="24"/>
         </w:rPr>
-        <w:t xml:space="preserve"> и линейный поиск, а также старая версия POG</w:t>
-      </w:r>
-      <w:r>
-        <w:rPr>
-          <w:sz w:val="24"/>
-        </w:rPr>
-        <w:t>, реализованная в рамках курсовой работы,</w:t>
-      </w:r>
-      <w:r>
-        <w:rPr>
-          <w:sz w:val="24"/>
-        </w:rPr>
-        <w:t xml:space="preserve"> как отдельная внутренняя точка отсчёта. Это сравнение необходимо для того, чтобы оценить положение предлагаемой структуры среди других способов представления таблицы классификации.</w:t>
-      </w:r>
-      <w:r>
-        <w:rPr>
-          <w:sz w:val="24"/>
-        </w:rPr>
-        <w:t xml:space="preserve"> С</w:t>
-      </w:r>
-      <w:r>
-        <w:rPr>
-          <w:sz w:val="24"/>
-        </w:rPr>
-        <w:t xml:space="preserve">опоставление с </w:t>
-      </w:r>
-      <w:r>
-        <w:rPr>
-          <w:sz w:val="24"/>
-        </w:rPr>
-        <w:t>проверочными алгоритмами</w:t>
-      </w:r>
-      <w:r>
-        <w:rPr>
-          <w:sz w:val="24"/>
-        </w:rPr>
-        <w:t xml:space="preserve"> позволяет понять, какими именно свойствами модифицированный метод отличается от альтернативных подходов. В рамках этой цели исследуется стоимость основных операций, устойчивость к росту размера таблицы, влияние нагрузки на время работы и характер использования памяти.</w:t>
+        <w:t>, линейным поиском и старой версией POG, разработанной в рамках курсовой работы. Такое сопоставление позволяет определить место предлагаемой структуры среди других способов представления таблицы классификации и сравнить стоимость основных операций, характер использования памяти и устойч</w:t>
+      </w:r>
+      <w:r>
+        <w:rPr>
+          <w:sz w:val="24"/>
+        </w:rPr>
+        <w:t>ивость к росту размера таблицы.</w:t>
       </w:r>
     </w:p>
     <w:p>
@@ -43352,56 +43309,13 @@
         <w:rPr>
           <w:sz w:val="24"/>
         </w:rPr>
-        <w:t>Вторая</w:t>
-      </w:r>
-      <w:r>
-        <w:rPr>
-          <w:sz w:val="24"/>
-        </w:rPr>
-        <w:t xml:space="preserve"> цель экспериментов заключается в анализе поведения структуры при динамических обновлениях. Данный аспект является принципиальным, поскольку одна из основных модификаций, предложенных в работе, состоит в расширении и уточнении динамических операций, прежде всего операции обновления значения уже существующего ключа. Поэтому необходимо отдельно исследовать не только поиск, но и операции вставки, удаления, обновления и полной реконструкции. Здесь важен ответ на несколько вопросов: как часто возникают ситуации, требующие </w:t>
-      </w:r>
-      <w:r>
-        <w:rPr>
-          <w:sz w:val="24"/>
-          <w:lang w:val="en-GB"/>
-        </w:rPr>
-        <w:t>reconstruct</w:t>
-      </w:r>
-      <w:r>
-        <w:rPr>
-          <w:sz w:val="24"/>
-        </w:rPr>
-        <w:t>; насколько локальными остаются изменения структуры; как меняется стоимость операций при росте числа правил; сохраняет ли метод преимущество при многократных изм</w:t>
-      </w:r>
-      <w:r>
-        <w:rPr>
-          <w:sz w:val="24"/>
-        </w:rPr>
-        <w:t>енениях таблицы.</w:t>
-      </w:r>
-      <w:r>
-        <w:rPr>
-          <w:sz w:val="24"/>
-        </w:rPr>
-        <w:t xml:space="preserve"> </w:t>
-      </w:r>
-      <w:r>
-        <w:rPr>
-          <w:sz w:val="24"/>
-        </w:rPr>
-        <w:t>Э</w:t>
-      </w:r>
-      <w:r>
-        <w:rPr>
-          <w:sz w:val="24"/>
-        </w:rPr>
-        <w:t>та часть экспериментов направлена на проверку того, насколько модифицированный метод пригоден для сопровождения изменяющейся таблицы, а не только</w:t>
-      </w:r>
-      <w:r>
-        <w:rPr>
-          <w:sz w:val="24"/>
-        </w:rPr>
-        <w:t xml:space="preserve"> для статического режима работы, то есть исправления ровно той проблемы, которая была выводом реализации Отелло хеширования в рамках курсовой работы.</w:t>
+        <w:t>Вторая цель связана с анализом поведения структуры при динамических обновлениях. Поскольку одной из основных модификаций метода является расширенная поддержка операций вставки, удаления, обновления и реконструкции, необходимо исследовать, насколько эффективно структура сопровождает изменяющуюся таблицу и сохраняет свои преимущества не только в статическом, но и в динамичес</w:t>
+      </w:r>
+      <w:r>
+        <w:rPr>
+          <w:sz w:val="24"/>
+        </w:rPr>
+        <w:t>ком режиме работы.</w:t>
       </w:r>
     </w:p>
     <w:p>
@@ -43416,52 +43330,49 @@
         <w:rPr>
           <w:sz w:val="24"/>
         </w:rPr>
-        <w:t>Третья цель состоит в проверке метода на</w:t>
-      </w:r>
-      <w:r>
-        <w:rPr>
-          <w:sz w:val="24"/>
-        </w:rPr>
-        <w:t xml:space="preserve"> реалистичной нагрузке, построенной</w:t>
-      </w:r>
-      <w:r>
-        <w:rPr>
-          <w:sz w:val="24"/>
-        </w:rPr>
-        <w:t xml:space="preserve"> на основе </w:t>
-      </w:r>
-      <w:r>
-        <w:rPr>
-          <w:sz w:val="24"/>
-        </w:rPr>
-        <w:t>анализа реальной сетевой трассы</w:t>
-      </w:r>
-      <w:r>
-        <w:rPr>
-          <w:sz w:val="24"/>
-        </w:rPr>
-        <w:t xml:space="preserve">. Использование </w:t>
-      </w:r>
-      <w:r>
-        <w:rPr>
-          <w:sz w:val="24"/>
-        </w:rPr>
-        <w:t>подобного сценария тестирования</w:t>
-      </w:r>
-      <w:r>
-        <w:rPr>
-          <w:sz w:val="24"/>
-        </w:rPr>
-        <w:t xml:space="preserve"> позволяет приблизить экспериментальную постановку к реальному профилю запросов, в котором операции поиска, появления новых ключей и изменения существующих правил распределены не произвольно, а в соответствии с наблюдаемой сетевой активностью. Проверка на такой нагрузке позволяет оценить, насколько предложенная реализация сохраняет свои свойства в условиях, близких к реальной эксплуатации, и тем самым подтверждает или опровергает её практическую применимость.</w:t>
-      </w:r>
-    </w:p>
-    <w:p>
-      <w:pPr>
-        <w:pStyle w:val="2"/>
-      </w:pPr>
-      <w:r>
-        <w:lastRenderedPageBreak/>
-        <w:t>5.2. Используемые наборы данных</w:t>
+        <w:t xml:space="preserve">Третья цель состоит в проверке метода на </w:t>
+      </w:r>
+      <w:proofErr w:type="spellStart"/>
+      <w:r>
+        <w:rPr>
+          <w:sz w:val="24"/>
+        </w:rPr>
+        <w:t>realistic</w:t>
+      </w:r>
+      <w:proofErr w:type="spellEnd"/>
+      <w:r>
+        <w:rPr>
+          <w:sz w:val="24"/>
+        </w:rPr>
+        <w:t xml:space="preserve"> </w:t>
+      </w:r>
+      <w:proofErr w:type="spellStart"/>
+      <w:r>
+        <w:rPr>
+          <w:sz w:val="24"/>
+        </w:rPr>
+        <w:t>workload</w:t>
+      </w:r>
+      <w:proofErr w:type="spellEnd"/>
+      <w:r>
+        <w:rPr>
+          <w:sz w:val="24"/>
+        </w:rPr>
+        <w:t xml:space="preserve">, </w:t>
+      </w:r>
+      <w:proofErr w:type="gramStart"/>
+      <w:r>
+        <w:rPr>
+          <w:sz w:val="24"/>
+        </w:rPr>
+        <w:t>построенном</w:t>
+      </w:r>
+      <w:proofErr w:type="gramEnd"/>
+      <w:r>
+        <w:rPr>
+          <w:sz w:val="24"/>
+        </w:rPr>
+        <w:t xml:space="preserve"> на основе анализа реальной сетевой трассы. Такой сценарий позволяет приблизить эксперименты к реальному профилю нагрузки и оценить, сохраняет ли предложенная реализация свои свойства в условиях, близких к практической эксплуатации.</w:t>
       </w:r>
     </w:p>
     <w:p>
@@ -43475,6 +43386,14 @@
     </w:p>
     <w:p>
       <w:pPr>
+        <w:pStyle w:val="2"/>
+      </w:pPr>
+      <w:r>
+        <w:t>7.2. Используемые наборы данных</w:t>
+      </w:r>
+    </w:p>
+    <w:p>
+      <w:pPr>
         <w:spacing w:line="240" w:lineRule="auto"/>
         <w:ind w:firstLine="567"/>
         <w:rPr>
@@ -43485,25 +43404,13 @@
         <w:rPr>
           <w:sz w:val="24"/>
         </w:rPr>
-        <w:t>В экспериментальном исследовании используются два типа входных данных: синтетические таблицы и данные, полученные из реальной сетевой трассы. Такое разделение позволяет, с одной стороны, проводить контролируемые и воспроизводимые эксперименты при заранее з</w:t>
-      </w:r>
-      <w:r>
-        <w:rPr>
-          <w:sz w:val="24"/>
-        </w:rPr>
-        <w:t>аданных параметрах, а с другой -</w:t>
-      </w:r>
-      <w:r>
-        <w:rPr>
-          <w:sz w:val="24"/>
-        </w:rPr>
-        <w:t xml:space="preserve"> проверять поведение алгоритмов на нагрузке, приближённой к </w:t>
-      </w:r>
-      <w:r>
-        <w:rPr>
-          <w:sz w:val="24"/>
-        </w:rPr>
-        <w:t>реальным условиям эксплуатации.</w:t>
+        <w:t>Используются два типа входных данных: синтетические таблицы и данные, получен</w:t>
+      </w:r>
+      <w:r>
+        <w:rPr>
+          <w:sz w:val="24"/>
+        </w:rPr>
+        <w:t>ные из реальной сетевой трассы.</w:t>
       </w:r>
     </w:p>
     <w:p>
@@ -43518,7 +43425,7 @@
         <w:rPr>
           <w:sz w:val="24"/>
         </w:rPr>
-        <w:t xml:space="preserve">Синтетические таблицы применяются для базового сравнения алгоритмов, исследования масштабируемости и анализа отдельных операций. Они формируются </w:t>
+        <w:t xml:space="preserve">Синтетические таблицы применяются для основного сравнения алгоритмов, анализа отдельных операций и исследования масштабируемости. Они формируются </w:t>
       </w:r>
       <w:proofErr w:type="spellStart"/>
       <w:r>
@@ -43532,27 +43439,13 @@
         <w:rPr>
           <w:sz w:val="24"/>
         </w:rPr>
-        <w:t xml:space="preserve"> и представляют собой наборы правил MAC-VLAN заданного размера. Использование таких таблиц позволяет варьировать число записей, поддерживать одинаковые условия для всех алгоритмов и многократно повторять эксперименты на одном и том же типе входных данных. Именно синтетические наборы используются в большинстве сравнительных тестов, где важны </w:t>
-      </w:r>
-      <w:proofErr w:type="spellStart"/>
-      <w:r>
-        <w:rPr>
-          <w:sz w:val="24"/>
-        </w:rPr>
-        <w:t>воспроизводимо</w:t>
-      </w:r>
-      <w:r>
-        <w:rPr>
-          <w:sz w:val="24"/>
-        </w:rPr>
-        <w:t>сть</w:t>
-      </w:r>
-      <w:proofErr w:type="spellEnd"/>
-      <w:r>
-        <w:rPr>
-          <w:sz w:val="24"/>
-        </w:rPr>
-        <w:t xml:space="preserve"> и управляемость параметров.</w:t>
+        <w:t xml:space="preserve"> как наборы пра</w:t>
+      </w:r>
+      <w:r>
+        <w:rPr>
+          <w:sz w:val="24"/>
+        </w:rPr>
+        <w:t>вил MAC-VLAN заданного размера.</w:t>
       </w:r>
     </w:p>
     <w:p>
@@ -43567,7 +43460,7 @@
         <w:rPr>
           <w:sz w:val="24"/>
         </w:rPr>
-        <w:t xml:space="preserve">Реальные данные формируются на основе обработки сетевой трассы, описанной в предыдущем разделе. Из потока пакетов извлекаются ключи вида MAC-VLAN и соответствующие им значения, после чего строится эмпирическая таблица классификации </w:t>
+        <w:t xml:space="preserve">На основе реальной трассы строится эмпирическая таблица </w:t>
       </w:r>
       <w:proofErr w:type="spellStart"/>
       <w:r>
@@ -43582,13 +43475,13 @@
         <w:rPr>
           <w:sz w:val="24"/>
         </w:rPr>
-        <w:t>. Кроме того, на основе той же трассы вычисляются статистики появления новых ключей и новых правил, используемые п</w:t>
-      </w:r>
-      <w:r>
-        <w:rPr>
-          <w:sz w:val="24"/>
-        </w:rPr>
-        <w:t>ри построении реалистичного профиля нагрузки</w:t>
+        <w:t xml:space="preserve">, а также вычисляются статистики появления новых ключей и правил. Эти данные используются при формировании </w:t>
+      </w:r>
+      <w:r>
+        <w:rPr>
+          <w:sz w:val="24"/>
+        </w:rPr>
+        <w:t>реалистичного профиля нагрузки</w:t>
       </w:r>
       <w:r>
         <w:rPr>
@@ -43600,59 +43493,13 @@
         <w:rPr>
           <w:sz w:val="24"/>
         </w:rPr>
-        <w:t xml:space="preserve">Ввиду ограниченности собранной трасы и малого количества настоящих </w:t>
-      </w:r>
-      <w:r>
-        <w:rPr>
-          <w:sz w:val="24"/>
-          <w:lang w:val="en-GB"/>
-        </w:rPr>
-        <w:t>MAC</w:t>
-      </w:r>
-      <w:r>
-        <w:rPr>
-          <w:sz w:val="24"/>
-        </w:rPr>
-        <w:t>-</w:t>
-      </w:r>
-      <w:r>
-        <w:rPr>
-          <w:sz w:val="24"/>
-          <w:lang w:val="en-GB"/>
-        </w:rPr>
-        <w:t>VLAN</w:t>
-      </w:r>
-      <w:r>
-        <w:rPr>
-          <w:sz w:val="24"/>
-        </w:rPr>
-        <w:t xml:space="preserve"> </w:t>
-      </w:r>
-      <w:r>
-        <w:rPr>
-          <w:sz w:val="24"/>
-        </w:rPr>
-        <w:t xml:space="preserve">пар реалистичный профиль нагрузки фактически также формируется синтетически, но распределение и число операций в нём полностью соответствует наблюдаемому профилю из реальной сетевой трассы. </w:t>
-      </w:r>
-      <w:r>
-        <w:rPr>
-          <w:sz w:val="24"/>
-        </w:rPr>
-        <w:t xml:space="preserve">В отличие от синтетических таблиц, такие данные отражают наблюдаемую структуру реального трафика и позволяют исследовать алгоритмы в условиях, более близких к </w:t>
-      </w:r>
-      <w:proofErr w:type="gramStart"/>
-      <w:r>
-        <w:rPr>
-          <w:sz w:val="24"/>
-        </w:rPr>
-        <w:t>практическим</w:t>
-      </w:r>
-      <w:proofErr w:type="gramEnd"/>
-      <w:r>
-        <w:rPr>
-          <w:sz w:val="24"/>
-        </w:rPr>
-        <w:t>.</w:t>
+        <w:t>Однако</w:t>
+      </w:r>
+      <w:r>
+        <w:rPr>
+          <w:sz w:val="24"/>
+        </w:rPr>
+        <w:t xml:space="preserve"> из-за ограниченного объёма трассы такая нагрузка далее задаётся синтетически, её профиль соответствует наблюдаемой реальной сетевой активности.</w:t>
       </w:r>
     </w:p>
     <w:p>
@@ -43669,7 +43516,11 @@
         <w:pStyle w:val="2"/>
       </w:pPr>
       <w:r>
-        <w:t>5.3. Сценарии нагрузки</w:t>
+        <w:lastRenderedPageBreak/>
+        <w:t>7</w:t>
+      </w:r>
+      <w:r>
+        <w:t>.3. Сценарии нагрузки</w:t>
       </w:r>
     </w:p>
     <w:p>
@@ -43680,6 +43531,18 @@
           <w:sz w:val="24"/>
         </w:rPr>
       </w:pPr>
+      <w:r>
+        <w:rPr>
+          <w:sz w:val="24"/>
+        </w:rPr>
+        <w:t>В экспериментальном исследовании рассматриваются несколько сценариев нагрузки, различающихся типом операций и характером и</w:t>
+      </w:r>
+      <w:r>
+        <w:rPr>
+          <w:sz w:val="24"/>
+        </w:rPr>
+        <w:t>зменения таблицы классификации.</w:t>
+      </w:r>
     </w:p>
     <w:p>
       <w:pPr>
@@ -43693,13 +43556,22 @@
         <w:rPr>
           <w:sz w:val="24"/>
         </w:rPr>
-        <w:t>В рамках экспериментального исследования рассматривается несколько сценариев нагрузки, различающихся по типу выполняемых операций и по характеру изменения таблицы классификации. Такое разделение необходимо для того, чтобы отдельно оценить стоимость базовых операций и затем исследовать поведение алгоритмов в более сложных, п</w:t>
-      </w:r>
-      <w:r>
-        <w:rPr>
-          <w:sz w:val="24"/>
-        </w:rPr>
-        <w:t>риближённых к практике режимах.</w:t>
+        <w:t xml:space="preserve">Сценарий </w:t>
+      </w:r>
+      <w:proofErr w:type="spellStart"/>
+      <w:r>
+        <w:rPr>
+          <w:rFonts w:ascii="Courier New" w:hAnsi="Courier New" w:cs="Courier New"/>
+          <w:sz w:val="24"/>
+        </w:rPr>
+        <w:t>construct</w:t>
+      </w:r>
+      <w:proofErr w:type="spellEnd"/>
+      <w:r>
+        <w:rPr>
+          <w:sz w:val="24"/>
+        </w:rPr>
+        <w:t xml:space="preserve"> соответствует полному построению структуры и используется для оценки стоимости её инициализации.</w:t>
       </w:r>
     </w:p>
     <w:p>
@@ -43722,14 +43594,14 @@
           <w:rFonts w:ascii="Courier New" w:hAnsi="Courier New" w:cs="Courier New"/>
           <w:sz w:val="24"/>
         </w:rPr>
-        <w:t>construct</w:t>
+        <w:t>find</w:t>
       </w:r>
       <w:proofErr w:type="spellEnd"/>
       <w:r>
         <w:rPr>
           <w:sz w:val="24"/>
         </w:rPr>
-        <w:t xml:space="preserve"> соответствует полному построению структуры по заданному набору правил. Он используется для оценки времени и памяти, необходимых для инициализации таблицы, а также для анализа частоты реконструкций в тех методах, где построение связано с подбором параметров хеширования.</w:t>
+        <w:t xml:space="preserve"> предназначен для исследования операции поиска по уже построенной таблице.</w:t>
       </w:r>
     </w:p>
     <w:p>
@@ -43744,7 +43616,6 @@
         <w:rPr>
           <w:sz w:val="24"/>
         </w:rPr>
-        <w:lastRenderedPageBreak/>
         <w:t xml:space="preserve">Сценарий </w:t>
       </w:r>
       <w:proofErr w:type="spellStart"/>
@@ -43753,20 +43624,14 @@
           <w:rFonts w:ascii="Courier New" w:hAnsi="Courier New" w:cs="Courier New"/>
           <w:sz w:val="24"/>
         </w:rPr>
-        <w:t>find</w:t>
+        <w:t>insert</w:t>
       </w:r>
       <w:proofErr w:type="spellEnd"/>
       <w:r>
         <w:rPr>
           <w:sz w:val="24"/>
         </w:rPr>
-        <w:t xml:space="preserve"> предназначен для исследования операции поиска по уже построенной структуре. В этом случае выполняется серия запросов к существующим ключам таблицы, что позволяет измерить стоимость основного рабочего режима, характерного для п</w:t>
-      </w:r>
-      <w:r>
-        <w:rPr>
-          <w:sz w:val="24"/>
-        </w:rPr>
-        <w:t>роцедуры классификации пакетов.</w:t>
+        <w:t xml:space="preserve"> моделирует последовательное добавление новых правил и позволяет анализировать динамическое расширение структуры.</w:t>
       </w:r>
     </w:p>
     <w:p>
@@ -43789,20 +43654,14 @@
           <w:rFonts w:ascii="Courier New" w:hAnsi="Courier New" w:cs="Courier New"/>
           <w:sz w:val="24"/>
         </w:rPr>
-        <w:t>insert</w:t>
+        <w:t>delete</w:t>
       </w:r>
       <w:proofErr w:type="spellEnd"/>
       <w:r>
         <w:rPr>
           <w:sz w:val="24"/>
         </w:rPr>
-        <w:t xml:space="preserve"> моделирует последовательное добавление новых правил. Он используется для анализа динамического расширения таблицы, оценки числа локальных модификаций и реконструкций, а также для сравнения устойчивос</w:t>
-      </w:r>
-      <w:r>
-        <w:rPr>
-          <w:sz w:val="24"/>
-        </w:rPr>
-        <w:t>ти алгоритмов к росту нагрузки.</w:t>
+        <w:t xml:space="preserve"> соответствует удалению существующих правил.</w:t>
       </w:r>
     </w:p>
     <w:p>
@@ -43825,20 +43684,14 @@
           <w:rFonts w:ascii="Courier New" w:hAnsi="Courier New" w:cs="Courier New"/>
           <w:sz w:val="24"/>
         </w:rPr>
-        <w:t>delete</w:t>
+        <w:t>update</w:t>
       </w:r>
       <w:proofErr w:type="spellEnd"/>
       <w:r>
         <w:rPr>
           <w:sz w:val="24"/>
         </w:rPr>
-        <w:t xml:space="preserve"> соответствует удалению существующих правил из таблицы. Он позволяет исследовать стоимость уменьшения структуры и оценить, насколько эффективно алгоритмы поддерживают изменение множества ключей в ст</w:t>
-      </w:r>
-      <w:r>
-        <w:rPr>
-          <w:sz w:val="24"/>
-        </w:rPr>
-        <w:t>орону сокращения.</w:t>
+        <w:t xml:space="preserve"> описывает изменение значения существующего ключа или добавление нового правила.</w:t>
       </w:r>
     </w:p>
     <w:p>
@@ -43861,7 +43714,7 @@
           <w:rFonts w:ascii="Courier New" w:hAnsi="Courier New" w:cs="Courier New"/>
           <w:sz w:val="24"/>
         </w:rPr>
-        <w:t>update</w:t>
+        <w:t>mixed</w:t>
       </w:r>
       <w:proofErr w:type="spellEnd"/>
       <w:r>
@@ -43869,7 +43722,7 @@
           <w:rFonts w:ascii="Courier New" w:hAnsi="Courier New" w:cs="Courier New"/>
           <w:sz w:val="24"/>
         </w:rPr>
-        <w:t>/</w:t>
+        <w:t xml:space="preserve"> </w:t>
       </w:r>
       <w:proofErr w:type="spellStart"/>
       <w:r>
@@ -43877,28 +43730,20 @@
           <w:rFonts w:ascii="Courier New" w:hAnsi="Courier New" w:cs="Courier New"/>
           <w:sz w:val="24"/>
         </w:rPr>
-        <w:t>upsert</w:t>
+        <w:t>workload</w:t>
       </w:r>
       <w:proofErr w:type="spellEnd"/>
       <w:r>
         <w:rPr>
           <w:sz w:val="24"/>
         </w:rPr>
-        <w:t xml:space="preserve"> ориентирован на изменение значения для уже существующего ключа либо на обработку операций смешанного типа, когда новое правило </w:t>
-      </w:r>
-      <w:proofErr w:type="gramStart"/>
-      <w:r>
-        <w:rPr>
-          <w:sz w:val="24"/>
-        </w:rPr>
-        <w:t>может</w:t>
-      </w:r>
-      <w:proofErr w:type="gramEnd"/>
-      <w:r>
-        <w:rPr>
-          <w:sz w:val="24"/>
-        </w:rPr>
-        <w:t xml:space="preserve"> как обновлять уже имеющийся ключ, так и добавлять новый. </w:t>
+        <w:t xml:space="preserve"> представляет собой смешанную нагрузку, в которой операции поиска и модификации выполняются совместно в заданных или эмпирич</w:t>
+      </w:r>
+      <w:r>
+        <w:rPr>
+          <w:sz w:val="24"/>
+        </w:rPr>
+        <w:t>ески полученных пропорциях.</w:t>
       </w:r>
     </w:p>
     <w:p>
@@ -43913,44 +43758,7 @@
         <w:rPr>
           <w:sz w:val="24"/>
         </w:rPr>
-        <w:t>С</w:t>
-      </w:r>
-      <w:r>
-        <w:rPr>
-          <w:sz w:val="24"/>
-        </w:rPr>
-        <w:t xml:space="preserve">ценарий </w:t>
-      </w:r>
-      <w:proofErr w:type="spellStart"/>
-      <w:r>
-        <w:rPr>
-          <w:rFonts w:ascii="Courier New" w:hAnsi="Courier New" w:cs="Courier New"/>
-          <w:sz w:val="24"/>
-        </w:rPr>
-        <w:t>mixed</w:t>
-      </w:r>
-      <w:proofErr w:type="spellEnd"/>
-      <w:r>
-        <w:rPr>
-          <w:rFonts w:ascii="Courier New" w:hAnsi="Courier New" w:cs="Courier New"/>
-          <w:sz w:val="24"/>
-        </w:rPr>
-        <w:t xml:space="preserve"> </w:t>
-      </w:r>
-      <w:proofErr w:type="spellStart"/>
-      <w:r>
-        <w:rPr>
-          <w:rFonts w:ascii="Courier New" w:hAnsi="Courier New" w:cs="Courier New"/>
-          <w:sz w:val="24"/>
-        </w:rPr>
-        <w:t>workload</w:t>
-      </w:r>
-      <w:proofErr w:type="spellEnd"/>
-      <w:r>
-        <w:rPr>
-          <w:sz w:val="24"/>
-        </w:rPr>
-        <w:t xml:space="preserve"> представляет собой смешанную нагрузку, в которой операции поиска, вставки, удаления и обновления выполняются совместно в заранее заданных или эмпирически полученных пропорциях. Такой сценарий используется для оценки поведения алгоритмов в режиме, более близком к реальной эксплуатации, где таблица одновременно служит для поиска и подвергается изменениям.</w:t>
+        <w:t>Такое разделение позволяет отдельно оценить базовые операции и затем исследовать поведение алгоритмов в режиме, более близком к практической эксплуатации.</w:t>
       </w:r>
     </w:p>
     <w:p>
@@ -43966,16 +43774,11 @@
         <w:pStyle w:val="2"/>
       </w:pPr>
       <w:r>
-        <w:t>5.4. Измеряемые метрики</w:t>
-      </w:r>
-    </w:p>
-    <w:p>
-      <w:pPr>
-        <w:spacing w:line="240" w:lineRule="auto"/>
-        <w:rPr>
-          <w:sz w:val="24"/>
-        </w:rPr>
-      </w:pPr>
+        <w:t>7</w:t>
+      </w:r>
+      <w:r>
+        <w:t>.4. Измеряемые метрики</w:t>
+      </w:r>
     </w:p>
     <w:p>
       <w:pPr>
@@ -43989,7 +43792,7 @@
         <w:rPr>
           <w:sz w:val="24"/>
         </w:rPr>
-        <w:t>Для сопоставления исследуемых алгоритмов в работе используется набор метрик, отражающих как абсолютную стоимость выполнения операций, так и внутренние свойства самих структур данных. Выбор этих метрик определяется спецификой задачи представления таблицы классификации MAC-VLAN. Поскольку такая таблица применяется на критическом пути обработки пакета, существенное значение имеют не только общее время работы алгоритма, но и число обращений к хеш-функциям, интенсивность работы с памятью, частота реконструкции структуры и способность алгоритма поддерживать входящий поток запросов без накопления отставания.</w:t>
+        <w:t xml:space="preserve">Для сопоставления исследуемых алгоритмов в работе используется набор метрик, отражающих как абсолютную стоимость выполнения операций, так и внутренние свойства самих структур данных. Выбор этих метрик определяется спецификой задачи представления таблицы классификации MAC-VLAN, где важны не только общее время работы алгоритма, но и число обращений к хеш-функциям, интенсивность работы с памятью и устойчивость структуры к динамическим изменениям. Все метрики в стенде регистрируются единообразно: для отдельных операций фиксируются их индивидуальные значения, а для серий экспериментов вычисляются усреднённые характеристики. </w:t>
       </w:r>
     </w:p>
     <w:p>
@@ -44002,21 +43805,72 @@
       </w:pPr>
       <w:r>
         <w:rPr>
-          <w:sz w:val="24"/>
-        </w:rPr>
-        <w:t xml:space="preserve">Все метрики в рамках стенда регистрируются единообразно для всех алгоритмов. Для отдельных операций вычисляются их индивидуальные значения, </w:t>
-      </w:r>
-      <w:r>
-        <w:rPr>
-          <w:sz w:val="24"/>
-        </w:rPr>
-        <w:t>а для серий экспериментов -</w:t>
-      </w:r>
-      <w:r>
-        <w:rPr>
-          <w:sz w:val="24"/>
-        </w:rPr>
-        <w:t xml:space="preserve"> усреднённые характеристики по нескольким прогонам. В сценариях с большим числом однотипных запросов измеряемые величины, как правило, нормируются на число выполненных операций, что позволяет интерпретировать их как среднюю стоимость одной операции.</w:t>
+          <w:b/>
+          <w:sz w:val="24"/>
+        </w:rPr>
+        <w:t>Время выполнения</w:t>
+      </w:r>
+      <w:r>
+        <w:rPr>
+          <w:sz w:val="24"/>
+        </w:rPr>
+        <w:t xml:space="preserve"> используется как основная интегральная характеристика производительности. Оно показывает, сколько процессорного времени требуется на построение структуры или выполнение заданного сценария нагрузки. В работе отдельно измеряется время построения, а также время выполнения операций </w:t>
+      </w:r>
+      <w:proofErr w:type="spellStart"/>
+      <w:r>
+        <w:rPr>
+          <w:sz w:val="24"/>
+        </w:rPr>
+        <w:t>find</w:t>
+      </w:r>
+      <w:proofErr w:type="spellEnd"/>
+      <w:r>
+        <w:rPr>
+          <w:sz w:val="24"/>
+        </w:rPr>
+        <w:t xml:space="preserve">, </w:t>
+      </w:r>
+      <w:proofErr w:type="spellStart"/>
+      <w:r>
+        <w:rPr>
+          <w:sz w:val="24"/>
+        </w:rPr>
+        <w:t>insert</w:t>
+      </w:r>
+      <w:proofErr w:type="spellEnd"/>
+      <w:r>
+        <w:rPr>
+          <w:sz w:val="24"/>
+        </w:rPr>
+        <w:t xml:space="preserve">, </w:t>
+      </w:r>
+      <w:proofErr w:type="spellStart"/>
+      <w:r>
+        <w:rPr>
+          <w:sz w:val="24"/>
+        </w:rPr>
+        <w:t>delete</w:t>
+      </w:r>
+      <w:proofErr w:type="spellEnd"/>
+      <w:r>
+        <w:rPr>
+          <w:sz w:val="24"/>
+        </w:rPr>
+        <w:t xml:space="preserve">, </w:t>
+      </w:r>
+      <w:proofErr w:type="spellStart"/>
+      <w:r>
+        <w:rPr>
+          <w:sz w:val="24"/>
+        </w:rPr>
+        <w:t>update</w:t>
+      </w:r>
+      <w:proofErr w:type="spellEnd"/>
+      <w:r>
+        <w:rPr>
+          <w:sz w:val="24"/>
+        </w:rPr>
+        <w:t xml:space="preserve"> и смешанной нагрузки. </w:t>
       </w:r>
     </w:p>
     <w:p>
@@ -44024,17 +43878,9 @@
         <w:spacing w:line="240" w:lineRule="auto"/>
         <w:ind w:firstLine="567"/>
         <w:rPr>
-          <w:b/>
-          <w:sz w:val="24"/>
-        </w:rPr>
-      </w:pPr>
-      <w:r>
-        <w:rPr>
-          <w:b/>
-          <w:sz w:val="24"/>
-        </w:rPr>
-        <w:t>Время выполнения</w:t>
-      </w:r>
+          <w:sz w:val="24"/>
+        </w:rPr>
+      </w:pPr>
     </w:p>
     <w:p>
       <w:pPr>
@@ -44044,6 +43890,64 @@
           <w:sz w:val="24"/>
         </w:rPr>
       </w:pPr>
+      <w:r>
+        <w:rPr>
+          <w:b/>
+          <w:sz w:val="24"/>
+        </w:rPr>
+        <w:lastRenderedPageBreak/>
+        <w:t>Память</w:t>
+      </w:r>
+      <w:r>
+        <w:rPr>
+          <w:sz w:val="24"/>
+        </w:rPr>
+        <w:t xml:space="preserve"> рассматривается как вторая</w:t>
+      </w:r>
+      <w:r>
+        <w:rPr>
+          <w:sz w:val="24"/>
+        </w:rPr>
+        <w:t xml:space="preserve"> фундаментальная характеристика.</w:t>
+      </w:r>
+      <w:r>
+        <w:rPr>
+          <w:sz w:val="24"/>
+        </w:rPr>
+        <w:t xml:space="preserve"> В работе измеряется суммарный объём памяти, занимаемый программным представлением структуры. Для модифицированного метода дополнительно может оцениваться память только </w:t>
+      </w:r>
+      <w:proofErr w:type="gramStart"/>
+      <w:r>
+        <w:rPr>
+          <w:sz w:val="24"/>
+        </w:rPr>
+        <w:t>опубликованной</w:t>
+      </w:r>
+      <w:proofErr w:type="gramEnd"/>
+      <w:r>
+        <w:rPr>
+          <w:sz w:val="24"/>
+        </w:rPr>
+        <w:t xml:space="preserve"> </w:t>
+      </w:r>
+      <w:r>
+        <w:rPr>
+          <w:sz w:val="24"/>
+        </w:rPr>
+        <w:t>поиск</w:t>
+      </w:r>
+      <w:r>
+        <w:rPr>
+          <w:sz w:val="24"/>
+        </w:rPr>
+        <w:t>-структуры, что позволяет отдельно анализировать ком</w:t>
+      </w:r>
+      <w:r>
+        <w:rPr>
+          <w:sz w:val="24"/>
+        </w:rPr>
+        <w:t>пактность рабочего слоя поиска.</w:t>
+      </w:r>
     </w:p>
     <w:p>
       <w:pPr>
@@ -44055,134 +43959,36 @@
       </w:pPr>
       <w:r>
         <w:rPr>
-          <w:sz w:val="24"/>
-        </w:rPr>
-        <w:t>Временная метрика используется как основная интегральная характеристика производительности алгоритма. Она показывает, сколько реального процессорного времени требуется на выполнение построения структуры или заданного сценария нагрузки. Для её измерения фиксируется момент начала выполнения сценария и момент его завершения, после чего время вычисляе</w:t>
-      </w:r>
-      <w:r>
-        <w:rPr>
-          <w:sz w:val="24"/>
-        </w:rPr>
-        <w:t xml:space="preserve">тся как разность этих значений. </w:t>
-      </w:r>
-      <w:r>
-        <w:rPr>
-          <w:sz w:val="24"/>
-        </w:rPr>
-        <w:t xml:space="preserve">В рамках работы временная метрика используется в двух основных режимах. </w:t>
-      </w:r>
-    </w:p>
-    <w:p>
-      <w:pPr>
-        <w:pStyle w:val="a3"/>
-        <w:numPr>
-          <w:ilvl w:val="0"/>
-          <w:numId w:val="40"/>
-        </w:numPr>
-        <w:spacing w:line="240" w:lineRule="auto"/>
-        <w:rPr>
-          <w:sz w:val="24"/>
-        </w:rPr>
-      </w:pPr>
-      <w:r>
-        <w:rPr>
-          <w:sz w:val="24"/>
-        </w:rPr>
-        <w:t>О</w:t>
-      </w:r>
-      <w:r>
-        <w:rPr>
-          <w:sz w:val="24"/>
-        </w:rPr>
-        <w:t xml:space="preserve">тдельно оценивается время построения структуры, что позволяет судить о стоимости инициализации и полной реконструкции. </w:t>
-      </w:r>
-    </w:p>
-    <w:p>
-      <w:pPr>
-        <w:pStyle w:val="a3"/>
-        <w:numPr>
-          <w:ilvl w:val="0"/>
-          <w:numId w:val="40"/>
-        </w:numPr>
-        <w:spacing w:line="240" w:lineRule="auto"/>
-        <w:rPr>
-          <w:sz w:val="24"/>
-        </w:rPr>
-      </w:pPr>
-      <w:r>
-        <w:rPr>
-          <w:sz w:val="24"/>
-        </w:rPr>
-        <w:t>И</w:t>
-      </w:r>
-      <w:r>
-        <w:rPr>
-          <w:sz w:val="24"/>
-        </w:rPr>
-        <w:t xml:space="preserve">змеряется время выполнения сценариев </w:t>
+          <w:b/>
+          <w:sz w:val="24"/>
+        </w:rPr>
+        <w:t>Число вызовов хеш-функций</w:t>
+      </w:r>
+      <w:r>
+        <w:rPr>
+          <w:sz w:val="24"/>
+        </w:rPr>
+        <w:t xml:space="preserve"> фиксируется метрикой </w:t>
       </w:r>
       <w:proofErr w:type="spellStart"/>
       <w:r>
         <w:rPr>
-          <w:rFonts w:ascii="Courier New" w:hAnsi="Courier New" w:cs="Courier New"/>
-          <w:sz w:val="24"/>
-        </w:rPr>
-        <w:t>find</w:t>
+          <w:sz w:val="24"/>
+        </w:rPr>
+        <w:t>hash_calls_total</w:t>
       </w:r>
       <w:proofErr w:type="spellEnd"/>
       <w:r>
         <w:rPr>
-          <w:rFonts w:ascii="Courier New" w:hAnsi="Courier New" w:cs="Courier New"/>
-          <w:sz w:val="24"/>
-        </w:rPr>
-        <w:t xml:space="preserve">, </w:t>
-      </w:r>
-      <w:proofErr w:type="spellStart"/>
-      <w:r>
-        <w:rPr>
-          <w:rFonts w:ascii="Courier New" w:hAnsi="Courier New" w:cs="Courier New"/>
-          <w:sz w:val="24"/>
-        </w:rPr>
-        <w:t>insert</w:t>
-      </w:r>
-      <w:proofErr w:type="spellEnd"/>
-      <w:r>
-        <w:rPr>
-          <w:rFonts w:ascii="Courier New" w:hAnsi="Courier New" w:cs="Courier New"/>
-          <w:sz w:val="24"/>
-        </w:rPr>
-        <w:t xml:space="preserve">, </w:t>
-      </w:r>
-      <w:proofErr w:type="spellStart"/>
-      <w:r>
-        <w:rPr>
-          <w:rFonts w:ascii="Courier New" w:hAnsi="Courier New" w:cs="Courier New"/>
-          <w:sz w:val="24"/>
-        </w:rPr>
-        <w:t>delete</w:t>
-      </w:r>
-      <w:proofErr w:type="spellEnd"/>
-      <w:r>
-        <w:rPr>
-          <w:rFonts w:ascii="Courier New" w:hAnsi="Courier New" w:cs="Courier New"/>
-          <w:sz w:val="24"/>
-        </w:rPr>
-        <w:t xml:space="preserve">, </w:t>
-      </w:r>
-      <w:proofErr w:type="spellStart"/>
-      <w:r>
-        <w:rPr>
-          <w:rFonts w:ascii="Courier New" w:hAnsi="Courier New" w:cs="Courier New"/>
-          <w:sz w:val="24"/>
-        </w:rPr>
-        <w:t>update</w:t>
-      </w:r>
-      <w:proofErr w:type="spellEnd"/>
-      <w:r>
-        <w:rPr>
-          <w:sz w:val="24"/>
-        </w:rPr>
-        <w:t xml:space="preserve"> и смешанной нагрузки. </w:t>
+          <w:sz w:val="24"/>
+        </w:rPr>
+        <w:t>. Она отражает логическое число обращений алгоритма к хеш-функциям при выполнении операций и удобна как более абстрактная характеристика, не зависящая от конкретной стоимости отдельного вызова. Для поиска эта величина показывает, сколько раз требуется вычислить положение ключа, а для вставки, удаления и обновления — насколько интенсивно алгоритм использует хеширование при</w:t>
+      </w:r>
+      <w:r>
+        <w:rPr>
+          <w:sz w:val="24"/>
+        </w:rPr>
+        <w:t xml:space="preserve"> изменении состояния структуры.</w:t>
       </w:r>
     </w:p>
     <w:p>
@@ -44195,9 +44001,36 @@
       </w:pPr>
       <w:r>
         <w:rPr>
-          <w:sz w:val="24"/>
-        </w:rPr>
-        <w:t>Содержательно эта метрика показывает итоговую практическую цену использования алгоритма в программной реализации, включая как собственно алгоритмические действия, так и сопутствующие расходы на организацию внутренних структур данных.</w:t>
+          <w:b/>
+          <w:sz w:val="24"/>
+        </w:rPr>
+        <w:t>Число обращений к памяти</w:t>
+      </w:r>
+      <w:r>
+        <w:rPr>
+          <w:sz w:val="24"/>
+        </w:rPr>
+        <w:t xml:space="preserve"> задаётся метрикой </w:t>
+      </w:r>
+      <w:proofErr w:type="spellStart"/>
+      <w:r>
+        <w:rPr>
+          <w:sz w:val="24"/>
+        </w:rPr>
+        <w:t>memory_count</w:t>
+      </w:r>
+      <w:proofErr w:type="spellEnd"/>
+      <w:r>
+        <w:rPr>
+          <w:sz w:val="24"/>
+        </w:rPr>
+        <w:t>. Она отражает не аппаратные обращения к оперативной памяти, а модельную оценку числа чтений и записей в ключевые внутренние структуры данных. Для Отелло эта метрика особенно важна, поскольку эффективность поиска во многом определяется числом обращений к рабочим массивам, а для динамических операций она показывает степень локальности вн</w:t>
+      </w:r>
+      <w:r>
+        <w:rPr>
+          <w:sz w:val="24"/>
+        </w:rPr>
+        <w:t>осимых изменений.</w:t>
       </w:r>
     </w:p>
     <w:p>
@@ -44205,16 +44038,55 @@
         <w:spacing w:line="240" w:lineRule="auto"/>
         <w:ind w:firstLine="567"/>
         <w:rPr>
+          <w:sz w:val="24"/>
+        </w:rPr>
+      </w:pPr>
+      <w:r>
+        <w:rPr>
           <w:b/>
           <w:sz w:val="24"/>
         </w:rPr>
-      </w:pPr>
-      <w:r>
-        <w:rPr>
-          <w:b/>
-          <w:sz w:val="24"/>
-        </w:rPr>
-        <w:t>Память</w:t>
+        <w:t>Число реконструкций структуры</w:t>
+      </w:r>
+      <w:r>
+        <w:rPr>
+          <w:sz w:val="24"/>
+        </w:rPr>
+        <w:t xml:space="preserve"> учитывается метрикой </w:t>
+      </w:r>
+      <w:proofErr w:type="spellStart"/>
+      <w:r>
+        <w:rPr>
+          <w:sz w:val="24"/>
+        </w:rPr>
+        <w:t>reconstruction_count</w:t>
+      </w:r>
+      <w:proofErr w:type="spellEnd"/>
+      <w:r>
+        <w:rPr>
+          <w:sz w:val="24"/>
+        </w:rPr>
+        <w:t xml:space="preserve">. Она показывает, как часто алгоритм не может продолжить работу с текущим внутренним </w:t>
+      </w:r>
+      <w:proofErr w:type="gramStart"/>
+      <w:r>
+        <w:rPr>
+          <w:sz w:val="24"/>
+        </w:rPr>
+        <w:t>представлением</w:t>
+      </w:r>
+      <w:proofErr w:type="gramEnd"/>
+      <w:r>
+        <w:rPr>
+          <w:sz w:val="24"/>
+        </w:rPr>
+        <w:t xml:space="preserve"> и вынужден выполнять полную перестройку структуры. В отличие от времени одной операции, эта метрика характеризует не локальную стоимость, а общую устойчивость метода к росту табли</w:t>
+      </w:r>
+      <w:r>
+        <w:rPr>
+          <w:sz w:val="24"/>
+        </w:rPr>
+        <w:t>цы и к динамическим изменениям.</w:t>
       </w:r>
     </w:p>
     <w:p>
@@ -44225,23 +44097,16 @@
           <w:sz w:val="24"/>
         </w:rPr>
       </w:pPr>
-      <w:r>
-        <w:rPr>
-          <w:sz w:val="24"/>
-        </w:rPr>
-        <w:t>Память рассматривается как вторая фундаментальная характеристика, непосредственно связанная с применимостью структуры данных для задачи классификации. Для алгоритмов, ориентированных на использование в сетевом оборудовании, память имеет принципиальное значение, поскольку рост объёма хранимого состояния прямо влияет на масштабируемость решения и на возможность его эффективного ра</w:t>
-      </w:r>
-      <w:r>
-        <w:rPr>
-          <w:sz w:val="24"/>
-        </w:rPr>
-        <w:t xml:space="preserve">змещения в быстром слое памяти. </w:t>
-      </w:r>
-      <w:r>
-        <w:rPr>
-          <w:sz w:val="24"/>
-        </w:rPr>
-        <w:t xml:space="preserve">В работе измеряется суммарный объём памяти, занимаемый программным представлением структуры. </w:t>
+    </w:p>
+    <w:p>
+      <w:pPr>
+        <w:pStyle w:val="2"/>
+      </w:pPr>
+      <w:r>
+        <w:t>7</w:t>
+      </w:r>
+      <w:r>
+        <w:t>.5. Параметры экспериментов</w:t>
       </w:r>
     </w:p>
     <w:p>
@@ -44256,398 +44121,13 @@
         <w:rPr>
           <w:sz w:val="24"/>
         </w:rPr>
-        <w:t xml:space="preserve">Для модифицированного метода дополнительно может рассматриваться память только </w:t>
-      </w:r>
-      <w:proofErr w:type="gramStart"/>
-      <w:r>
-        <w:rPr>
-          <w:sz w:val="24"/>
-        </w:rPr>
-        <w:t>опубликованной</w:t>
-      </w:r>
-      <w:proofErr w:type="gramEnd"/>
-      <w:r>
-        <w:rPr>
-          <w:sz w:val="24"/>
-        </w:rPr>
-        <w:t xml:space="preserve"> </w:t>
-      </w:r>
-      <w:r>
-        <w:rPr>
-          <w:sz w:val="24"/>
-        </w:rPr>
-        <w:t>поиск</w:t>
-      </w:r>
-      <w:r>
-        <w:rPr>
-          <w:sz w:val="24"/>
-        </w:rPr>
-        <w:t xml:space="preserve">-структуры. </w:t>
-      </w:r>
-    </w:p>
-    <w:p>
-      <w:pPr>
-        <w:spacing w:line="240" w:lineRule="auto"/>
-        <w:ind w:firstLine="567"/>
-        <w:rPr>
-          <w:b/>
-          <w:sz w:val="24"/>
-        </w:rPr>
-      </w:pPr>
-      <w:r>
-        <w:rPr>
-          <w:b/>
-          <w:sz w:val="24"/>
-        </w:rPr>
-        <w:t>Число вызовов хеш-функций</w:t>
-      </w:r>
-    </w:p>
-    <w:p>
-      <w:pPr>
-        <w:spacing w:line="240" w:lineRule="auto"/>
-        <w:ind w:firstLine="567"/>
-        <w:rPr>
-          <w:sz w:val="24"/>
-        </w:rPr>
-      </w:pPr>
-      <w:r>
-        <w:rPr>
-          <w:sz w:val="24"/>
-        </w:rPr>
-        <w:t xml:space="preserve">Метрика </w:t>
-      </w:r>
-      <w:proofErr w:type="spellStart"/>
-      <w:r>
-        <w:rPr>
-          <w:rFonts w:ascii="Courier New" w:hAnsi="Courier New" w:cs="Courier New"/>
-          <w:sz w:val="24"/>
-        </w:rPr>
-        <w:t>hash_</w:t>
-      </w:r>
-      <w:r>
-        <w:rPr>
-          <w:rFonts w:ascii="Courier New" w:hAnsi="Courier New" w:cs="Courier New"/>
-          <w:sz w:val="24"/>
-        </w:rPr>
-        <w:t>calls</w:t>
-      </w:r>
-      <w:proofErr w:type="spellEnd"/>
-      <w:r>
-        <w:rPr>
-          <w:rFonts w:ascii="Courier New" w:hAnsi="Courier New" w:cs="Courier New"/>
-          <w:sz w:val="24"/>
-        </w:rPr>
-        <w:t>_</w:t>
-      </w:r>
-      <w:r>
-        <w:rPr>
-          <w:rFonts w:ascii="Courier New" w:hAnsi="Courier New" w:cs="Courier New"/>
-          <w:sz w:val="24"/>
-          <w:lang w:val="en-GB"/>
-        </w:rPr>
-        <w:t>total</w:t>
-      </w:r>
-      <w:r>
-        <w:rPr>
-          <w:sz w:val="24"/>
-        </w:rPr>
-        <w:t xml:space="preserve"> фиксирует логическое число обращений алгоритма к хеш-функциям в процессе выполнения операций. Она не зависит от конкретной стоимости отдельного вызова и потому удобна как более абстрактная характеристика структуры данных.</w:t>
-      </w:r>
-    </w:p>
-    <w:p>
-      <w:pPr>
-        <w:spacing w:line="240" w:lineRule="auto"/>
-        <w:ind w:firstLine="567"/>
-        <w:rPr>
-          <w:sz w:val="24"/>
-        </w:rPr>
-      </w:pPr>
-      <w:r>
-        <w:rPr>
-          <w:sz w:val="24"/>
-        </w:rPr>
-        <w:t xml:space="preserve">Для поиска эта величина отражает, сколько раз алгоритм должен вычислить </w:t>
-      </w:r>
-      <w:proofErr w:type="spellStart"/>
-      <w:r>
-        <w:rPr>
-          <w:sz w:val="24"/>
-        </w:rPr>
-        <w:t>хеш</w:t>
-      </w:r>
-      <w:proofErr w:type="spellEnd"/>
-      <w:r>
-        <w:rPr>
-          <w:sz w:val="24"/>
-        </w:rPr>
-        <w:t>-значение ключа, чтобы определить его положение в структуре. Для вставки, удаления и обновления она показывает, насколько интенсивно алгоритм обращается к хешированию при модиф</w:t>
-      </w:r>
-      <w:r>
-        <w:rPr>
-          <w:sz w:val="24"/>
-        </w:rPr>
-        <w:t>икации состояния. Э</w:t>
-      </w:r>
-      <w:r>
-        <w:rPr>
-          <w:sz w:val="24"/>
-        </w:rPr>
-        <w:t>то важная характеристика, поскольку даже при одинаковом асимптотическом порядке алгоритмы могут существенно различаться по фактичес</w:t>
-      </w:r>
-      <w:r>
-        <w:rPr>
-          <w:sz w:val="24"/>
-        </w:rPr>
-        <w:t>кому числу вызовов хеш-функции.</w:t>
-      </w:r>
-    </w:p>
-    <w:p>
-      <w:pPr>
-        <w:spacing w:line="240" w:lineRule="auto"/>
-        <w:ind w:firstLine="567"/>
-        <w:rPr>
-          <w:sz w:val="24"/>
-        </w:rPr>
-      </w:pPr>
-      <w:r>
-        <w:rPr>
-          <w:sz w:val="24"/>
-        </w:rPr>
-        <w:t xml:space="preserve">В контексте данной работы эта метрика особенно полезна для сравнения структур, использующих различное число позиций размещения и различную схему доступа к данным. Она позволяет отделить стоимость собственно хеширования от других аспектов </w:t>
-      </w:r>
-      <w:r>
-        <w:rPr>
-          <w:sz w:val="24"/>
-        </w:rPr>
-        <w:lastRenderedPageBreak/>
-        <w:t xml:space="preserve">реализации, например от </w:t>
-      </w:r>
-      <w:proofErr w:type="gramStart"/>
-      <w:r>
-        <w:rPr>
-          <w:sz w:val="24"/>
-        </w:rPr>
-        <w:t>работы</w:t>
-      </w:r>
-      <w:proofErr w:type="gramEnd"/>
-      <w:r>
-        <w:rPr>
-          <w:sz w:val="24"/>
-        </w:rPr>
-        <w:t xml:space="preserve"> с графом или от массовых изменений внутренних массивов.</w:t>
-      </w:r>
-    </w:p>
-    <w:p>
-      <w:pPr>
-        <w:spacing w:line="240" w:lineRule="auto"/>
-        <w:ind w:firstLine="567"/>
-        <w:rPr>
-          <w:b/>
-          <w:sz w:val="24"/>
-        </w:rPr>
-      </w:pPr>
-      <w:r>
-        <w:rPr>
-          <w:b/>
-          <w:sz w:val="24"/>
-        </w:rPr>
-        <w:t>Число обращений к памяти</w:t>
-      </w:r>
-    </w:p>
-    <w:p>
-      <w:pPr>
-        <w:pStyle w:val="af4"/>
-        <w:ind w:firstLine="567"/>
-        <w:jc w:val="both"/>
-      </w:pPr>
-      <w:r>
-        <w:t xml:space="preserve">Метрика </w:t>
-      </w:r>
-      <w:proofErr w:type="spellStart"/>
-      <w:r>
-        <w:rPr>
-          <w:rStyle w:val="HTML"/>
-          <w:sz w:val="24"/>
-          <w:szCs w:val="24"/>
-        </w:rPr>
-        <w:t>memory_count</w:t>
-      </w:r>
-      <w:proofErr w:type="spellEnd"/>
-      <w:r>
-        <w:t xml:space="preserve"> отражает число обращений алгоритма к ключевым внутренним структурам данных. Важно подчеркнуть, что здесь речь идёт не о прямом аппаратном измерении обращений к оперативной памяти, а о модельной оценке количества чтений и записей, выполняемых алгоритмом над своими рабочими массивами и служебными контейнерами.</w:t>
-      </w:r>
-      <w:r>
-        <w:t xml:space="preserve"> </w:t>
-      </w:r>
-    </w:p>
-    <w:p>
-      <w:pPr>
-        <w:pStyle w:val="af4"/>
-        <w:ind w:firstLine="567"/>
-        <w:jc w:val="both"/>
-      </w:pPr>
-      <w:r>
-        <w:t>Эта метрика особенно значима для структур, ориентированных на быстрый доступ, поскольку в задачах классификации пакетов стоимость обращения к памяти зачастую критичнее, чем стоимость арифметических операций. Для метода Отелло число обращений к рабочим массивам является одной из ключевых характеристик, определяющих эффективность поиска. Для динамических операций эта метрика показывает, насколько локальны модификации внутреннего состояния и как сильно алгоритм затрагивает уже построенную структуру при обновлениях.</w:t>
-      </w:r>
-    </w:p>
-    <w:p>
-      <w:pPr>
-        <w:pStyle w:val="af4"/>
-        <w:ind w:firstLine="567"/>
-        <w:jc w:val="both"/>
-        <w:rPr>
-          <w:b/>
-        </w:rPr>
-      </w:pPr>
-      <w:r>
-        <w:rPr>
-          <w:b/>
-        </w:rPr>
-        <w:t>Число реконструкций структуры</w:t>
-      </w:r>
-    </w:p>
-    <w:p>
-      <w:pPr>
-        <w:pStyle w:val="af4"/>
-        <w:ind w:firstLine="567"/>
-        <w:jc w:val="both"/>
-      </w:pPr>
-      <w:r>
-        <w:t xml:space="preserve">Метрика </w:t>
-      </w:r>
-      <w:proofErr w:type="spellStart"/>
-      <w:r>
-        <w:rPr>
-          <w:rFonts w:ascii="Courier New" w:hAnsi="Courier New" w:cs="Courier New"/>
-        </w:rPr>
-        <w:t>reconstruction_count</w:t>
-      </w:r>
-      <w:proofErr w:type="spellEnd"/>
-      <w:r>
-        <w:t xml:space="preserve"> используется для оценки частоты тех ситуаций, в которых алгоритм не может продолжить работу с текущим внутренним </w:t>
-      </w:r>
-      <w:proofErr w:type="gramStart"/>
-      <w:r>
-        <w:t>представлением</w:t>
-      </w:r>
-      <w:proofErr w:type="gramEnd"/>
-      <w:r>
-        <w:t xml:space="preserve"> и вынужден выполнять полную реконструкцию структуры. </w:t>
-      </w:r>
-      <w:r>
-        <w:t>Д</w:t>
-      </w:r>
-      <w:r>
-        <w:t xml:space="preserve">анная метрика показывает устойчивость структуры к росту множества ключей и к динамическим изменениям таблицы. Если время одной операции характеризует локальную стоимость, то число реконструкций характеризует глобальную стабильность алгоритма. Для практического применения эта величина особенно важна, поскольку редкие, но очень дорогие </w:t>
-      </w:r>
-      <w:r>
-        <w:rPr>
-          <w:lang w:val="en-GB"/>
-        </w:rPr>
-        <w:t>reconstruction</w:t>
-      </w:r>
-      <w:r>
-        <w:t>-сценарии могут существенно влиять на поведение алгоритма в длительной серии обновлений.</w:t>
-      </w:r>
-    </w:p>
-    <w:p>
-      <w:pPr>
-        <w:pStyle w:val="af4"/>
-        <w:ind w:firstLine="567"/>
-        <w:rPr>
-          <w:b/>
-        </w:rPr>
-      </w:pPr>
-      <w:r>
-        <w:rPr>
-          <w:b/>
-        </w:rPr>
-        <w:t>Совместная интерпретация метрик</w:t>
-      </w:r>
-    </w:p>
-    <w:p>
-      <w:pPr>
-        <w:pStyle w:val="af4"/>
-        <w:ind w:firstLine="567"/>
-        <w:jc w:val="both"/>
-      </w:pPr>
-      <w:r>
-        <w:t>Каждая из перечисленных метрик отражает лишь одну сторону поведения алгоритма, и потому в работе они рассматриваются совместно. Время показывает общу</w:t>
-      </w:r>
-      <w:r>
-        <w:t xml:space="preserve">ю стоимость выполнения, память </w:t>
-      </w:r>
-      <w:r>
-        <w:t xml:space="preserve">- компактность представления, число вызовов хеш-функций и число обращений к памяти характеризуют внутреннюю структуру операций, </w:t>
-      </w:r>
-      <w:r>
-        <w:t xml:space="preserve">а </w:t>
-      </w:r>
-      <w:r>
-        <w:t>число реконструкций отражает устойчивость к динамическим изменениям</w:t>
-      </w:r>
-      <w:r>
-        <w:t xml:space="preserve">. </w:t>
-      </w:r>
-      <w:r>
-        <w:t xml:space="preserve">Такой набор метрик позволяет анализировать алгоритмы на нескольких уровнях одновременно: как программные реализации, как структуры данных и как кандидаты для практического использования </w:t>
-      </w:r>
-      <w:r>
-        <w:t>в задаче классификации пакетов.</w:t>
-      </w:r>
-    </w:p>
-    <w:p>
-      <w:pPr>
-        <w:pStyle w:val="2"/>
-      </w:pPr>
-      <w:r>
-        <w:t>5.5. Параметры экспериментов</w:t>
-      </w:r>
-    </w:p>
-    <w:p>
-      <w:pPr>
-        <w:spacing w:line="240" w:lineRule="auto"/>
-        <w:ind w:firstLine="567"/>
-        <w:rPr>
-          <w:sz w:val="24"/>
-        </w:rPr>
-      </w:pPr>
-      <w:r>
-        <w:rPr>
-          <w:sz w:val="24"/>
-        </w:rPr>
-        <w:t xml:space="preserve">Параметры экспериментального исследования в программном стенде задаются явно и одинаково применяются ко всем сравниваемым алгоритмам. Это необходимо для того, </w:t>
-      </w:r>
-      <w:r>
-        <w:rPr>
-          <w:sz w:val="24"/>
-        </w:rPr>
-        <w:lastRenderedPageBreak/>
-        <w:t xml:space="preserve">чтобы результаты были воспроизводимыми и сопоставимыми как между разными методами, так и между разными сериями </w:t>
-      </w:r>
-      <w:r>
-        <w:rPr>
-          <w:sz w:val="24"/>
-        </w:rPr>
-        <w:t>запусков. П</w:t>
-      </w:r>
-      <w:r>
-        <w:rPr>
-          <w:sz w:val="24"/>
-        </w:rPr>
-        <w:t xml:space="preserve">араметры экспериментов разделяются на параметры синтетических сценариев и параметры </w:t>
-      </w:r>
-      <w:r>
-        <w:rPr>
-          <w:sz w:val="24"/>
-        </w:rPr>
-        <w:t>реалистичной нагрузки</w:t>
-      </w:r>
-      <w:r>
-        <w:rPr>
-          <w:sz w:val="24"/>
-        </w:rPr>
-        <w:t>.</w:t>
+        <w:t xml:space="preserve">Параметры экспериментального исследования в программном стенде задаются явно и одинаково применяются ко всем сравниваемым алгоритмам. Это необходимо для того, чтобы результаты были воспроизводимыми и сопоставимыми как между разными методами, так и между разными сериями </w:t>
+      </w:r>
+      <w:r>
+        <w:rPr>
+          <w:sz w:val="24"/>
+        </w:rPr>
+        <w:t xml:space="preserve">запусков. </w:t>
       </w:r>
     </w:p>
     <w:p>
@@ -44683,13 +44163,48 @@
         <w:rPr>
           <w:sz w:val="24"/>
         </w:rPr>
-        <w:t>редусмотрен запуск экспериментов на наборе размеров</w:t>
-      </w:r>
-      <w:r>
-        <w:rPr>
-          <w:sz w:val="24"/>
-        </w:rPr>
-        <w:t>:</w:t>
+        <w:t xml:space="preserve">редусмотрен запуск экспериментов на наборе </w:t>
+      </w:r>
+      <w:r>
+        <w:rPr>
+          <w:sz w:val="24"/>
+          <w:highlight w:val="yellow"/>
+        </w:rPr>
+        <w:t>размеров</w:t>
+      </w:r>
+      <w:r>
+        <w:rPr>
+          <w:sz w:val="24"/>
+          <w:highlight w:val="yellow"/>
+        </w:rPr>
+        <w:t xml:space="preserve">: </w:t>
+      </w:r>
+      <m:oMath>
+        <m:r>
+          <w:rPr>
+            <w:rFonts w:ascii="Cambria Math" w:hAnsi="Cambria Math"/>
+            <w:sz w:val="24"/>
+            <w:highlight w:val="yellow"/>
+            <w:lang w:val="en-GB"/>
+          </w:rPr>
+          <m:t>n</m:t>
+        </m:r>
+        <m:r>
+          <w:rPr>
+            <w:rFonts w:ascii="Cambria Math" w:hAnsi="Cambria Math"/>
+            <w:sz w:val="24"/>
+            <w:highlight w:val="yellow"/>
+          </w:rPr>
+          <m:t xml:space="preserve"> ∈{100, 500, 1000}</m:t>
+        </m:r>
+      </m:oMath>
+      <w:r>
+        <w:rPr>
+          <w:rFonts w:eastAsiaTheme="minorEastAsia"/>
+          <w:sz w:val="24"/>
+          <w:highlight w:val="yellow"/>
+        </w:rPr>
+        <w:t>.</w:t>
       </w:r>
     </w:p>
     <w:p>
@@ -44697,76 +44212,50 @@
         <w:spacing w:line="240" w:lineRule="auto"/>
         <w:ind w:firstLine="567"/>
         <w:rPr>
-          <w:i/>
+          <w:sz w:val="24"/>
+        </w:rPr>
+      </w:pPr>
+      <w:r>
+        <w:rPr>
+          <w:sz w:val="24"/>
+        </w:rPr>
+        <w:t xml:space="preserve">Для уменьшения влияния случайных </w:t>
+      </w:r>
+      <w:r>
+        <w:rPr>
+          <w:sz w:val="24"/>
+        </w:rPr>
+        <w:t>выбросов</w:t>
+      </w:r>
+      <w:r>
+        <w:rPr>
+          <w:sz w:val="24"/>
+        </w:rPr>
+        <w:t xml:space="preserve"> используется параметр числа повторов </w:t>
+      </w:r>
+      <w:proofErr w:type="spellStart"/>
+      <w:r>
+        <w:rPr>
+          <w:rFonts w:ascii="Courier New" w:hAnsi="Courier New" w:cs="Courier New"/>
           <w:sz w:val="24"/>
           <w:lang w:val="en-GB"/>
         </w:rPr>
-      </w:pPr>
-      <m:oMathPara>
-        <m:oMath>
-          <m:r>
-            <w:rPr>
-              <w:rFonts w:ascii="Cambria Math" w:hAnsi="Cambria Math"/>
-              <w:sz w:val="24"/>
-              <w:lang w:val="en-GB"/>
-            </w:rPr>
-            <m:t>n ∈{100, 500, 1000}</m:t>
-          </m:r>
-        </m:oMath>
-      </m:oMathPara>
-    </w:p>
-    <w:p>
-      <w:pPr>
-        <w:spacing w:line="240" w:lineRule="auto"/>
-        <w:ind w:firstLine="567"/>
-        <w:rPr>
-          <w:sz w:val="24"/>
-        </w:rPr>
-      </w:pPr>
-      <w:r>
-        <w:rPr>
-          <w:sz w:val="24"/>
-        </w:rPr>
-        <w:t xml:space="preserve">Для каждой таблицы такого размера строится отдельный JSON-файл с синтетическими данными, который затем может повторно использоваться в последующих запусках без повторной генерации. </w:t>
-      </w:r>
-    </w:p>
-    <w:p>
-      <w:pPr>
-        <w:spacing w:line="240" w:lineRule="auto"/>
-        <w:ind w:firstLine="567"/>
-        <w:rPr>
-          <w:sz w:val="24"/>
-        </w:rPr>
-      </w:pPr>
-      <w:r>
-        <w:rPr>
-          <w:sz w:val="24"/>
-        </w:rPr>
-        <w:t xml:space="preserve">Для уменьшения влияния случайных факторов используется параметр числа повторов </w:t>
-      </w:r>
-      <w:proofErr w:type="spellStart"/>
+        <w:t>avg</w:t>
+      </w:r>
+      <w:proofErr w:type="spellEnd"/>
       <w:r>
         <w:rPr>
           <w:rFonts w:ascii="Courier New" w:hAnsi="Courier New" w:cs="Courier New"/>
           <w:sz w:val="24"/>
+        </w:rPr>
+        <w:t>_</w:t>
+      </w:r>
+      <w:r>
+        <w:rPr>
+          <w:rFonts w:ascii="Courier New" w:hAnsi="Courier New" w:cs="Courier New"/>
+          <w:sz w:val="24"/>
           <w:lang w:val="en-GB"/>
         </w:rPr>
-        <w:t>avg</w:t>
-      </w:r>
-      <w:proofErr w:type="spellEnd"/>
-      <w:r>
-        <w:rPr>
-          <w:rFonts w:ascii="Courier New" w:hAnsi="Courier New" w:cs="Courier New"/>
-          <w:sz w:val="24"/>
-        </w:rPr>
-        <w:t>_</w:t>
-      </w:r>
-      <w:r>
-        <w:rPr>
-          <w:rFonts w:ascii="Courier New" w:hAnsi="Courier New" w:cs="Courier New"/>
-          <w:sz w:val="24"/>
-          <w:lang w:val="en-GB"/>
-        </w:rPr>
         <w:t>factor</w:t>
       </w:r>
       <w:r>
@@ -44779,19 +44268,14 @@
         <w:rPr>
           <w:sz w:val="24"/>
         </w:rPr>
-        <w:t>В синтетических экспериментах он равен</w:t>
-      </w:r>
-    </w:p>
-    <w:p>
-      <w:pPr>
-        <w:spacing w:line="240" w:lineRule="auto"/>
-        <w:ind w:firstLine="567"/>
-        <w:jc w:val="center"/>
-        <w:rPr>
-          <w:rFonts w:eastAsiaTheme="minorEastAsia"/>
-          <w:sz w:val="24"/>
-        </w:rPr>
-      </w:pPr>
+        <w:t>В синте</w:t>
+      </w:r>
+      <w:r>
+        <w:rPr>
+          <w:sz w:val="24"/>
+        </w:rPr>
+        <w:t xml:space="preserve">тических экспериментах он равен </w:t>
+      </w:r>
       <m:oMath>
         <m:r>
           <w:rPr>
@@ -44848,6 +44332,18 @@
         </w:rPr>
         <w:t>,</w:t>
       </w:r>
+      <w:r>
+        <w:rPr>
+          <w:sz w:val="24"/>
+        </w:rPr>
+        <w:t xml:space="preserve"> </w:t>
+      </w:r>
+      <w:r>
+        <w:rPr>
+          <w:sz w:val="24"/>
+        </w:rPr>
+        <w:t>то есть для каждого размера таблицы проводится пять независимых прогонов на различных наборах данных одного и того же объёма.</w:t>
+      </w:r>
     </w:p>
     <w:p>
       <w:pPr>
@@ -44861,34 +44357,22 @@
         <w:rPr>
           <w:sz w:val="24"/>
         </w:rPr>
-        <w:t>то есть для каждого размера таблицы проводится пять независимых прогонов на различных наборах данных одного и того же объёма.</w:t>
-      </w:r>
-    </w:p>
-    <w:p>
-      <w:pPr>
-        <w:spacing w:line="240" w:lineRule="auto"/>
-        <w:ind w:firstLine="567"/>
-        <w:rPr>
-          <w:sz w:val="24"/>
-        </w:rPr>
-      </w:pPr>
-      <w:r>
-        <w:rPr>
-          <w:sz w:val="24"/>
-        </w:rPr>
-        <w:t>Для операции поиска задаётся отдельный параметр числа запросов:</w:t>
-      </w:r>
-    </w:p>
-    <w:p>
-      <w:pPr>
-        <w:spacing w:line="240" w:lineRule="auto"/>
-        <w:ind w:firstLine="567"/>
-        <w:jc w:val="center"/>
-        <w:rPr>
-          <w:rFonts w:eastAsiaTheme="minorEastAsia"/>
-          <w:sz w:val="24"/>
-        </w:rPr>
-      </w:pPr>
+        <w:t>Для операции поиска задаётся отдельный параметр числа з</w:t>
+      </w:r>
+      <w:r>
+        <w:rPr>
+          <w:sz w:val="24"/>
+          <w:highlight w:val="yellow"/>
+        </w:rPr>
+        <w:t>апросов:</w:t>
+      </w:r>
+      <w:r>
+        <w:rPr>
+          <w:sz w:val="24"/>
+          <w:highlight w:val="yellow"/>
+        </w:rPr>
+        <w:t xml:space="preserve"> </w:t>
+      </w:r>
       <m:oMath>
         <m:sSub>
           <m:sSubPr>
@@ -44897,6 +44381,7 @@
                 <w:rFonts w:ascii="Cambria Math" w:hAnsi="Cambria Math"/>
                 <w:i/>
                 <w:sz w:val="24"/>
+                <w:highlight w:val="yellow"/>
                 <w:lang w:val="en-GB"/>
               </w:rPr>
             </m:ctrlPr>
@@ -44906,6 +44391,7 @@
               <w:rPr>
                 <w:rFonts w:ascii="Cambria Math" w:hAnsi="Cambria Math"/>
                 <w:sz w:val="24"/>
+                <w:highlight w:val="yellow"/>
                 <w:lang w:val="en-GB"/>
               </w:rPr>
               <m:t>N</m:t>
@@ -44916,6 +44402,7 @@
               <w:rPr>
                 <w:rFonts w:ascii="Cambria Math" w:hAnsi="Cambria Math"/>
                 <w:sz w:val="24"/>
+                <w:highlight w:val="yellow"/>
                 <w:lang w:val="en-GB"/>
               </w:rPr>
               <m:t>find</m:t>
@@ -44926,6 +44413,7 @@
           <w:rPr>
             <w:rFonts w:ascii="Cambria Math" w:hAnsi="Cambria Math"/>
             <w:sz w:val="24"/>
+            <w:highlight w:val="yellow"/>
           </w:rPr>
           <m:t>=50000</m:t>
         </m:r>
@@ -44935,7 +44423,21 @@
           <w:rFonts w:eastAsiaTheme="minorEastAsia"/>
           <w:sz w:val="24"/>
         </w:rPr>
-        <w:t>,</w:t>
+        <w:t>, э</w:t>
+      </w:r>
+      <w:r>
+        <w:rPr>
+          <w:rFonts w:eastAsiaTheme="minorEastAsia"/>
+          <w:sz w:val="24"/>
+        </w:rPr>
+        <w:t>то значение достаточно велико, чтобы усреднение по операциям давало устойчивую оценку</w:t>
+      </w:r>
+      <w:r>
+        <w:rPr>
+          <w:rFonts w:eastAsiaTheme="minorEastAsia"/>
+          <w:sz w:val="24"/>
+        </w:rPr>
+        <w:t>.</w:t>
       </w:r>
     </w:p>
     <w:p>
@@ -44952,38 +44454,7 @@
           <w:rFonts w:eastAsiaTheme="minorEastAsia"/>
           <w:sz w:val="24"/>
         </w:rPr>
-        <w:t xml:space="preserve">Именно такое число операций </w:t>
-      </w:r>
-      <w:r>
-        <w:rPr>
-          <w:rFonts w:ascii="Courier New" w:eastAsiaTheme="minorEastAsia" w:hAnsi="Courier New" w:cs="Courier New"/>
-          <w:sz w:val="24"/>
-          <w:lang w:val="en-GB"/>
-        </w:rPr>
-        <w:t>find</w:t>
-      </w:r>
-      <w:r>
-        <w:rPr>
-          <w:rFonts w:eastAsiaTheme="minorEastAsia"/>
-          <w:sz w:val="24"/>
-        </w:rPr>
-        <w:t xml:space="preserve"> выполняется в каждой синтетической серии тестов поиска. Это значение достаточно велико, чтобы усреднение по операциям давало устойчивую оценку, и одновременно не приводит к чрезмерному увеличению времени одного прогона.</w:t>
-      </w:r>
-    </w:p>
-    <w:p>
-      <w:pPr>
-        <w:spacing w:line="240" w:lineRule="auto"/>
-        <w:ind w:firstLine="567"/>
-        <w:rPr>
-          <w:rFonts w:eastAsiaTheme="minorEastAsia"/>
-          <w:sz w:val="24"/>
-        </w:rPr>
-      </w:pPr>
-      <w:r>
-        <w:rPr>
-          <w:rFonts w:eastAsiaTheme="minorEastAsia"/>
-          <w:sz w:val="24"/>
-        </w:rPr>
+        <w:lastRenderedPageBreak/>
         <w:t xml:space="preserve">Для операций вставки и удаления в синтетическом контуре используется не фиксированное абсолютное число запросов, а их доля от размера таблицы. </w:t>
       </w:r>
       <w:r>
@@ -45113,8 +44584,212 @@
           <w:rFonts w:eastAsiaTheme="minorEastAsia"/>
           <w:sz w:val="24"/>
         </w:rPr>
-        <w:t xml:space="preserve"> число операций удаления и вставки равно соответственно:</w:t>
-      </w:r>
+        <w:t xml:space="preserve"> число операций удаления </w:t>
+      </w:r>
+      <w:r>
+        <w:rPr>
+          <w:rFonts w:eastAsiaTheme="minorEastAsia"/>
+          <w:sz w:val="24"/>
+        </w:rPr>
+        <w:t xml:space="preserve">и вставки равно соответственно: </w:t>
+      </w:r>
+      <m:oMath>
+        <m:sSub>
+          <m:sSubPr>
+            <m:ctrlPr>
+              <w:rPr>
+                <w:rFonts w:ascii="Cambria Math" w:eastAsiaTheme="minorEastAsia" w:hAnsi="Cambria Math"/>
+                <w:i/>
+                <w:sz w:val="24"/>
+              </w:rPr>
+            </m:ctrlPr>
+          </m:sSubPr>
+          <m:e>
+            <m:r>
+              <w:rPr>
+                <w:rFonts w:ascii="Cambria Math" w:eastAsiaTheme="minorEastAsia" w:hAnsi="Cambria Math"/>
+                <w:sz w:val="24"/>
+              </w:rPr>
+              <m:t>N</m:t>
+            </m:r>
+          </m:e>
+          <m:sub>
+            <m:r>
+              <w:rPr>
+                <w:rFonts w:ascii="Cambria Math" w:eastAsiaTheme="minorEastAsia" w:hAnsi="Cambria Math"/>
+                <w:sz w:val="24"/>
+              </w:rPr>
+              <m:t>delet</m:t>
+            </m:r>
+            <m:r>
+              <w:rPr>
+                <w:rFonts w:ascii="Cambria Math" w:eastAsiaTheme="minorEastAsia" w:hAnsi="Cambria Math"/>
+                <w:sz w:val="24"/>
+              </w:rPr>
+              <m:t>e</m:t>
+            </m:r>
+          </m:sub>
+        </m:sSub>
+        <m:r>
+          <w:rPr>
+            <w:rFonts w:ascii="Cambria Math" w:eastAsiaTheme="minorEastAsia" w:hAnsi="Cambria Math"/>
+            <w:sz w:val="24"/>
+          </w:rPr>
+          <m:t xml:space="preserve">= </m:t>
+        </m:r>
+        <m:d>
+          <m:dPr>
+            <m:begChr m:val="⌊"/>
+            <m:endChr m:val="⌋"/>
+            <m:ctrlPr>
+              <w:rPr>
+                <w:rFonts w:ascii="Cambria Math" w:eastAsiaTheme="minorEastAsia" w:hAnsi="Cambria Math"/>
+                <w:i/>
+                <w:sz w:val="24"/>
+              </w:rPr>
+            </m:ctrlPr>
+          </m:dPr>
+          <m:e>
+            <m:r>
+              <w:rPr>
+                <w:rFonts w:ascii="Cambria Math" w:eastAsiaTheme="minorEastAsia" w:hAnsi="Cambria Math"/>
+                <w:sz w:val="24"/>
+              </w:rPr>
+              <m:t>βn</m:t>
+            </m:r>
+          </m:e>
+        </m:d>
+        <m:r>
+          <w:rPr>
+            <w:rFonts w:ascii="Cambria Math" w:eastAsiaTheme="minorEastAsia" w:hAnsi="Cambria Math"/>
+            <w:sz w:val="24"/>
+          </w:rPr>
+          <m:t xml:space="preserve">= </m:t>
+        </m:r>
+        <m:d>
+          <m:dPr>
+            <m:begChr m:val="⌊"/>
+            <m:endChr m:val="⌋"/>
+            <m:ctrlPr>
+              <w:rPr>
+                <w:rFonts w:ascii="Cambria Math" w:eastAsiaTheme="minorEastAsia" w:hAnsi="Cambria Math"/>
+                <w:i/>
+                <w:sz w:val="24"/>
+              </w:rPr>
+            </m:ctrlPr>
+          </m:dPr>
+          <m:e>
+            <m:r>
+              <w:rPr>
+                <w:rFonts w:ascii="Cambria Math" w:eastAsiaTheme="minorEastAsia" w:hAnsi="Cambria Math"/>
+                <w:sz w:val="24"/>
+              </w:rPr>
+              <m:t>0.1n</m:t>
+            </m:r>
+          </m:e>
+        </m:d>
+        <m:r>
+          <w:rPr>
+            <w:rFonts w:ascii="Cambria Math" w:eastAsiaTheme="minorEastAsia" w:hAnsi="Cambria Math"/>
+            <w:sz w:val="24"/>
+          </w:rPr>
+          <m:t xml:space="preserve">,  </m:t>
+        </m:r>
+        <m:sSub>
+          <m:sSubPr>
+            <m:ctrlPr>
+              <w:rPr>
+                <w:rFonts w:ascii="Cambria Math" w:eastAsiaTheme="minorEastAsia" w:hAnsi="Cambria Math"/>
+                <w:i/>
+                <w:sz w:val="24"/>
+              </w:rPr>
+            </m:ctrlPr>
+          </m:sSubPr>
+          <m:e>
+            <m:r>
+              <w:rPr>
+                <w:rFonts w:ascii="Cambria Math" w:eastAsiaTheme="minorEastAsia" w:hAnsi="Cambria Math"/>
+                <w:sz w:val="24"/>
+              </w:rPr>
+              <m:t>N</m:t>
+            </m:r>
+          </m:e>
+          <m:sub>
+            <m:r>
+              <w:rPr>
+                <w:rFonts w:ascii="Cambria Math" w:eastAsiaTheme="minorEastAsia" w:hAnsi="Cambria Math"/>
+                <w:sz w:val="24"/>
+              </w:rPr>
+              <m:t>insert</m:t>
+            </m:r>
+          </m:sub>
+        </m:sSub>
+        <m:r>
+          <w:rPr>
+            <w:rFonts w:ascii="Cambria Math" w:eastAsiaTheme="minorEastAsia" w:hAnsi="Cambria Math"/>
+            <w:sz w:val="24"/>
+          </w:rPr>
+          <m:t xml:space="preserve">= </m:t>
+        </m:r>
+        <m:d>
+          <m:dPr>
+            <m:begChr m:val="⌊"/>
+            <m:endChr m:val="⌋"/>
+            <m:ctrlPr>
+              <w:rPr>
+                <w:rFonts w:ascii="Cambria Math" w:eastAsiaTheme="minorEastAsia" w:hAnsi="Cambria Math"/>
+                <w:i/>
+                <w:sz w:val="24"/>
+              </w:rPr>
+            </m:ctrlPr>
+          </m:dPr>
+          <m:e>
+            <m:r>
+              <w:rPr>
+                <w:rFonts w:ascii="Cambria Math" w:eastAsiaTheme="minorEastAsia" w:hAnsi="Cambria Math"/>
+                <w:sz w:val="24"/>
+              </w:rPr>
+              <m:t>γn</m:t>
+            </m:r>
+          </m:e>
+        </m:d>
+        <m:r>
+          <w:rPr>
+            <w:rFonts w:ascii="Cambria Math" w:eastAsiaTheme="minorEastAsia" w:hAnsi="Cambria Math"/>
+            <w:sz w:val="24"/>
+          </w:rPr>
+          <m:t xml:space="preserve">= </m:t>
+        </m:r>
+        <m:d>
+          <m:dPr>
+            <m:begChr m:val="⌊"/>
+            <m:endChr m:val="⌋"/>
+            <m:ctrlPr>
+              <w:rPr>
+                <w:rFonts w:ascii="Cambria Math" w:eastAsiaTheme="minorEastAsia" w:hAnsi="Cambria Math"/>
+                <w:i/>
+                <w:sz w:val="24"/>
+              </w:rPr>
+            </m:ctrlPr>
+          </m:dPr>
+          <m:e>
+            <m:r>
+              <w:rPr>
+                <w:rFonts w:ascii="Cambria Math" w:eastAsiaTheme="minorEastAsia" w:hAnsi="Cambria Math"/>
+                <w:sz w:val="24"/>
+              </w:rPr>
+              <m:t>0.1n</m:t>
+            </m:r>
+          </m:e>
+        </m:d>
+        <m:r>
+          <w:rPr>
+            <w:rFonts w:ascii="Cambria Math" w:eastAsiaTheme="minorEastAsia" w:hAnsi="Cambria Math"/>
+            <w:sz w:val="24"/>
+          </w:rPr>
+          <m:t>.</m:t>
+        </m:r>
+      </m:oMath>
     </w:p>
     <w:p>
       <w:pPr>
@@ -45123,208 +44798,15 @@
         <w:rPr>
           <w:rFonts w:eastAsiaTheme="minorEastAsia"/>
           <w:sz w:val="24"/>
-          <w:lang w:val="en-GB"/>
-        </w:rPr>
-      </w:pPr>
-      <m:oMathPara>
-        <m:oMath>
-          <m:sSub>
-            <m:sSubPr>
-              <m:ctrlPr>
-                <w:rPr>
-                  <w:rFonts w:ascii="Cambria Math" w:eastAsiaTheme="minorEastAsia" w:hAnsi="Cambria Math"/>
-                  <w:i/>
-                  <w:sz w:val="24"/>
-                </w:rPr>
-              </m:ctrlPr>
-            </m:sSubPr>
-            <m:e>
-              <m:r>
-                <w:rPr>
-                  <w:rFonts w:ascii="Cambria Math" w:eastAsiaTheme="minorEastAsia" w:hAnsi="Cambria Math"/>
-                  <w:sz w:val="24"/>
-                </w:rPr>
-                <m:t>N</m:t>
-              </m:r>
-            </m:e>
-            <m:sub>
-              <m:r>
-                <w:rPr>
-                  <w:rFonts w:ascii="Cambria Math" w:eastAsiaTheme="minorEastAsia" w:hAnsi="Cambria Math"/>
-                  <w:sz w:val="24"/>
-                </w:rPr>
-                <m:t>delet</m:t>
-              </m:r>
-              <m:r>
-                <w:rPr>
-                  <w:rFonts w:ascii="Cambria Math" w:eastAsiaTheme="minorEastAsia" w:hAnsi="Cambria Math"/>
-                  <w:sz w:val="24"/>
-                </w:rPr>
-                <m:t>e</m:t>
-              </m:r>
-            </m:sub>
-          </m:sSub>
-          <m:r>
-            <w:rPr>
-              <w:rFonts w:ascii="Cambria Math" w:eastAsiaTheme="minorEastAsia" w:hAnsi="Cambria Math"/>
-              <w:sz w:val="24"/>
-            </w:rPr>
-            <m:t xml:space="preserve">= </m:t>
-          </m:r>
-          <m:d>
-            <m:dPr>
-              <m:begChr m:val="⌊"/>
-              <m:endChr m:val="⌋"/>
-              <m:ctrlPr>
-                <w:rPr>
-                  <w:rFonts w:ascii="Cambria Math" w:eastAsiaTheme="minorEastAsia" w:hAnsi="Cambria Math"/>
-                  <w:i/>
-                  <w:sz w:val="24"/>
-                </w:rPr>
-              </m:ctrlPr>
-            </m:dPr>
-            <m:e>
-              <m:r>
-                <w:rPr>
-                  <w:rFonts w:ascii="Cambria Math" w:eastAsiaTheme="minorEastAsia" w:hAnsi="Cambria Math"/>
-                  <w:sz w:val="24"/>
-                </w:rPr>
-                <m:t>βn</m:t>
-              </m:r>
-            </m:e>
-          </m:d>
-          <m:r>
-            <w:rPr>
-              <w:rFonts w:ascii="Cambria Math" w:eastAsiaTheme="minorEastAsia" w:hAnsi="Cambria Math"/>
-              <w:sz w:val="24"/>
-            </w:rPr>
-            <m:t xml:space="preserve">= </m:t>
-          </m:r>
-          <m:d>
-            <m:dPr>
-              <m:begChr m:val="⌊"/>
-              <m:endChr m:val="⌋"/>
-              <m:ctrlPr>
-                <w:rPr>
-                  <w:rFonts w:ascii="Cambria Math" w:eastAsiaTheme="minorEastAsia" w:hAnsi="Cambria Math"/>
-                  <w:i/>
-                  <w:sz w:val="24"/>
-                </w:rPr>
-              </m:ctrlPr>
-            </m:dPr>
-            <m:e>
-              <m:r>
-                <w:rPr>
-                  <w:rFonts w:ascii="Cambria Math" w:eastAsiaTheme="minorEastAsia" w:hAnsi="Cambria Math"/>
-                  <w:sz w:val="24"/>
-                </w:rPr>
-                <m:t>0.1n</m:t>
-              </m:r>
-            </m:e>
-          </m:d>
-          <m:r>
-            <w:rPr>
-              <w:rFonts w:ascii="Cambria Math" w:eastAsiaTheme="minorEastAsia" w:hAnsi="Cambria Math"/>
-              <w:sz w:val="24"/>
-            </w:rPr>
-            <m:t xml:space="preserve">,  </m:t>
-          </m:r>
-          <m:sSub>
-            <m:sSubPr>
-              <m:ctrlPr>
-                <w:rPr>
-                  <w:rFonts w:ascii="Cambria Math" w:eastAsiaTheme="minorEastAsia" w:hAnsi="Cambria Math"/>
-                  <w:i/>
-                  <w:sz w:val="24"/>
-                </w:rPr>
-              </m:ctrlPr>
-            </m:sSubPr>
-            <m:e>
-              <m:r>
-                <w:rPr>
-                  <w:rFonts w:ascii="Cambria Math" w:eastAsiaTheme="minorEastAsia" w:hAnsi="Cambria Math"/>
-                  <w:sz w:val="24"/>
-                </w:rPr>
-                <m:t>N</m:t>
-              </m:r>
-            </m:e>
-            <m:sub>
-              <m:r>
-                <w:rPr>
-                  <w:rFonts w:ascii="Cambria Math" w:eastAsiaTheme="minorEastAsia" w:hAnsi="Cambria Math"/>
-                  <w:sz w:val="24"/>
-                </w:rPr>
-                <m:t>insert</m:t>
-              </m:r>
-            </m:sub>
-          </m:sSub>
-          <m:r>
-            <w:rPr>
-              <w:rFonts w:ascii="Cambria Math" w:eastAsiaTheme="minorEastAsia" w:hAnsi="Cambria Math"/>
-              <w:sz w:val="24"/>
-            </w:rPr>
-            <m:t xml:space="preserve">= </m:t>
-          </m:r>
-          <m:d>
-            <m:dPr>
-              <m:begChr m:val="⌊"/>
-              <m:endChr m:val="⌋"/>
-              <m:ctrlPr>
-                <w:rPr>
-                  <w:rFonts w:ascii="Cambria Math" w:eastAsiaTheme="minorEastAsia" w:hAnsi="Cambria Math"/>
-                  <w:i/>
-                  <w:sz w:val="24"/>
-                </w:rPr>
-              </m:ctrlPr>
-            </m:dPr>
-            <m:e>
-              <m:r>
-                <w:rPr>
-                  <w:rFonts w:ascii="Cambria Math" w:eastAsiaTheme="minorEastAsia" w:hAnsi="Cambria Math"/>
-                  <w:sz w:val="24"/>
-                </w:rPr>
-                <m:t>γn</m:t>
-              </m:r>
-            </m:e>
-          </m:d>
-          <m:r>
-            <w:rPr>
-              <w:rFonts w:ascii="Cambria Math" w:eastAsiaTheme="minorEastAsia" w:hAnsi="Cambria Math"/>
-              <w:sz w:val="24"/>
-            </w:rPr>
-            <m:t xml:space="preserve">= </m:t>
-          </m:r>
-          <m:d>
-            <m:dPr>
-              <m:begChr m:val="⌊"/>
-              <m:endChr m:val="⌋"/>
-              <m:ctrlPr>
-                <w:rPr>
-                  <w:rFonts w:ascii="Cambria Math" w:eastAsiaTheme="minorEastAsia" w:hAnsi="Cambria Math"/>
-                  <w:i/>
-                  <w:sz w:val="24"/>
-                </w:rPr>
-              </m:ctrlPr>
-            </m:dPr>
-            <m:e>
-              <m:r>
-                <w:rPr>
-                  <w:rFonts w:ascii="Cambria Math" w:eastAsiaTheme="minorEastAsia" w:hAnsi="Cambria Math"/>
-                  <w:sz w:val="24"/>
-                </w:rPr>
-                <m:t>0.1n</m:t>
-              </m:r>
-            </m:e>
-          </m:d>
-          <m:r>
-            <w:rPr>
-              <w:rFonts w:ascii="Cambria Math" w:eastAsiaTheme="minorEastAsia" w:hAnsi="Cambria Math"/>
-              <w:sz w:val="24"/>
-            </w:rPr>
-            <m:t xml:space="preserve"> </m:t>
-          </m:r>
-        </m:oMath>
-      </m:oMathPara>
+        </w:rPr>
+      </w:pPr>
+      <w:r>
+        <w:rPr>
+          <w:rFonts w:eastAsiaTheme="minorEastAsia"/>
+          <w:sz w:val="24"/>
+        </w:rPr>
+        <w:t>Удаления выполняются по случайной выборке без повторений из существующих ключей, а вставки формируются как добавление новых уникальных ключей, отсутствующих в текущей таблице.</w:t>
+      </w:r>
     </w:p>
     <w:p>
       <w:pPr>
@@ -45340,23 +44822,6 @@
           <w:rFonts w:eastAsiaTheme="minorEastAsia"/>
           <w:sz w:val="24"/>
         </w:rPr>
-        <w:t>Удаления выполняются по случайной выборке без повторений из существующих ключей, а вставки формируются как добавление новых уникальных ключей, отсутствующих в текущей таблице.</w:t>
-      </w:r>
-    </w:p>
-    <w:p>
-      <w:pPr>
-        <w:spacing w:line="240" w:lineRule="auto"/>
-        <w:ind w:firstLine="567"/>
-        <w:rPr>
-          <w:rFonts w:eastAsiaTheme="minorEastAsia"/>
-          <w:sz w:val="24"/>
-        </w:rPr>
-      </w:pPr>
-      <w:r>
-        <w:rPr>
-          <w:rFonts w:eastAsiaTheme="minorEastAsia"/>
-          <w:sz w:val="24"/>
-        </w:rPr>
         <w:t xml:space="preserve">В </w:t>
       </w:r>
       <w:r>
@@ -45401,7 +44866,22 @@
           <w:rFonts w:eastAsiaTheme="minorEastAsia"/>
           <w:sz w:val="24"/>
         </w:rPr>
-        <w:t xml:space="preserve"> задаётся следующим образом:</w:t>
+        <w:t xml:space="preserve"> </w:t>
+      </w:r>
+      <w:r>
+        <w:rPr>
+          <w:rFonts w:eastAsiaTheme="minorEastAsia"/>
+          <w:sz w:val="24"/>
+          <w:highlight w:val="yellow"/>
+        </w:rPr>
+        <w:t>задаётся следующим образом</w:t>
+      </w:r>
+      <w:r>
+        <w:rPr>
+          <w:rFonts w:eastAsiaTheme="minorEastAsia"/>
+          <w:sz w:val="24"/>
+        </w:rPr>
+        <w:t>:</w:t>
       </w:r>
     </w:p>
     <w:p>
@@ -45552,7 +45032,6 @@
           <w:rFonts w:eastAsiaTheme="minorEastAsia"/>
           <w:sz w:val="24"/>
         </w:rPr>
-        <w:lastRenderedPageBreak/>
         <w:t xml:space="preserve">Это означает, что в течение одной условной секунды генерируется </w:t>
       </w:r>
       <w:r>
@@ -45741,39 +45220,68 @@
         <w:rPr>
           <w:sz w:val="24"/>
         </w:rPr>
-        <w:t xml:space="preserve"> в </w:t>
-      </w:r>
-      <w:proofErr w:type="gramStart"/>
-      <w:r>
-        <w:rPr>
-          <w:sz w:val="24"/>
-        </w:rPr>
-        <w:t>текущем</w:t>
-      </w:r>
-      <w:proofErr w:type="gramEnd"/>
+        <w:t xml:space="preserve"> выбираются отдельно от синтетической части. Используется набор</w:t>
+      </w:r>
+      <w:r>
+        <w:rPr>
+          <w:sz w:val="24"/>
+        </w:rPr>
+        <w:t>:</w:t>
+      </w:r>
       <w:r>
         <w:rPr>
           <w:sz w:val="24"/>
         </w:rPr>
         <w:t xml:space="preserve"> </w:t>
       </w:r>
-      <w:r>
-        <w:rPr>
-          <w:sz w:val="24"/>
-        </w:rPr>
-        <w:t>реализации</w:t>
-      </w:r>
-      <w:r>
-        <w:rPr>
-          <w:sz w:val="24"/>
-        </w:rPr>
-        <w:t xml:space="preserve"> выбираются отдельно от синтетической части. Используется набор</w:t>
-      </w:r>
-      <w:r>
-        <w:rPr>
-          <w:sz w:val="24"/>
-        </w:rPr>
-        <w:t>:</w:t>
+      <m:oMath>
+        <m:sSub>
+          <m:sSubPr>
+            <m:ctrlPr>
+              <w:rPr>
+                <w:rFonts w:ascii="Cambria Math" w:hAnsi="Cambria Math"/>
+                <w:i/>
+                <w:sz w:val="24"/>
+                <w:lang w:val="en-GB"/>
+              </w:rPr>
+            </m:ctrlPr>
+          </m:sSubPr>
+          <m:e>
+            <m:r>
+              <w:rPr>
+                <w:rFonts w:ascii="Cambria Math" w:hAnsi="Cambria Math"/>
+                <w:sz w:val="24"/>
+                <w:lang w:val="en-GB"/>
+              </w:rPr>
+              <m:t>n</m:t>
+            </m:r>
+          </m:e>
+          <m:sub>
+            <m:r>
+              <w:rPr>
+                <w:rFonts w:ascii="Cambria Math" w:hAnsi="Cambria Math"/>
+                <w:sz w:val="24"/>
+                <w:lang w:val="en-GB"/>
+              </w:rPr>
+              <m:t>real</m:t>
+            </m:r>
+          </m:sub>
+        </m:sSub>
+        <m:r>
+          <w:rPr>
+            <w:rFonts w:ascii="Cambria Math" w:hAnsi="Cambria Math"/>
+            <w:sz w:val="24"/>
+            <w:lang w:val="en-GB"/>
+          </w:rPr>
+          <m:t xml:space="preserve"> ∈{30, 40, 50, 60}</m:t>
+        </m:r>
+      </m:oMath>
+      <w:r>
+        <w:rPr>
+          <w:rFonts w:eastAsiaTheme="minorEastAsia"/>
+          <w:sz w:val="24"/>
+        </w:rPr>
+        <w:t>.</w:t>
       </w:r>
     </w:p>
     <w:p>
@@ -45781,94 +45289,39 @@
         <w:spacing w:line="240" w:lineRule="auto"/>
         <w:ind w:firstLine="567"/>
         <w:rPr>
-          <w:i/>
+          <w:sz w:val="24"/>
+        </w:rPr>
+      </w:pPr>
+      <w:r>
+        <w:rPr>
+          <w:sz w:val="24"/>
+        </w:rPr>
+        <w:t xml:space="preserve">Такой диапазон объясняется тем, что </w:t>
+      </w:r>
+      <w:r>
+        <w:rPr>
+          <w:sz w:val="24"/>
+        </w:rPr>
+        <w:t xml:space="preserve">по результатам анализа реальной сетевой трассы было получено, что число уникальных </w:t>
+      </w:r>
+      <w:r>
+        <w:rPr>
           <w:sz w:val="24"/>
           <w:lang w:val="en-GB"/>
         </w:rPr>
-      </w:pPr>
-      <m:oMathPara>
-        <m:oMath>
-          <m:sSub>
-            <m:sSubPr>
-              <m:ctrlPr>
-                <w:rPr>
-                  <w:rFonts w:ascii="Cambria Math" w:hAnsi="Cambria Math"/>
-                  <w:i/>
-                  <w:sz w:val="24"/>
-                  <w:lang w:val="en-GB"/>
-                </w:rPr>
-              </m:ctrlPr>
-            </m:sSubPr>
-            <m:e>
-              <m:r>
-                <w:rPr>
-                  <w:rFonts w:ascii="Cambria Math" w:hAnsi="Cambria Math"/>
-                  <w:sz w:val="24"/>
-                  <w:lang w:val="en-GB"/>
-                </w:rPr>
-                <m:t>n</m:t>
-              </m:r>
-            </m:e>
-            <m:sub>
-              <m:r>
-                <w:rPr>
-                  <w:rFonts w:ascii="Cambria Math" w:hAnsi="Cambria Math"/>
-                  <w:sz w:val="24"/>
-                  <w:lang w:val="en-GB"/>
-                </w:rPr>
-                <m:t>real</m:t>
-              </m:r>
-            </m:sub>
-          </m:sSub>
-          <m:r>
-            <w:rPr>
-              <w:rFonts w:ascii="Cambria Math" w:hAnsi="Cambria Math"/>
-              <w:sz w:val="24"/>
-              <w:lang w:val="en-GB"/>
-            </w:rPr>
-            <m:t xml:space="preserve"> ∈{30, 40, 50, 60}</m:t>
-          </m:r>
-        </m:oMath>
-      </m:oMathPara>
-    </w:p>
-    <w:p>
-      <w:pPr>
-        <w:spacing w:line="240" w:lineRule="auto"/>
-        <w:ind w:firstLine="567"/>
-        <w:rPr>
-          <w:sz w:val="24"/>
-        </w:rPr>
-      </w:pPr>
-      <w:r>
-        <w:rPr>
-          <w:sz w:val="24"/>
-        </w:rPr>
-        <w:t xml:space="preserve">Такой диапазон объясняется тем, что </w:t>
-      </w:r>
-      <w:r>
-        <w:rPr>
-          <w:sz w:val="24"/>
-        </w:rPr>
-        <w:t xml:space="preserve">по результатам анализа реальной сетевой трассы было получено, что число уникальных </w:t>
+        <w:t>MAC</w:t>
+      </w:r>
+      <w:r>
+        <w:rPr>
+          <w:sz w:val="24"/>
+        </w:rPr>
+        <w:t>-</w:t>
       </w:r>
       <w:r>
         <w:rPr>
           <w:sz w:val="24"/>
           <w:lang w:val="en-GB"/>
         </w:rPr>
-        <w:t>MAC</w:t>
-      </w:r>
-      <w:r>
-        <w:rPr>
-          <w:sz w:val="24"/>
-        </w:rPr>
-        <w:t>-</w:t>
-      </w:r>
-      <w:r>
-        <w:rPr>
-          <w:sz w:val="24"/>
-          <w:lang w:val="en-GB"/>
-        </w:rPr>
         <w:t>VLAN</w:t>
       </w:r>
       <w:r>
@@ -45882,129 +45335,6 @@
           <w:sz w:val="24"/>
         </w:rPr>
         <w:t>пар в исследуемой трассе невелико. Подробное описание полученных данных представлено в следующей главе.</w:t>
-      </w:r>
-    </w:p>
-    <w:p>
-      <w:pPr>
-        <w:spacing w:line="240" w:lineRule="auto"/>
-        <w:ind w:firstLine="567"/>
-        <w:rPr>
-          <w:sz w:val="24"/>
-        </w:rPr>
-      </w:pPr>
-      <w:r>
-        <w:rPr>
-          <w:sz w:val="24"/>
-        </w:rPr>
-        <w:t xml:space="preserve">Дополнительно в </w:t>
-      </w:r>
-      <w:r>
-        <w:rPr>
-          <w:sz w:val="24"/>
-        </w:rPr>
-        <w:t xml:space="preserve">реалистичном </w:t>
-      </w:r>
-      <w:r>
-        <w:rPr>
-          <w:sz w:val="24"/>
-        </w:rPr>
-        <w:t>сцена</w:t>
-      </w:r>
-      <w:r>
-        <w:rPr>
-          <w:sz w:val="24"/>
-        </w:rPr>
-        <w:t>рии задаётся директория</w:t>
-      </w:r>
-      <w:r>
-        <w:rPr>
-          <w:sz w:val="24"/>
-        </w:rPr>
-        <w:t xml:space="preserve">, в которой кэшируются как сами таблицы, так и сгенерированные </w:t>
-      </w:r>
-      <w:r>
-        <w:rPr>
-          <w:sz w:val="24"/>
-        </w:rPr>
-        <w:t>нагрузки. Используется профильное имя вида</w:t>
-      </w:r>
-    </w:p>
-    <w:p>
-      <w:pPr>
-        <w:spacing w:line="240" w:lineRule="auto"/>
-        <w:ind w:firstLine="567"/>
-        <w:rPr>
-          <w:rFonts w:ascii="Cambria Math" w:hAnsi="Cambria Math"/>
-          <w:sz w:val="24"/>
-          <w:oMath/>
-        </w:rPr>
-      </w:pPr>
-      <m:oMathPara>
-        <m:oMath>
-          <m:r>
-            <w:rPr>
-              <w:rFonts w:ascii="Cambria Math" w:hAnsi="Cambria Math"/>
-              <w:sz w:val="24"/>
-              <w:lang w:val="en-US"/>
-            </w:rPr>
-            <m:t>d{duration}_f{find_rate}_u{upsert_rate}_i{insert_rate},</m:t>
-          </m:r>
-        </m:oMath>
-      </m:oMathPara>
-    </w:p>
-    <w:p>
-      <w:pPr>
-        <w:spacing w:line="240" w:lineRule="auto"/>
-        <w:ind w:firstLine="567"/>
-        <w:rPr>
-          <w:sz w:val="24"/>
-        </w:rPr>
-      </w:pPr>
-      <w:r>
-        <w:rPr>
-          <w:sz w:val="24"/>
-        </w:rPr>
-        <w:t xml:space="preserve">что позволяет однозначно связать файл нагрузки с конкретными параметрами эксперимента. Благодаря этому однажды сформированный </w:t>
-      </w:r>
-      <w:r>
-        <w:rPr>
-          <w:sz w:val="24"/>
-        </w:rPr>
-        <w:t>профиль</w:t>
-      </w:r>
-      <w:r>
-        <w:rPr>
-          <w:sz w:val="24"/>
-        </w:rPr>
-        <w:t xml:space="preserve"> может использоваться повторно во всех последующих сравнениях, что обеспечивает </w:t>
-      </w:r>
-      <w:proofErr w:type="gramStart"/>
-      <w:r>
-        <w:rPr>
-          <w:sz w:val="24"/>
-        </w:rPr>
-        <w:t>полную</w:t>
-      </w:r>
-      <w:proofErr w:type="gramEnd"/>
-      <w:r>
-        <w:rPr>
-          <w:sz w:val="24"/>
-        </w:rPr>
-        <w:t xml:space="preserve"> </w:t>
-      </w:r>
-      <w:proofErr w:type="spellStart"/>
-      <w:r>
-        <w:rPr>
-          <w:sz w:val="24"/>
-        </w:rPr>
-        <w:t>воспроизводимость</w:t>
-      </w:r>
-      <w:proofErr w:type="spellEnd"/>
-      <w:r>
-        <w:rPr>
-          <w:sz w:val="24"/>
-        </w:rPr>
-        <w:t xml:space="preserve"> тестов.</w:t>
       </w:r>
     </w:p>
     <w:p>
@@ -46214,12 +45544,19 @@
         <w:pStyle w:val="2"/>
       </w:pPr>
       <w:r>
-        <w:t>5.6. Ограничения методики</w:t>
+        <w:rPr>
+          <w:highlight w:val="yellow"/>
+        </w:rPr>
+        <w:t>7</w:t>
+      </w:r>
+      <w:r>
+        <w:rPr>
+          <w:highlight w:val="yellow"/>
+        </w:rPr>
+        <w:t>.6. Ограничения методики</w:t>
       </w:r>
     </w:p>
     <w:p/>
-    <w:p/>
-    <w:p/>
     <w:p>
       <w:pPr>
         <w:pStyle w:val="1"/>
@@ -46232,7 +45569,13 @@
           <w:lang w:val="ru-RU"/>
         </w:rPr>
         <w:lastRenderedPageBreak/>
-        <w:t>6. Результаты экспериментального исследования</w:t>
+        <w:t>8</w:t>
+      </w:r>
+      <w:r>
+        <w:rPr>
+          <w:lang w:val="ru-RU"/>
+        </w:rPr>
+        <w:t>. Результаты экспериментального исследования</w:t>
       </w:r>
     </w:p>
     <w:p>
@@ -46240,7 +45583,10 @@
         <w:pStyle w:val="2"/>
       </w:pPr>
       <w:r>
-        <w:t>6.1 Анализ реальной сетевой трассы</w:t>
+        <w:t>8</w:t>
+      </w:r>
+      <w:r>
+        <w:t>.1 Анализ реальной сетевой трассы</w:t>
       </w:r>
     </w:p>
     <w:p>
@@ -46255,68 +45601,44 @@
         <w:rPr>
           <w:sz w:val="24"/>
         </w:rPr>
-        <w:t xml:space="preserve">Для формирования </w:t>
-      </w:r>
-      <w:r>
-        <w:rPr>
-          <w:sz w:val="24"/>
-        </w:rPr>
-        <w:t xml:space="preserve">общего представления о том, что есть реальная сетевая нагрузка, как в ней соотносятся исследуемые в работе операции и каких численных значений они могут достигать, была использована </w:t>
-      </w:r>
-      <w:r>
-        <w:rPr>
-          <w:sz w:val="24"/>
-        </w:rPr>
-        <w:t>сетевая трасса, собранная на маршрутизаторе</w:t>
-      </w:r>
-      <w:r>
-        <w:rPr>
-          <w:sz w:val="24"/>
-        </w:rPr>
-        <w:t xml:space="preserve"> одного из сетевых провайдеров, обслуживающих</w:t>
-      </w:r>
-      <w:r>
-        <w:rPr>
-          <w:sz w:val="24"/>
-        </w:rPr>
-        <w:t xml:space="preserve"> жилой сегмент сети вблизи многоквартирного дома. Уже сам источник данных важен для корректной интерпретации результатов: рассматриваемая трасса отражает поведение абонентского трафика в вечернее время, а не нагрузку, характерную для центров обработки данных или магистральных сетевых узлов. Следовательно, полученные по ней количественные характеристики необходимо </w:t>
+        <w:t xml:space="preserve">Для формирования представления о реальной сетевой нагрузке и о соотношении исследуемых в работе операций была использована сетевая трасса, собранная на маршрутизаторе провайдера, обслуживающего жилой сегмент сети вблизи многоквартирного дома. Поэтому полученные по ней характеристики следует </w:t>
       </w:r>
       <w:proofErr w:type="gramStart"/>
       <w:r>
         <w:rPr>
           <w:sz w:val="24"/>
         </w:rPr>
-        <w:t>рассматривать</w:t>
+        <w:t>интерпретировать</w:t>
       </w:r>
       <w:proofErr w:type="gramEnd"/>
       <w:r>
         <w:rPr>
           <w:sz w:val="24"/>
         </w:rPr>
-        <w:t xml:space="preserve"> прежде всего как описание </w:t>
-      </w:r>
-      <w:r>
-        <w:rPr>
-          <w:rStyle w:val="af3"/>
-          <w:b w:val="0"/>
-          <w:sz w:val="24"/>
-        </w:rPr>
-        <w:t>профиля нагрузки</w:t>
-      </w:r>
-      <w:r>
-        <w:rPr>
-          <w:sz w:val="24"/>
-        </w:rPr>
-        <w:t>, а не как оценку типичных размеров таблиц классификации в высоконагруженных сетевых системах.</w:t>
+        <w:t xml:space="preserve"> прежде всего как описание профиля нагрузки, а не как оценку типичных размеров таблиц классификации для </w:t>
+      </w:r>
+      <w:proofErr w:type="spellStart"/>
+      <w:r>
+        <w:rPr>
+          <w:sz w:val="24"/>
+        </w:rPr>
+        <w:t>ЦОДов</w:t>
+      </w:r>
+      <w:proofErr w:type="spellEnd"/>
+      <w:r>
+        <w:rPr>
+          <w:sz w:val="24"/>
+        </w:rPr>
+        <w:t xml:space="preserve"> или магистральных сетей.</w:t>
       </w:r>
     </w:p>
     <w:p>
       <w:pPr>
         <w:spacing w:line="240" w:lineRule="auto"/>
+        <w:ind w:firstLine="567"/>
         <w:jc w:val="center"/>
         <w:rPr>
           <w:sz w:val="24"/>
-          <w:lang w:val="en-GB"/>
         </w:rPr>
       </w:pPr>
       <w:r>
@@ -46373,236 +45695,7 @@
         <w:rPr>
           <w:sz w:val="24"/>
         </w:rPr>
-        <w:t xml:space="preserve">На рисунке, характеризующем число операций поиска в секунду, наблюдается высокий и достаточно устойчивый уровень запросов на протяжении всего интервала наблюдения. В начале трассы интенсивность находится в диапазоне порядка </w:t>
-      </w:r>
-      <m:oMath>
-        <m:d>
-          <m:dPr>
-            <m:begChr m:val="["/>
-            <m:endChr m:val="]"/>
-            <m:ctrlPr>
-              <w:rPr>
-                <w:rFonts w:ascii="Cambria Math" w:hAnsi="Cambria Math"/>
-                <w:i/>
-                <w:sz w:val="24"/>
-              </w:rPr>
-            </m:ctrlPr>
-          </m:dPr>
-          <m:e>
-            <m:r>
-              <w:rPr>
-                <w:rFonts w:ascii="Cambria Math" w:hAnsi="Cambria Math"/>
-                <w:sz w:val="24"/>
-              </w:rPr>
-              <m:t>2.2 ∙</m:t>
-            </m:r>
-            <m:sSup>
-              <m:sSupPr>
-                <m:ctrlPr>
-                  <w:rPr>
-                    <w:rFonts w:ascii="Cambria Math" w:hAnsi="Cambria Math"/>
-                    <w:i/>
-                    <w:sz w:val="24"/>
-                  </w:rPr>
-                </m:ctrlPr>
-              </m:sSupPr>
-              <m:e>
-                <m:r>
-                  <w:rPr>
-                    <w:rFonts w:ascii="Cambria Math" w:hAnsi="Cambria Math"/>
-                    <w:sz w:val="24"/>
-                  </w:rPr>
-                  <m:t>10</m:t>
-                </m:r>
-              </m:e>
-              <m:sup>
-                <m:r>
-                  <w:rPr>
-                    <w:rFonts w:ascii="Cambria Math" w:hAnsi="Cambria Math"/>
-                    <w:sz w:val="24"/>
-                  </w:rPr>
-                  <m:t>5</m:t>
-                </m:r>
-              </m:sup>
-            </m:sSup>
-            <m:r>
-              <w:rPr>
-                <w:rFonts w:ascii="Cambria Math" w:hAnsi="Cambria Math"/>
-                <w:sz w:val="24"/>
-              </w:rPr>
-              <m:t>, 2.5 ∙</m:t>
-            </m:r>
-            <m:sSup>
-              <m:sSupPr>
-                <m:ctrlPr>
-                  <w:rPr>
-                    <w:rFonts w:ascii="Cambria Math" w:hAnsi="Cambria Math"/>
-                    <w:i/>
-                    <w:sz w:val="24"/>
-                  </w:rPr>
-                </m:ctrlPr>
-              </m:sSupPr>
-              <m:e>
-                <m:r>
-                  <w:rPr>
-                    <w:rFonts w:ascii="Cambria Math" w:hAnsi="Cambria Math"/>
-                    <w:sz w:val="24"/>
-                  </w:rPr>
-                  <m:t>10</m:t>
-                </m:r>
-              </m:e>
-              <m:sup>
-                <m:r>
-                  <w:rPr>
-                    <w:rFonts w:ascii="Cambria Math" w:hAnsi="Cambria Math"/>
-                    <w:sz w:val="24"/>
-                  </w:rPr>
-                  <m:t>5</m:t>
-                </m:r>
-              </m:sup>
-            </m:sSup>
-            <m:ctrlPr>
-              <w:rPr>
-                <w:rFonts w:ascii="Cambria Math" w:eastAsiaTheme="minorEastAsia" w:hAnsi="Cambria Math"/>
-                <w:i/>
-                <w:sz w:val="24"/>
-              </w:rPr>
-            </m:ctrlPr>
-          </m:e>
-        </m:d>
-      </m:oMath>
-      <w:r>
-        <w:rPr>
-          <w:rFonts w:eastAsiaTheme="minorEastAsia"/>
-          <w:sz w:val="24"/>
-        </w:rPr>
-        <w:t xml:space="preserve"> </w:t>
-      </w:r>
-      <w:r>
-        <w:rPr>
-          <w:sz w:val="24"/>
-        </w:rPr>
-        <w:t>запросов в секунду, затем постепенно снижается и к концу интервала стабил</w:t>
-      </w:r>
-      <w:r>
-        <w:rPr>
-          <w:sz w:val="24"/>
-        </w:rPr>
-        <w:t xml:space="preserve">изируется на уровне примерно </w:t>
-      </w:r>
-      <m:oMath>
-        <m:d>
-          <m:dPr>
-            <m:begChr m:val="["/>
-            <m:endChr m:val="]"/>
-            <m:ctrlPr>
-              <w:rPr>
-                <w:rFonts w:ascii="Cambria Math" w:hAnsi="Cambria Math"/>
-                <w:i/>
-                <w:sz w:val="24"/>
-              </w:rPr>
-            </m:ctrlPr>
-          </m:dPr>
-          <m:e>
-            <m:r>
-              <w:rPr>
-                <w:rFonts w:ascii="Cambria Math" w:hAnsi="Cambria Math"/>
-                <w:sz w:val="24"/>
-              </w:rPr>
-              <m:t>1.2 ∙</m:t>
-            </m:r>
-            <m:sSup>
-              <m:sSupPr>
-                <m:ctrlPr>
-                  <w:rPr>
-                    <w:rFonts w:ascii="Cambria Math" w:hAnsi="Cambria Math"/>
-                    <w:i/>
-                    <w:sz w:val="24"/>
-                  </w:rPr>
-                </m:ctrlPr>
-              </m:sSupPr>
-              <m:e>
-                <m:r>
-                  <w:rPr>
-                    <w:rFonts w:ascii="Cambria Math" w:hAnsi="Cambria Math"/>
-                    <w:sz w:val="24"/>
-                  </w:rPr>
-                  <m:t>10</m:t>
-                </m:r>
-              </m:e>
-              <m:sup>
-                <m:r>
-                  <w:rPr>
-                    <w:rFonts w:ascii="Cambria Math" w:hAnsi="Cambria Math"/>
-                    <w:sz w:val="24"/>
-                  </w:rPr>
-                  <m:t>5</m:t>
-                </m:r>
-              </m:sup>
-            </m:sSup>
-            <m:r>
-              <w:rPr>
-                <w:rFonts w:ascii="Cambria Math" w:hAnsi="Cambria Math"/>
-                <w:sz w:val="24"/>
-              </w:rPr>
-              <m:t>, 1.5 ∙</m:t>
-            </m:r>
-            <m:sSup>
-              <m:sSupPr>
-                <m:ctrlPr>
-                  <w:rPr>
-                    <w:rFonts w:ascii="Cambria Math" w:hAnsi="Cambria Math"/>
-                    <w:i/>
-                    <w:sz w:val="24"/>
-                  </w:rPr>
-                </m:ctrlPr>
-              </m:sSupPr>
-              <m:e>
-                <m:r>
-                  <w:rPr>
-                    <w:rFonts w:ascii="Cambria Math" w:hAnsi="Cambria Math"/>
-                    <w:sz w:val="24"/>
-                  </w:rPr>
-                  <m:t>10</m:t>
-                </m:r>
-              </m:e>
-              <m:sup>
-                <m:r>
-                  <w:rPr>
-                    <w:rFonts w:ascii="Cambria Math" w:hAnsi="Cambria Math"/>
-                    <w:sz w:val="24"/>
-                  </w:rPr>
-                  <m:t>5</m:t>
-                </m:r>
-              </m:sup>
-            </m:sSup>
-            <m:ctrlPr>
-              <w:rPr>
-                <w:rFonts w:ascii="Cambria Math" w:eastAsiaTheme="minorEastAsia" w:hAnsi="Cambria Math"/>
-                <w:i/>
-                <w:sz w:val="24"/>
-              </w:rPr>
-            </m:ctrlPr>
-          </m:e>
-        </m:d>
-      </m:oMath>
-      <w:r>
-        <w:rPr>
-          <w:sz w:val="24"/>
-        </w:rPr>
-        <w:t xml:space="preserve"> запросов в секунду. Средне</w:t>
-      </w:r>
-      <w:r>
-        <w:rPr>
-          <w:sz w:val="24"/>
-        </w:rPr>
-        <w:t>е значение составляет около</w:t>
-      </w:r>
-      <w:r>
-        <w:rPr>
-          <w:sz w:val="24"/>
-        </w:rPr>
-        <w:t xml:space="preserve"> </w:t>
+        <w:t xml:space="preserve">График числа операций поиска в секунду показывает высокий и достаточно устойчивый уровень запросов на всём интервале наблюдения. В начале трассы интенсивность выше, затем она постепенно снижается и к концу интервала выходит на более низкий устойчивый уровень. Среднее значение составляет около </w:t>
       </w:r>
       <m:oMath>
         <m:r>
@@ -46610,7 +45703,14 @@
             <w:rFonts w:ascii="Cambria Math" w:hAnsi="Cambria Math"/>
             <w:sz w:val="24"/>
           </w:rPr>
-          <m:t>1.72 ∙</m:t>
+          <m:t>1.72</m:t>
+        </m:r>
+        <m:r>
+          <w:rPr>
+            <w:rFonts w:ascii="Cambria Math" w:hAnsi="Cambria Math" w:cs="Cambria Math"/>
+            <w:sz w:val="24"/>
+          </w:rPr>
+          <m:t>⋅</m:t>
         </m:r>
         <m:sSup>
           <m:sSupPr>
@@ -46641,66 +45741,42 @@
             </m:r>
           </m:sup>
         </m:sSup>
+        <m:r>
+          <w:rPr>
+            <w:rFonts w:ascii="Cambria Math" w:hAnsi="Cambria Math"/>
+            <w:sz w:val="24"/>
+          </w:rPr>
+          <m:t xml:space="preserve"> </m:t>
+        </m:r>
       </m:oMath>
       <w:r>
         <w:rPr>
-          <w:rFonts w:eastAsiaTheme="minorEastAsia"/>
-          <w:sz w:val="24"/>
-        </w:rPr>
-        <w:t xml:space="preserve"> </w:t>
-      </w:r>
-      <w:r>
-        <w:rPr>
-          <w:sz w:val="24"/>
-        </w:rPr>
-        <w:t xml:space="preserve">запросов в секунду. </w:t>
-      </w:r>
-      <w:r>
-        <w:rPr>
-          <w:sz w:val="24"/>
-        </w:rPr>
-        <w:t xml:space="preserve">Именно это значение и взято как один из параметров реалистичного профиля нагрузки. </w:t>
-      </w:r>
-      <w:r>
-        <w:rPr>
-          <w:sz w:val="24"/>
-        </w:rPr>
-        <w:t xml:space="preserve">Существенно, что снижение происходит плавно, без резких долговременных скачков вверх, что естественно интерпретируется как затухание пользовательской активности с наступлением ночного времени. Для жилого сегмента сети такая картина является </w:t>
-      </w:r>
-      <w:r>
-        <w:rPr>
-          <w:sz w:val="24"/>
-        </w:rPr>
-        <w:t>обоснованной</w:t>
-      </w:r>
-      <w:r>
-        <w:rPr>
-          <w:sz w:val="24"/>
-        </w:rPr>
-        <w:t xml:space="preserve">: по мере перехода от вечернего пика к более позднему времени интенсивность обращений уменьшается, но остаётся значительной за счёт фонового трафика, </w:t>
-      </w:r>
-      <w:proofErr w:type="spellStart"/>
-      <w:r>
-        <w:rPr>
-          <w:sz w:val="24"/>
-        </w:rPr>
-        <w:t>видеосервисов</w:t>
-      </w:r>
-      <w:proofErr w:type="spellEnd"/>
-      <w:r>
-        <w:rPr>
-          <w:sz w:val="24"/>
-        </w:rPr>
-        <w:t>, мобильных устройств и прочих постоянных потребителей сети.</w:t>
+          <w:sz w:val="24"/>
+        </w:rPr>
+        <w:t xml:space="preserve">запросов в секунду и используется как один из параметров </w:t>
+      </w:r>
+      <w:r>
+        <w:rPr>
+          <w:sz w:val="24"/>
+        </w:rPr>
+        <w:t>реалистичной нагрузки</w:t>
+      </w:r>
+      <w:r>
+        <w:rPr>
+          <w:sz w:val="24"/>
+        </w:rPr>
+        <w:t>. Плавное уменьшение интенсивности естественно интерпретируется как затухание пользовательской активности с наступлением ночного времени, что соответствует характеру абонентского трафика в жилом сегменте сети.</w:t>
       </w:r>
     </w:p>
     <w:p>
       <w:pPr>
         <w:spacing w:line="240" w:lineRule="auto"/>
         <w:ind w:firstLine="567"/>
-        <w:rPr>
-          <w:sz w:val="24"/>
-          <w:lang w:val="en-GB"/>
+        <w:jc w:val="center"/>
+        <w:rPr>
+          <w:rFonts w:ascii="Cambria Math" w:hAnsi="Cambria Math"/>
+          <w:sz w:val="24"/>
+          <w:oMath/>
         </w:rPr>
       </w:pPr>
       <w:r>
@@ -46708,7 +45784,6 @@
           <w:noProof/>
           <w:lang w:eastAsia="ru-RU"/>
         </w:rPr>
-        <w:lastRenderedPageBreak/>
         <w:drawing>
           <wp:inline distT="0" distB="0" distL="0" distR="0" wp14:anchorId="4FEF538F" wp14:editId="72A7D70F">
             <wp:extent cx="5943600" cy="2094277"/>
@@ -46749,153 +45824,45 @@
     <w:p>
       <w:pPr>
         <w:spacing w:line="240" w:lineRule="auto"/>
-        <w:rPr>
-          <w:sz w:val="24"/>
-        </w:rPr>
-      </w:pPr>
-      <w:r>
-        <w:rPr>
-          <w:sz w:val="24"/>
-        </w:rPr>
+        <w:ind w:firstLine="567"/>
+        <w:rPr>
+          <w:sz w:val="24"/>
+          <w:szCs w:val="24"/>
+        </w:rPr>
+      </w:pPr>
+      <w:r>
+        <w:rPr>
+          <w:sz w:val="24"/>
+          <w:szCs w:val="24"/>
+        </w:rPr>
+        <w:lastRenderedPageBreak/>
         <w:t xml:space="preserve">Второй график отражает число появления новых правил в секунду, то есть интенсивность операций типа </w:t>
       </w:r>
-      <w:r>
-        <w:rPr>
-          <w:sz w:val="24"/>
-          <w:lang w:val="en-GB"/>
+      <w:proofErr w:type="spellStart"/>
+      <w:r>
+        <w:rPr>
+          <w:rStyle w:val="HTML"/>
+          <w:rFonts w:eastAsiaTheme="majorEastAsia"/>
+          <w:sz w:val="24"/>
+          <w:szCs w:val="24"/>
         </w:rPr>
         <w:t>update</w:t>
       </w:r>
-      <w:r>
-        <w:rPr>
-          <w:sz w:val="24"/>
-        </w:rPr>
-        <w:t xml:space="preserve">, соответствующих появлению новых сочетаний «ключ–значение», </w:t>
-      </w:r>
-      <w:r>
-        <w:rPr>
-          <w:sz w:val="24"/>
-        </w:rPr>
-        <w:t xml:space="preserve">где ключ уже находится в активной </w:t>
-      </w:r>
-      <w:r>
-        <w:rPr>
-          <w:sz w:val="24"/>
-          <w:lang w:val="en-GB"/>
-        </w:rPr>
-        <w:t>MAC</w:t>
-      </w:r>
-      <w:r>
-        <w:rPr>
-          <w:sz w:val="24"/>
-        </w:rPr>
-        <w:t>-</w:t>
-      </w:r>
-      <w:r>
-        <w:rPr>
-          <w:sz w:val="24"/>
-          <w:lang w:val="en-GB"/>
-        </w:rPr>
-        <w:t>VLAN</w:t>
-      </w:r>
-      <w:r>
-        <w:rPr>
-          <w:sz w:val="24"/>
-        </w:rPr>
-        <w:t xml:space="preserve"> </w:t>
-      </w:r>
-      <w:r>
-        <w:rPr>
-          <w:sz w:val="24"/>
-        </w:rPr>
-        <w:t>таблице</w:t>
-      </w:r>
-      <w:r>
-        <w:rPr>
-          <w:sz w:val="24"/>
-        </w:rPr>
-        <w:t>. В самом начале наблюдения фиксируется резкий</w:t>
-      </w:r>
-      <w:r>
-        <w:rPr>
-          <w:sz w:val="24"/>
-        </w:rPr>
-        <w:t xml:space="preserve"> всплеск, достигающий порядка </w:t>
-      </w:r>
-      <m:oMath>
-        <m:sSup>
-          <m:sSupPr>
-            <m:ctrlPr>
-              <w:rPr>
-                <w:rFonts w:ascii="Cambria Math" w:hAnsi="Cambria Math"/>
-                <w:i/>
-                <w:sz w:val="24"/>
-              </w:rPr>
-            </m:ctrlPr>
-          </m:sSupPr>
-          <m:e>
-            <m:r>
-              <w:rPr>
-                <w:rFonts w:ascii="Cambria Math" w:hAnsi="Cambria Math"/>
-                <w:sz w:val="24"/>
-              </w:rPr>
-              <m:t>10</m:t>
-            </m:r>
-          </m:e>
-          <m:sup>
-            <m:r>
-              <w:rPr>
-                <w:rFonts w:ascii="Cambria Math" w:hAnsi="Cambria Math"/>
-                <w:sz w:val="24"/>
-              </w:rPr>
-              <m:t>4</m:t>
-            </m:r>
-          </m:sup>
-        </m:sSup>
-      </m:oMath>
-      <w:r>
-        <w:rPr>
-          <w:sz w:val="24"/>
-        </w:rPr>
-        <w:t xml:space="preserve"> обновляемых</w:t>
-      </w:r>
-      <w:r>
-        <w:rPr>
-          <w:sz w:val="24"/>
-        </w:rPr>
-        <w:t xml:space="preserve"> правил в секунду,</w:t>
-      </w:r>
-      <w:r>
-        <w:rPr>
-          <w:sz w:val="24"/>
-        </w:rPr>
-        <w:t xml:space="preserve"> что соответствует начальной инициализации структуры и заполнению основных правил,</w:t>
-      </w:r>
-      <w:r>
-        <w:rPr>
-          <w:sz w:val="24"/>
-        </w:rPr>
-        <w:t xml:space="preserve"> после чего интенсивность стремительно убывает практически до нуля. Далее по всей трассе наблюдаются лишь редкие локальные всплески, как правило, на уровне десятков или сотен новых правил в секунду, и только отдельные выбросы достиг</w:t>
-      </w:r>
-      <w:r>
-        <w:rPr>
-          <w:sz w:val="24"/>
-        </w:rPr>
-        <w:t xml:space="preserve">ают более высоких значений. </w:t>
-      </w:r>
-      <w:r>
-        <w:rPr>
-          <w:sz w:val="24"/>
-        </w:rPr>
-        <w:t>Это означает, что в исследуемой среде множество реально используемых соответствий быстро стабилизируется, а дальнейшая нагрузка в основном формируется повторными обращениями к уже известным записям.</w:t>
+      <w:proofErr w:type="spellEnd"/>
+      <w:r>
+        <w:rPr>
+          <w:sz w:val="24"/>
+          <w:szCs w:val="24"/>
+        </w:rPr>
+        <w:t>. В начале наблюдения фиксируется резкий всплеск, соответствующий начальной инициализации и заполнению основных правил, после чего интенсивность быстро падает почти до нуля. Далее по трассе видны лишь редкие локальные всплески, обычно на уровне десятков или сотен новых правил в секунду. Это показывает, что множество реально используемых соответствий быстро стабилизируется, а дальнейшая нагрузка в основном определяется повторными обращениями к уже известным записям.</w:t>
       </w:r>
     </w:p>
     <w:p>
       <w:pPr>
         <w:spacing w:line="240" w:lineRule="auto"/>
-        <w:rPr>
-          <w:sz w:val="24"/>
-          <w:lang w:val="en-GB"/>
+        <w:ind w:firstLine="567"/>
+        <w:rPr>
+          <w:sz w:val="24"/>
         </w:rPr>
       </w:pPr>
       <w:r>
@@ -46954,142 +45921,26 @@
         </w:rPr>
         <w:t xml:space="preserve">Третий график показывает частоту появления новых ключей в секунду, то есть интенсивность операций типа </w:t>
       </w:r>
+      <w:proofErr w:type="spellStart"/>
       <w:r>
         <w:rPr>
           <w:rFonts w:ascii="Courier New" w:hAnsi="Courier New" w:cs="Courier New"/>
           <w:sz w:val="24"/>
-          <w:lang w:val="en-GB"/>
         </w:rPr>
         <w:t>insert</w:t>
       </w:r>
-      <w:r>
-        <w:rPr>
-          <w:sz w:val="24"/>
-        </w:rPr>
-        <w:t xml:space="preserve">, связанных с обнаружением ранее не встречавшихся пар </w:t>
-      </w:r>
-      <w:r>
-        <w:rPr>
-          <w:sz w:val="24"/>
-          <w:lang w:val="en-GB"/>
-        </w:rPr>
-        <w:t>MAC</w:t>
-      </w:r>
-      <w:r>
-        <w:rPr>
-          <w:sz w:val="24"/>
-        </w:rPr>
-        <w:t>-</w:t>
-      </w:r>
-      <w:r>
-        <w:rPr>
-          <w:sz w:val="24"/>
-          <w:lang w:val="en-GB"/>
-        </w:rPr>
-        <w:t>VLAN</w:t>
-      </w:r>
-      <w:r>
-        <w:rPr>
-          <w:sz w:val="24"/>
-        </w:rPr>
-        <w:t>. В начале наблюдения фиксируется заметный пик</w:t>
-      </w:r>
-      <w:r>
-        <w:rPr>
-          <w:sz w:val="24"/>
-        </w:rPr>
-        <w:t>, что опять же соответствует инициализации структуры</w:t>
-      </w:r>
-      <w:r>
-        <w:rPr>
-          <w:sz w:val="24"/>
-        </w:rPr>
-        <w:t xml:space="preserve">, после чего частота появления новых ключей практически мгновенно падает до нулевого или </w:t>
-      </w:r>
-      <w:proofErr w:type="spellStart"/>
-      <w:r>
-        <w:rPr>
-          <w:sz w:val="24"/>
-        </w:rPr>
-        <w:t>околонулевого</w:t>
-      </w:r>
       <w:proofErr w:type="spellEnd"/>
       <w:r>
         <w:rPr>
           <w:sz w:val="24"/>
         </w:rPr>
-        <w:t xml:space="preserve"> уровня. На всём последующем интервале возникают лишь единичные новые ключи, разделённые большими промежутками времени. Такая картина означает, что множество уникальных пар </w:t>
-      </w:r>
-      <w:r>
-        <w:rPr>
-          <w:sz w:val="24"/>
-          <w:lang w:val="en-GB"/>
-        </w:rPr>
-        <w:t>MAC</w:t>
-      </w:r>
-      <w:r>
-        <w:rPr>
-          <w:sz w:val="24"/>
-        </w:rPr>
-        <w:t>-</w:t>
-      </w:r>
-      <w:r>
-        <w:rPr>
-          <w:sz w:val="24"/>
-          <w:lang w:val="en-GB"/>
-        </w:rPr>
-        <w:t>VLAN</w:t>
-      </w:r>
-      <w:r>
-        <w:rPr>
-          <w:sz w:val="24"/>
-        </w:rPr>
-        <w:t xml:space="preserve"> в данной трассе оказывается очень малым и быстро насыщается. </w:t>
-      </w:r>
-      <w:r>
-        <w:rPr>
-          <w:sz w:val="24"/>
-        </w:rPr>
-        <w:t xml:space="preserve">Полученные результаты совершенно корректно отражают природную структуру сетевой </w:t>
-      </w:r>
-      <w:r>
-        <w:rPr>
-          <w:sz w:val="24"/>
-        </w:rPr>
-        <w:lastRenderedPageBreak/>
-        <w:t xml:space="preserve">трассы: появление новых устройств с уникальным </w:t>
-      </w:r>
-      <w:r>
-        <w:rPr>
-          <w:sz w:val="24"/>
-          <w:lang w:val="en-GB"/>
-        </w:rPr>
-        <w:t>MAC</w:t>
-      </w:r>
-      <w:r>
-        <w:rPr>
-          <w:sz w:val="24"/>
-        </w:rPr>
-        <w:t>-</w:t>
-      </w:r>
-      <w:r>
-        <w:rPr>
-          <w:sz w:val="24"/>
-          <w:lang w:val="en-GB"/>
-        </w:rPr>
-        <w:t>VLAN</w:t>
-      </w:r>
-      <w:r>
-        <w:rPr>
-          <w:sz w:val="24"/>
-        </w:rPr>
-        <w:t xml:space="preserve"> </w:t>
-      </w:r>
-      <w:r>
-        <w:rPr>
-          <w:sz w:val="24"/>
-        </w:rPr>
-        <w:t>адресом поздней ночью в черте многоквартирного дома практически исключено.</w:t>
+        <w:t>, связанных с обнаружением ранее не встречавшихся пар MAC-VLAN. В начале наблюдения фиксируется заметный пик, соответствующий инициализации структуры, после чего частота появления новых ключей быстро падает до нулевого или близкого к нулю уровня. Далее по трассе встречаются лишь единичные новые ключи, разделённые большими промежутками времени. Это означает, что множество уникальных пар MAC-VLAN в данной трассе мало и быстро насыщается, что естественно для абонентского трафика в жило</w:t>
+      </w:r>
+      <w:r>
+        <w:rPr>
+          <w:sz w:val="24"/>
+        </w:rPr>
+        <w:t>м сегменте сети в ночное время.</w:t>
       </w:r>
     </w:p>
     <w:p>
@@ -47104,25 +45955,35 @@
         <w:rPr>
           <w:sz w:val="24"/>
         </w:rPr>
-        <w:t xml:space="preserve">Совместный анализ этих трёх графиков позволяет сделать важный вывод о характере исследуемой трассы. </w:t>
-      </w:r>
-      <w:r>
-        <w:rPr>
-          <w:sz w:val="24"/>
-        </w:rPr>
-        <w:t xml:space="preserve">Она </w:t>
-      </w:r>
-      <w:r>
-        <w:rPr>
-          <w:sz w:val="24"/>
-        </w:rPr>
-        <w:t>демонстрирует крайне слабый рост множества новых ключей и новых правил после начальной фазы наблюдения. Это означает, что для рассматриваемой сети доминирующей операцией является поиск по уже сформированной таблице, тогда как вставки новых ключей и даже обновления существующих соответств</w:t>
-      </w:r>
-      <w:r>
-        <w:rPr>
-          <w:sz w:val="24"/>
-        </w:rPr>
-        <w:t>ий происходят существенно реже.</w:t>
+        <w:t xml:space="preserve">Совместный анализ трёх графиков показывает, что после начальной фазы наблюдения доминирующей операцией является поиск по уже сформированной таблице, тогда как вставки новых ключей и обновления правил происходят значительно реже. В отличие от трафика, характерного для </w:t>
+      </w:r>
+      <w:proofErr w:type="spellStart"/>
+      <w:r>
+        <w:rPr>
+          <w:sz w:val="24"/>
+        </w:rPr>
+        <w:t>ЦОДов</w:t>
+      </w:r>
+      <w:proofErr w:type="spellEnd"/>
+      <w:r>
+        <w:rPr>
+          <w:sz w:val="24"/>
+        </w:rPr>
+        <w:t xml:space="preserve"> и других </w:t>
+      </w:r>
+      <w:proofErr w:type="spellStart"/>
+      <w:r>
+        <w:rPr>
+          <w:sz w:val="24"/>
+        </w:rPr>
+        <w:t>высокодинамичных</w:t>
+      </w:r>
+      <w:proofErr w:type="spellEnd"/>
+      <w:r>
+        <w:rPr>
+          <w:sz w:val="24"/>
+        </w:rPr>
+        <w:t xml:space="preserve"> систем, здесь таблица классификации быстро достигает насыщения, а число уникальных MAC-VLAN пар остаётся небольшим. Поэтому данную трассу корректно использовать не как источник типичного размера таблицы, а как источник реального профиля нагрузки, то есть соотношения между операциями поиска, обновления и вставки.</w:t>
       </w:r>
     </w:p>
     <w:p>
@@ -47133,39 +45994,16 @@
           <w:sz w:val="24"/>
         </w:rPr>
       </w:pPr>
-      <w:r>
-        <w:rPr>
-          <w:sz w:val="24"/>
-        </w:rPr>
-        <w:t xml:space="preserve">Именно здесь проявляется важное отличие исследуемой трассы от трафика, характерного для </w:t>
-      </w:r>
-      <w:proofErr w:type="spellStart"/>
-      <w:r>
-        <w:rPr>
-          <w:sz w:val="24"/>
-        </w:rPr>
-        <w:t>ЦОДов</w:t>
-      </w:r>
-      <w:proofErr w:type="spellEnd"/>
-      <w:r>
-        <w:rPr>
-          <w:sz w:val="24"/>
-        </w:rPr>
-        <w:t xml:space="preserve"> и других </w:t>
-      </w:r>
-      <w:proofErr w:type="spellStart"/>
-      <w:r>
-        <w:rPr>
-          <w:sz w:val="24"/>
-        </w:rPr>
-        <w:t>высокодинамичных</w:t>
-      </w:r>
-      <w:proofErr w:type="spellEnd"/>
-      <w:r>
-        <w:rPr>
-          <w:sz w:val="24"/>
-        </w:rPr>
-        <w:t xml:space="preserve"> инфраструктур. В центре обработки данных обычно ожидается существенно более интенсивное появление новых ключей и более крупные таблицы классификации, обусловленные масштабом сети, числом хостов и динамикой сервисного трафика. В рассматриваемой же абонентской трассе множество уникальных пар MAC-VLAN оказывается сравнительно небольшим, а сама таблица быстро достигает насыщения. Поэтому использовать данную трассу как источник типичного размера таблицы MAC-VLAN было бы методически неверно.</w:t>
+    </w:p>
+    <w:p>
+      <w:pPr>
+        <w:pStyle w:val="2"/>
+      </w:pPr>
+      <w:r>
+        <w:t>8</w:t>
+      </w:r>
+      <w:r>
+        <w:t>.2 Анализ синтетических данных</w:t>
       </w:r>
     </w:p>
     <w:p>
@@ -47173,32 +46011,56 @@
         <w:spacing w:line="240" w:lineRule="auto"/>
         <w:ind w:firstLine="567"/>
         <w:rPr>
-          <w:sz w:val="24"/>
-        </w:rPr>
-      </w:pPr>
-      <w:r>
-        <w:rPr>
-          <w:sz w:val="24"/>
-        </w:rPr>
-        <w:t>О</w:t>
-      </w:r>
-      <w:r>
-        <w:rPr>
-          <w:sz w:val="24"/>
-        </w:rPr>
-        <w:t xml:space="preserve">сновная ценность этой трассы для настоящего исследования состоит не в её абсолютных размерах, а в том, что она позволяет извлечь реальный профиль нагрузки, то есть соотношение между доминирующей операцией поиска, редкими операциями появления новых правил и ещё более редкими операциями появления новых ключей. Именно этот профиль и используется далее при построении </w:t>
-      </w:r>
-      <w:r>
-        <w:rPr>
-          <w:sz w:val="24"/>
-        </w:rPr>
-        <w:t>реалистичного сценария</w:t>
-      </w:r>
-      <w:r>
-        <w:rPr>
-          <w:sz w:val="24"/>
-        </w:rPr>
-        <w:t xml:space="preserve">. </w:t>
+          <w:noProof/>
+          <w:lang w:eastAsia="ru-RU"/>
+        </w:rPr>
+      </w:pPr>
+      <w:r>
+        <w:rPr>
+          <w:sz w:val="24"/>
+        </w:rPr>
+        <w:t xml:space="preserve">В синтетической части исследования для детального сравнения рассматриваются два метода: модифицированный Отелло </w:t>
+      </w:r>
+      <w:proofErr w:type="spellStart"/>
+      <w:r>
+        <w:rPr>
+          <w:sz w:val="24"/>
+        </w:rPr>
+        <w:t>хеш</w:t>
+      </w:r>
+      <w:proofErr w:type="spellEnd"/>
+      <w:r>
+        <w:rPr>
+          <w:sz w:val="24"/>
+        </w:rPr>
+        <w:t xml:space="preserve"> и классический кукушкин </w:t>
+      </w:r>
+      <w:proofErr w:type="spellStart"/>
+      <w:r>
+        <w:rPr>
+          <w:sz w:val="24"/>
+        </w:rPr>
+        <w:t>хеш</w:t>
+      </w:r>
+      <w:proofErr w:type="spellEnd"/>
+      <w:r>
+        <w:rPr>
+          <w:sz w:val="24"/>
+        </w:rPr>
+        <w:t xml:space="preserve">. Остальные </w:t>
+      </w:r>
+      <w:r>
+        <w:rPr>
+          <w:sz w:val="24"/>
+        </w:rPr>
+        <w:lastRenderedPageBreak/>
+        <w:t>алгоритмы, включённые в программный стенд, в основных экспериментах не анализируются, поскольку по совокупности характеристик заметно уст</w:t>
+      </w:r>
+      <w:r>
+        <w:rPr>
+          <w:sz w:val="24"/>
+        </w:rPr>
+        <w:t>упают двум указанным структурам.</w:t>
       </w:r>
     </w:p>
     <w:p>
@@ -47206,171 +46068,30 @@
         <w:spacing w:line="240" w:lineRule="auto"/>
         <w:ind w:firstLine="567"/>
         <w:rPr>
-          <w:sz w:val="24"/>
-        </w:rPr>
-      </w:pPr>
-    </w:p>
-    <w:p>
-      <w:pPr>
-        <w:spacing w:line="240" w:lineRule="auto"/>
-        <w:ind w:firstLine="567"/>
-        <w:rPr>
-          <w:sz w:val="24"/>
-        </w:rPr>
-      </w:pPr>
-    </w:p>
-    <w:p>
-      <w:pPr>
-        <w:pStyle w:val="2"/>
-      </w:pPr>
-      <w:r>
-        <w:t>6.2 Анализ синтетических данных</w:t>
-      </w:r>
-    </w:p>
-    <w:p>
-      <w:pPr>
-        <w:spacing w:line="240" w:lineRule="auto"/>
-        <w:ind w:firstLine="567"/>
+          <w:b/>
+          <w:noProof/>
+          <w:sz w:val="24"/>
+          <w:lang w:eastAsia="ru-RU"/>
+        </w:rPr>
+      </w:pPr>
+      <w:r>
         <w:rPr>
           <w:noProof/>
           <w:lang w:eastAsia="ru-RU"/>
         </w:rPr>
-      </w:pPr>
-      <w:r>
-        <w:rPr>
-          <w:sz w:val="24"/>
-        </w:rPr>
-        <w:t xml:space="preserve">В синтетической части исследования для детального сравнения рассматриваются два метода: модифицированный Отелло </w:t>
-      </w:r>
-      <w:proofErr w:type="spellStart"/>
-      <w:r>
-        <w:rPr>
-          <w:sz w:val="24"/>
-        </w:rPr>
-        <w:t>хеш</w:t>
-      </w:r>
-      <w:proofErr w:type="spellEnd"/>
-      <w:r>
-        <w:rPr>
-          <w:sz w:val="24"/>
-        </w:rPr>
-        <w:t xml:space="preserve"> и классический кукушкин </w:t>
-      </w:r>
-      <w:proofErr w:type="spellStart"/>
-      <w:r>
-        <w:rPr>
-          <w:sz w:val="24"/>
-        </w:rPr>
-        <w:t>хеш</w:t>
-      </w:r>
-      <w:proofErr w:type="spellEnd"/>
-      <w:r>
-        <w:rPr>
-          <w:sz w:val="24"/>
-        </w:rPr>
-        <w:t>. Остальные алгоритмы, включённые в программный стенд, в основных экспериментах не анализируются, поскольку по совокупности характеристик заметно уступают двум указанным структурам и не оказывают существенного влияния на интерпретацию результатов. В связи с этим дальнейший анализ сосредоточен на сравнении именно этих двух методов.</w:t>
-      </w:r>
-      <w:r>
-        <w:rPr>
-          <w:noProof/>
-          <w:lang w:eastAsia="ru-RU"/>
-        </w:rPr>
-        <w:t xml:space="preserve"> </w:t>
-      </w:r>
-    </w:p>
-    <w:p>
-      <w:pPr>
-        <w:spacing w:line="240" w:lineRule="auto"/>
-        <w:ind w:firstLine="567"/>
-        <w:rPr>
-          <w:b/>
-          <w:noProof/>
-          <w:sz w:val="24"/>
-          <w:lang w:eastAsia="ru-RU"/>
-        </w:rPr>
-      </w:pPr>
-      <w:r>
-        <w:rPr>
-          <w:b/>
-          <w:noProof/>
-          <w:sz w:val="24"/>
-          <w:lang w:eastAsia="ru-RU"/>
-        </w:rPr>
-        <w:t>Операция построения структуры</w:t>
-      </w:r>
-    </w:p>
-    <w:p>
-      <w:pPr>
-        <w:spacing w:line="240" w:lineRule="auto"/>
-        <w:ind w:firstLine="567"/>
-        <w:rPr>
-          <w:sz w:val="24"/>
-        </w:rPr>
-      </w:pPr>
-    </w:p>
-    <w:p>
-      <w:pPr>
-        <w:spacing w:line="240" w:lineRule="auto"/>
-        <w:ind w:firstLine="567"/>
-        <w:rPr>
-          <w:sz w:val="24"/>
-        </w:rPr>
-      </w:pPr>
-    </w:p>
-    <w:p>
-      <w:pPr>
-        <w:spacing w:line="240" w:lineRule="auto"/>
-        <w:ind w:firstLine="567"/>
-        <w:rPr>
-          <w:sz w:val="24"/>
-          <w:lang w:val="en-GB"/>
-        </w:rPr>
-      </w:pPr>
-    </w:p>
-    <w:p>
-      <w:pPr>
-        <w:spacing w:line="240" w:lineRule="auto"/>
-        <w:rPr>
-          <w:noProof/>
-          <w:lang w:eastAsia="ru-RU"/>
-        </w:rPr>
-      </w:pPr>
-    </w:p>
-    <w:p>
-      <w:pPr>
-        <w:spacing w:line="240" w:lineRule="auto"/>
-        <w:rPr>
-          <w:noProof/>
-          <w:lang w:eastAsia="ru-RU"/>
-        </w:rPr>
-      </w:pPr>
-    </w:p>
-    <w:p>
-      <w:pPr>
-        <w:spacing w:line="240" w:lineRule="auto"/>
-        <w:rPr>
-          <w:noProof/>
-          <w:lang w:eastAsia="ru-RU"/>
-        </w:rPr>
-      </w:pPr>
-      <w:r>
-        <w:rPr>
-          <w:noProof/>
-          <w:lang w:eastAsia="ru-RU"/>
-        </w:rPr>
         <w:drawing>
-          <wp:anchor distT="0" distB="0" distL="114300" distR="114300" simplePos="0" relativeHeight="251659264" behindDoc="0" locked="0" layoutInCell="1" allowOverlap="1" wp14:anchorId="0E417509" wp14:editId="5637BC62">
+          <wp:anchor distT="0" distB="0" distL="114300" distR="114300" simplePos="0" relativeHeight="251658240" behindDoc="0" locked="0" layoutInCell="1" allowOverlap="1" wp14:anchorId="6AB11EC2" wp14:editId="718BC5F4">
             <wp:simplePos x="0" y="0"/>
             <wp:positionH relativeFrom="column">
-              <wp:posOffset>3063240</wp:posOffset>
+              <wp:posOffset>-160020</wp:posOffset>
             </wp:positionH>
             <wp:positionV relativeFrom="paragraph">
-              <wp:posOffset>373380</wp:posOffset>
+              <wp:posOffset>516890</wp:posOffset>
             </wp:positionV>
-            <wp:extent cx="2917825" cy="1607820"/>
-            <wp:effectExtent l="0" t="0" r="0" b="0"/>
+            <wp:extent cx="3223260" cy="1786255"/>
+            <wp:effectExtent l="0" t="0" r="0" b="4445"/>
             <wp:wrapSquare wrapText="bothSides"/>
-            <wp:docPr id="18" name="Рисунок 18"/>
+            <wp:docPr id="19" name="Рисунок 19"/>
             <wp:cNvGraphicFramePr>
               <a:graphicFrameLocks xmlns:a="http://schemas.openxmlformats.org/drawingml/2006/main" noChangeAspect="1"/>
             </wp:cNvGraphicFramePr>
@@ -47396,7 +46117,7 @@
                   <pic:spPr>
                     <a:xfrm>
                       <a:off x="0" y="0"/>
-                      <a:ext cx="2917825" cy="1607820"/>
+                      <a:ext cx="3223260" cy="1786255"/>
                     </a:xfrm>
                     <a:prstGeom prst="rect">
                       <a:avLst/>
@@ -47420,18 +46141,18 @@
           <w:lang w:eastAsia="ru-RU"/>
         </w:rPr>
         <w:drawing>
-          <wp:anchor distT="0" distB="0" distL="114300" distR="114300" simplePos="0" relativeHeight="251658240" behindDoc="0" locked="0" layoutInCell="1" allowOverlap="1" wp14:anchorId="6AB11EC2" wp14:editId="07E4F057">
+          <wp:anchor distT="0" distB="0" distL="114300" distR="114300" simplePos="0" relativeHeight="251659264" behindDoc="0" locked="0" layoutInCell="1" allowOverlap="1" wp14:anchorId="0E417509" wp14:editId="0D5E174C">
             <wp:simplePos x="0" y="0"/>
             <wp:positionH relativeFrom="column">
-              <wp:posOffset>-15240</wp:posOffset>
+              <wp:posOffset>3299460</wp:posOffset>
             </wp:positionH>
             <wp:positionV relativeFrom="paragraph">
-              <wp:posOffset>373380</wp:posOffset>
+              <wp:posOffset>520700</wp:posOffset>
             </wp:positionV>
-            <wp:extent cx="3078480" cy="1706245"/>
-            <wp:effectExtent l="0" t="0" r="7620" b="8255"/>
+            <wp:extent cx="3055620" cy="1684020"/>
+            <wp:effectExtent l="0" t="0" r="0" b="0"/>
             <wp:wrapSquare wrapText="bothSides"/>
-            <wp:docPr id="19" name="Рисунок 19"/>
+            <wp:docPr id="18" name="Рисунок 18"/>
             <wp:cNvGraphicFramePr>
               <a:graphicFrameLocks xmlns:a="http://schemas.openxmlformats.org/drawingml/2006/main" noChangeAspect="1"/>
             </wp:cNvGraphicFramePr>
@@ -47457,7 +46178,7 @@
                   <pic:spPr>
                     <a:xfrm>
                       <a:off x="0" y="0"/>
-                      <a:ext cx="3078480" cy="1706245"/>
+                      <a:ext cx="3055620" cy="1684020"/>
                     </a:xfrm>
                     <a:prstGeom prst="rect">
                       <a:avLst/>
@@ -47475,6 +46196,15 @@
           </wp:anchor>
         </w:drawing>
       </w:r>
+      <w:r>
+        <w:rPr>
+          <w:b/>
+          <w:noProof/>
+          <w:sz w:val="24"/>
+          <w:lang w:eastAsia="ru-RU"/>
+        </w:rPr>
+        <w:t>Операция построения структуры</w:t>
+      </w:r>
     </w:p>
     <w:p>
       <w:pPr>
@@ -47500,9 +46230,9 @@
           <w:lang w:eastAsia="ru-RU"/>
         </w:rPr>
         <w:drawing>
-          <wp:inline distT="0" distB="0" distL="0" distR="0" wp14:anchorId="4D6DF800" wp14:editId="012F23C1">
-            <wp:extent cx="5208921" cy="2849880"/>
-            <wp:effectExtent l="0" t="0" r="0" b="7620"/>
+          <wp:inline distT="0" distB="0" distL="0" distR="0" wp14:anchorId="4D6DF800" wp14:editId="115DB66A">
+            <wp:extent cx="4888586" cy="2674620"/>
+            <wp:effectExtent l="0" t="0" r="7620" b="0"/>
             <wp:docPr id="17" name="Рисунок 17"/>
             <wp:cNvGraphicFramePr>
               <a:graphicFrameLocks xmlns:a="http://schemas.openxmlformats.org/drawingml/2006/main" noChangeAspect="1"/>
@@ -47523,7 +46253,7 @@
                   <pic:spPr>
                     <a:xfrm>
                       <a:off x="0" y="0"/>
-                      <a:ext cx="5208921" cy="2849880"/>
+                      <a:ext cx="4895507" cy="2678407"/>
                     </a:xfrm>
                     <a:prstGeom prst="rect">
                       <a:avLst/>
@@ -47600,6 +46330,19 @@
           <w:sz w:val="24"/>
         </w:rPr>
       </w:pPr>
+      <w:r>
+        <w:rPr>
+          <w:sz w:val="24"/>
+        </w:rPr>
+        <w:lastRenderedPageBreak/>
+        <w:t>При этом по числу вызовов хеш-функций Отелло выглядит лучше, поскольку после выбора удачной конфигурации каждый ключ проходит через сравнительно короткую и строго организованную цепочку действий. У метода нет длинных серий повторных локальных размещений, характерных для конфликтных хеш-таблиц. Аналогично и число обращений к памяти растёт более ровно: работа структуры на этапе построения связана главным образом с графом и с последовательным заполнением рабочих массивов, а не с многократным перемеще</w:t>
+      </w:r>
+      <w:r>
+        <w:rPr>
+          <w:sz w:val="24"/>
+        </w:rPr>
+        <w:t>нием уже размещённых элементов.</w:t>
+      </w:r>
     </w:p>
     <w:p>
       <w:pPr>
@@ -47613,14 +46356,39 @@
         <w:rPr>
           <w:sz w:val="24"/>
         </w:rPr>
-        <w:lastRenderedPageBreak/>
-        <w:t>При этом по числу вызовов хеш-функций Отелло выглядит лучше, поскольку после выбора удачной конфигурации каждый ключ проходит через сравнительно короткую и строго организованную цепочку действий. У метода нет длинных серий повторных локальных размещений, характерных для конфликтных хеш-таблиц. Аналогично и число обращений к памяти растёт более ровно: работа структуры на этапе построения связана главным образом с графом и с последовательным заполнением рабочих массивов, а не с многократным перемеще</w:t>
-      </w:r>
-      <w:r>
-        <w:rPr>
-          <w:sz w:val="24"/>
-        </w:rPr>
-        <w:t>нием уже размещённых элементов.</w:t>
+        <w:t xml:space="preserve">Тем самым для Отелло на графиках видна типичная для него стратегия: он тратит больше времени на предварительное формирование корректной структуры, но делает это за счёт более контролируемого числа </w:t>
+      </w:r>
+      <w:proofErr w:type="spellStart"/>
+      <w:r>
+        <w:rPr>
+          <w:sz w:val="24"/>
+        </w:rPr>
+        <w:t>хеш</w:t>
+      </w:r>
+      <w:proofErr w:type="spellEnd"/>
+      <w:r>
+        <w:rPr>
+          <w:sz w:val="24"/>
+        </w:rPr>
+        <w:t>-вызовов и обращений к памяти. Это с</w:t>
+      </w:r>
+      <w:r>
+        <w:rPr>
+          <w:sz w:val="24"/>
+        </w:rPr>
+        <w:t>оответствует самой идее метода -</w:t>
+      </w:r>
+      <w:r>
+        <w:rPr>
+          <w:sz w:val="24"/>
+        </w:rPr>
+        <w:t xml:space="preserve"> перенести существенную часть сложности на этап построения, чтобы затем получить </w:t>
+      </w:r>
+      <w:r>
+        <w:rPr>
+          <w:sz w:val="24"/>
+        </w:rPr>
+        <w:t>более эффективный режим поиска.</w:t>
       </w:r>
     </w:p>
     <w:p>
@@ -47635,39 +46403,21 @@
         <w:rPr>
           <w:sz w:val="24"/>
         </w:rPr>
-        <w:t xml:space="preserve">Тем самым для Отелло на графиках видна типичная для него стратегия: он тратит больше времени на предварительное формирование корректной структуры, но делает это за счёт более контролируемого числа </w:t>
+        <w:t xml:space="preserve">Небольшие локальные скачки на графиках естественны и объясняются </w:t>
       </w:r>
       <w:proofErr w:type="spellStart"/>
       <w:r>
         <w:rPr>
           <w:sz w:val="24"/>
         </w:rPr>
-        <w:t>хеш</w:t>
+        <w:t>случайностной</w:t>
       </w:r>
       <w:proofErr w:type="spellEnd"/>
       <w:r>
         <w:rPr>
           <w:sz w:val="24"/>
         </w:rPr>
-        <w:t>-вызовов и обращений к памяти. Это с</w:t>
-      </w:r>
-      <w:r>
-        <w:rPr>
-          <w:sz w:val="24"/>
-        </w:rPr>
-        <w:t>оответствует самой идее метода -</w:t>
-      </w:r>
-      <w:r>
-        <w:rPr>
-          <w:sz w:val="24"/>
-        </w:rPr>
-        <w:t xml:space="preserve"> перенести существенную часть сложности на этап построения, чтобы затем получить </w:t>
-      </w:r>
-      <w:r>
-        <w:rPr>
-          <w:sz w:val="24"/>
-        </w:rPr>
-        <w:t>более эффективный режим поиска.</w:t>
+        <w:t xml:space="preserve"> природой хеширования: в одних точках подходящая конфигурация находится быстрее, в других требуется больше попыток согласования. Однако общий характер зависимостей при этом сохраняется.</w:t>
       </w:r>
     </w:p>
     <w:p>
@@ -47678,41 +46428,12 @@
           <w:sz w:val="24"/>
         </w:rPr>
       </w:pPr>
-      <w:r>
-        <w:rPr>
-          <w:sz w:val="24"/>
-        </w:rPr>
-        <w:t xml:space="preserve">Небольшие локальные скачки на графиках естественны и объясняются </w:t>
-      </w:r>
-      <w:proofErr w:type="spellStart"/>
-      <w:r>
-        <w:rPr>
-          <w:sz w:val="24"/>
-        </w:rPr>
-        <w:t>случайностной</w:t>
-      </w:r>
-      <w:proofErr w:type="spellEnd"/>
-      <w:r>
-        <w:rPr>
-          <w:sz w:val="24"/>
-        </w:rPr>
-        <w:t xml:space="preserve"> природой хеширования: в одних точках подходящая конфигурация находится быстрее, в других требуется больше попыток согласования. Однако общий характер зависимостей при этом сохраняется.</w:t>
-      </w:r>
     </w:p>
     <w:p>
       <w:pPr>
         <w:spacing w:line="240" w:lineRule="auto"/>
         <w:ind w:firstLine="567"/>
         <w:rPr>
-          <w:sz w:val="24"/>
-        </w:rPr>
-      </w:pPr>
-    </w:p>
-    <w:p>
-      <w:pPr>
-        <w:spacing w:line="240" w:lineRule="auto"/>
-        <w:ind w:firstLine="567"/>
-        <w:rPr>
           <w:b/>
           <w:noProof/>
           <w:sz w:val="24"/>
@@ -47725,18 +46446,18 @@
           <w:lang w:eastAsia="ru-RU"/>
         </w:rPr>
         <w:drawing>
-          <wp:anchor distT="0" distB="0" distL="114300" distR="114300" simplePos="0" relativeHeight="251661312" behindDoc="0" locked="0" layoutInCell="1" allowOverlap="1" wp14:anchorId="550EEEE7" wp14:editId="2B65B978">
+          <wp:anchor distT="0" distB="0" distL="114300" distR="114300" simplePos="0" relativeHeight="251660288" behindDoc="0" locked="0" layoutInCell="1" allowOverlap="1" wp14:anchorId="090B7F28" wp14:editId="01C79D00">
             <wp:simplePos x="0" y="0"/>
             <wp:positionH relativeFrom="column">
-              <wp:posOffset>182880</wp:posOffset>
+              <wp:posOffset>3147060</wp:posOffset>
             </wp:positionH>
             <wp:positionV relativeFrom="paragraph">
-              <wp:posOffset>520700</wp:posOffset>
+              <wp:posOffset>289560</wp:posOffset>
             </wp:positionV>
-            <wp:extent cx="2769235" cy="1508760"/>
-            <wp:effectExtent l="0" t="0" r="0" b="0"/>
+            <wp:extent cx="3116580" cy="1692910"/>
+            <wp:effectExtent l="0" t="0" r="7620" b="2540"/>
             <wp:wrapSquare wrapText="bothSides"/>
-            <wp:docPr id="16" name="Рисунок 16"/>
+            <wp:docPr id="8" name="Рисунок 8"/>
             <wp:cNvGraphicFramePr>
               <a:graphicFrameLocks xmlns:a="http://schemas.openxmlformats.org/drawingml/2006/main" noChangeAspect="1"/>
             </wp:cNvGraphicFramePr>
@@ -47762,7 +46483,7 @@
                   <pic:spPr>
                     <a:xfrm>
                       <a:off x="0" y="0"/>
-                      <a:ext cx="2769235" cy="1508760"/>
+                      <a:ext cx="3116580" cy="1692910"/>
                     </a:xfrm>
                     <a:prstGeom prst="rect">
                       <a:avLst/>
@@ -47782,52 +46503,22 @@
       </w:r>
       <w:r>
         <w:rPr>
-          <w:b/>
-          <w:noProof/>
-          <w:sz w:val="24"/>
-          <w:lang w:eastAsia="ru-RU"/>
-        </w:rPr>
-        <w:t xml:space="preserve">Операция </w:t>
-      </w:r>
-      <w:r>
-        <w:rPr>
-          <w:b/>
-          <w:noProof/>
-          <w:sz w:val="24"/>
-          <w:lang w:eastAsia="ru-RU"/>
-        </w:rPr>
-        <w:t>поиска</w:t>
-      </w:r>
-    </w:p>
-    <w:p>
-      <w:pPr>
-        <w:spacing w:line="240" w:lineRule="auto"/>
-        <w:ind w:firstLine="567"/>
-        <w:rPr>
-          <w:b/>
-          <w:noProof/>
-          <w:sz w:val="24"/>
-          <w:lang w:val="en-GB" w:eastAsia="ru-RU"/>
-        </w:rPr>
-      </w:pPr>
-      <w:r>
-        <w:rPr>
           <w:noProof/>
           <w:lang w:eastAsia="ru-RU"/>
         </w:rPr>
         <w:drawing>
-          <wp:anchor distT="0" distB="0" distL="114300" distR="114300" simplePos="0" relativeHeight="251660288" behindDoc="0" locked="0" layoutInCell="1" allowOverlap="1" wp14:anchorId="090B7F28" wp14:editId="219EAC92">
+          <wp:anchor distT="0" distB="0" distL="114300" distR="114300" simplePos="0" relativeHeight="251661312" behindDoc="0" locked="0" layoutInCell="1" allowOverlap="1" wp14:anchorId="550EEEE7" wp14:editId="0937799F">
             <wp:simplePos x="0" y="0"/>
             <wp:positionH relativeFrom="column">
-              <wp:posOffset>374015</wp:posOffset>
+              <wp:posOffset>-191135</wp:posOffset>
             </wp:positionH>
             <wp:positionV relativeFrom="paragraph">
-              <wp:posOffset>58420</wp:posOffset>
+              <wp:posOffset>314960</wp:posOffset>
             </wp:positionV>
-            <wp:extent cx="2693670" cy="1463040"/>
-            <wp:effectExtent l="0" t="0" r="0" b="3810"/>
+            <wp:extent cx="3139440" cy="1709420"/>
+            <wp:effectExtent l="0" t="0" r="3810" b="5080"/>
             <wp:wrapSquare wrapText="bothSides"/>
-            <wp:docPr id="8" name="Рисунок 8"/>
+            <wp:docPr id="16" name="Рисунок 16"/>
             <wp:cNvGraphicFramePr>
               <a:graphicFrameLocks xmlns:a="http://schemas.openxmlformats.org/drawingml/2006/main" noChangeAspect="1"/>
             </wp:cNvGraphicFramePr>
@@ -47853,7 +46544,7 @@
                   <pic:spPr>
                     <a:xfrm>
                       <a:off x="0" y="0"/>
-                      <a:ext cx="2693670" cy="1463040"/>
+                      <a:ext cx="3139440" cy="1709420"/>
                     </a:xfrm>
                     <a:prstGeom prst="rect">
                       <a:avLst/>
@@ -47871,55 +46562,28 @@
           </wp:anchor>
         </w:drawing>
       </w:r>
-    </w:p>
-    <w:p>
-      <w:pPr>
-        <w:spacing w:line="240" w:lineRule="auto"/>
-        <w:ind w:firstLine="567"/>
+      <w:r>
         <w:rPr>
           <w:b/>
           <w:noProof/>
           <w:sz w:val="24"/>
           <w:lang w:eastAsia="ru-RU"/>
         </w:rPr>
-      </w:pPr>
-    </w:p>
-    <w:p>
-      <w:pPr>
-        <w:spacing w:line="240" w:lineRule="auto"/>
-        <w:ind w:firstLine="567"/>
+        <w:t xml:space="preserve">Операция </w:t>
+      </w:r>
+      <w:r>
         <w:rPr>
           <w:b/>
           <w:noProof/>
           <w:sz w:val="24"/>
           <w:lang w:eastAsia="ru-RU"/>
         </w:rPr>
-      </w:pPr>
+        <w:t>поиска</w:t>
+      </w:r>
     </w:p>
     <w:p>
       <w:pPr>
         <w:spacing w:line="240" w:lineRule="auto"/>
-        <w:ind w:firstLine="567"/>
-        <w:rPr>
-          <w:noProof/>
-          <w:lang w:eastAsia="ru-RU"/>
-        </w:rPr>
-      </w:pPr>
-    </w:p>
-    <w:p>
-      <w:pPr>
-        <w:spacing w:line="240" w:lineRule="auto"/>
-        <w:ind w:firstLine="567"/>
-        <w:rPr>
-          <w:noProof/>
-          <w:lang w:eastAsia="ru-RU"/>
-        </w:rPr>
-      </w:pPr>
-    </w:p>
-    <w:p>
-      <w:pPr>
-        <w:spacing w:line="240" w:lineRule="auto"/>
-        <w:ind w:firstLine="567"/>
         <w:rPr>
           <w:noProof/>
           <w:lang w:eastAsia="ru-RU"/>
@@ -47944,9 +46608,9 @@
           <w:lang w:eastAsia="ru-RU"/>
         </w:rPr>
         <w:drawing>
-          <wp:inline distT="0" distB="0" distL="0" distR="0" wp14:anchorId="448DF7BB" wp14:editId="6C47D1BD">
-            <wp:extent cx="4352896" cy="2354580"/>
-            <wp:effectExtent l="0" t="0" r="0" b="7620"/>
+          <wp:inline distT="0" distB="0" distL="0" distR="0" wp14:anchorId="448DF7BB" wp14:editId="5D7666B0">
+            <wp:extent cx="4465592" cy="2415540"/>
+            <wp:effectExtent l="0" t="0" r="0" b="3810"/>
             <wp:docPr id="20" name="Рисунок 20"/>
             <wp:cNvGraphicFramePr>
               <a:graphicFrameLocks xmlns:a="http://schemas.openxmlformats.org/drawingml/2006/main" noChangeAspect="1"/>
@@ -47967,7 +46631,7 @@
                   <pic:spPr>
                     <a:xfrm>
                       <a:off x="0" y="0"/>
-                      <a:ext cx="4352896" cy="2354580"/>
+                      <a:ext cx="4470876" cy="2418398"/>
                     </a:xfrm>
                     <a:prstGeom prst="rect">
                       <a:avLst/>
@@ -48164,6 +46828,17 @@
         <w:spacing w:line="240" w:lineRule="auto"/>
         <w:ind w:firstLine="567"/>
         <w:rPr>
+          <w:noProof/>
+          <w:sz w:val="24"/>
+          <w:lang w:eastAsia="ru-RU"/>
+        </w:rPr>
+      </w:pPr>
+    </w:p>
+    <w:p>
+      <w:pPr>
+        <w:spacing w:line="240" w:lineRule="auto"/>
+        <w:ind w:firstLine="567"/>
+        <w:rPr>
           <w:b/>
           <w:noProof/>
           <w:sz w:val="24"/>
@@ -48185,9 +46860,7 @@
         <w:spacing w:line="240" w:lineRule="auto"/>
         <w:ind w:firstLine="567"/>
         <w:rPr>
-          <w:b/>
           <w:noProof/>
-          <w:sz w:val="24"/>
           <w:lang w:eastAsia="ru-RU"/>
         </w:rPr>
       </w:pPr>
@@ -48197,10 +46870,8 @@
         <w:spacing w:line="240" w:lineRule="auto"/>
         <w:ind w:firstLine="567"/>
         <w:rPr>
-          <w:b/>
           <w:noProof/>
-          <w:sz w:val="24"/>
-          <w:lang w:val="en-GB" w:eastAsia="ru-RU"/>
+          <w:lang w:eastAsia="ru-RU"/>
         </w:rPr>
       </w:pPr>
     </w:p>
@@ -48223,30 +46894,20 @@
           <w:lang w:eastAsia="ru-RU"/>
         </w:rPr>
       </w:pPr>
-    </w:p>
-    <w:p>
-      <w:pPr>
-        <w:spacing w:line="240" w:lineRule="auto"/>
-        <w:ind w:firstLine="567"/>
+      <w:r>
         <w:rPr>
           <w:noProof/>
           <w:lang w:eastAsia="ru-RU"/>
         </w:rPr>
-      </w:pPr>
-      <w:r>
-        <w:rPr>
-          <w:noProof/>
-          <w:lang w:eastAsia="ru-RU"/>
-        </w:rPr>
         <w:lastRenderedPageBreak/>
         <w:drawing>
-          <wp:anchor distT="0" distB="0" distL="114300" distR="114300" simplePos="0" relativeHeight="251663360" behindDoc="1" locked="0" layoutInCell="1" allowOverlap="1" wp14:anchorId="6BFBF877" wp14:editId="249F60C6">
+          <wp:anchor distT="0" distB="0" distL="114300" distR="114300" simplePos="0" relativeHeight="251663360" behindDoc="1" locked="0" layoutInCell="1" allowOverlap="1" wp14:anchorId="6BFBF877" wp14:editId="123C72EA">
             <wp:simplePos x="0" y="0"/>
             <wp:positionH relativeFrom="column">
-              <wp:posOffset>3124200</wp:posOffset>
+              <wp:posOffset>3116580</wp:posOffset>
             </wp:positionH>
             <wp:positionV relativeFrom="paragraph">
-              <wp:posOffset>46990</wp:posOffset>
+              <wp:posOffset>-577850</wp:posOffset>
             </wp:positionV>
             <wp:extent cx="2606040" cy="1419225"/>
             <wp:effectExtent l="0" t="0" r="3810" b="9525"/>
@@ -48309,13 +46970,13 @@
           <w:lang w:eastAsia="ru-RU"/>
         </w:rPr>
         <w:drawing>
-          <wp:anchor distT="0" distB="0" distL="114300" distR="114300" simplePos="0" relativeHeight="251662336" behindDoc="1" locked="0" layoutInCell="1" allowOverlap="1" wp14:anchorId="56983B0B" wp14:editId="16678EDA">
+          <wp:anchor distT="0" distB="0" distL="114300" distR="114300" simplePos="0" relativeHeight="251662336" behindDoc="1" locked="0" layoutInCell="1" allowOverlap="1" wp14:anchorId="56983B0B" wp14:editId="721E2B00">
             <wp:simplePos x="0" y="0"/>
             <wp:positionH relativeFrom="column">
-              <wp:posOffset>-243840</wp:posOffset>
+              <wp:posOffset>-121920</wp:posOffset>
             </wp:positionH>
             <wp:positionV relativeFrom="paragraph">
-              <wp:posOffset>60325</wp:posOffset>
+              <wp:posOffset>-631190</wp:posOffset>
             </wp:positionV>
             <wp:extent cx="2719070" cy="1470660"/>
             <wp:effectExtent l="0" t="0" r="5080" b="0"/>
@@ -48398,36 +47059,6 @@
         <w:spacing w:line="240" w:lineRule="auto"/>
         <w:ind w:firstLine="567"/>
         <w:rPr>
-          <w:noProof/>
-          <w:lang w:eastAsia="ru-RU"/>
-        </w:rPr>
-      </w:pPr>
-    </w:p>
-    <w:p>
-      <w:pPr>
-        <w:spacing w:line="240" w:lineRule="auto"/>
-        <w:ind w:firstLine="567"/>
-        <w:rPr>
-          <w:noProof/>
-          <w:lang w:eastAsia="ru-RU"/>
-        </w:rPr>
-      </w:pPr>
-    </w:p>
-    <w:p>
-      <w:pPr>
-        <w:spacing w:line="240" w:lineRule="auto"/>
-        <w:ind w:firstLine="567"/>
-        <w:rPr>
-          <w:noProof/>
-          <w:lang w:eastAsia="ru-RU"/>
-        </w:rPr>
-      </w:pPr>
-    </w:p>
-    <w:p>
-      <w:pPr>
-        <w:spacing w:line="240" w:lineRule="auto"/>
-        <w:ind w:firstLine="567"/>
-        <w:rPr>
           <w:b/>
           <w:noProof/>
           <w:sz w:val="24"/>
@@ -48586,16 +47217,7 @@
           <w:sz w:val="24"/>
           <w:lang w:eastAsia="ru-RU"/>
         </w:rPr>
-        <w:t xml:space="preserve">У кукушкиного хеша вставка устроена иначе. Даже если ключу соответствуют всего несколько возможных позиций, конфликт в таблице запускает последовательность вытеснений: приходится повторно вычислять положения уже размещённых элементов, перемещать их и искать новые допустимые ячейки. Поэтому вставка в кукушке по своей природе является гораздо менее локальной процедурой. Именно этим объясняется </w:t>
-      </w:r>
-      <w:r>
-        <w:rPr>
-          <w:noProof/>
-          <w:sz w:val="24"/>
-          <w:lang w:eastAsia="ru-RU"/>
-        </w:rPr>
-        <w:lastRenderedPageBreak/>
-        <w:t>значительно большее число вызовов хеш-функций и его слабая, но заметная нестаб</w:t>
+        <w:t>У кукушкиного хеша вставка устроена иначе. Даже если ключу соответствуют всего несколько возможных позиций, конфликт в таблице запускает последовательность вытеснений: приходится повторно вычислять положения уже размещённых элементов, перемещать их и искать новые допустимые ячейки. Поэтому вставка в кукушке по своей природе является гораздо менее локальной процедурой. Именно этим объясняется значительно большее число вызовов хеш-функций и его слабая, но заметная нестаб</w:t>
       </w:r>
       <w:r>
         <w:rPr>
@@ -48622,7 +47244,16 @@
           <w:sz w:val="24"/>
           <w:lang w:eastAsia="ru-RU"/>
         </w:rPr>
-        <w:t xml:space="preserve">Та же причина лежит в основе графика обращений к памяти. Для модифицированного Отелло вставка в среднем затрагивает лишь очень ограниченную часть структуры: после вычисления нового ребра требуется проверить его положение в графе и, если вставка допустима, выполнить локальное </w:t>
+        <w:t xml:space="preserve">Та же причина лежит в основе графика обращений к памяти. Для модифицированного Отелло вставка в среднем затрагивает лишь очень ограниченную часть структуры: после вычисления нового ребра требуется проверить его положение в </w:t>
+      </w:r>
+      <w:r>
+        <w:rPr>
+          <w:noProof/>
+          <w:sz w:val="24"/>
+          <w:lang w:eastAsia="ru-RU"/>
+        </w:rPr>
+        <w:lastRenderedPageBreak/>
+        <w:t xml:space="preserve">графе и, если вставка допустима, выполнить локальное </w:t>
       </w:r>
       <w:r>
         <w:rPr>
@@ -48822,17 +47453,26 @@
           <w:szCs w:val="24"/>
           <w:lang w:eastAsia="ru-RU"/>
         </w:rPr>
+        <w:t xml:space="preserve">График занимаемой памяти демонстрирует одно из наиболее сильных преимуществ модифицированного Отелло. При этом важно учитывать методику измерения: </w:t>
+      </w:r>
+      <w:r>
+        <w:rPr>
+          <w:rFonts w:eastAsia="Times New Roman"/>
+          <w:sz w:val="24"/>
+          <w:szCs w:val="24"/>
+          <w:lang w:eastAsia="ru-RU"/>
+        </w:rPr>
+        <w:t xml:space="preserve">вычисляется память, необходимая для наиболее частой и крайне чувствительной к занимаемой памяти операции – поиск, ведь она выполняется на устройствах с сильно </w:t>
+      </w:r>
+      <w:r>
+        <w:rPr>
+          <w:rFonts w:eastAsia="Times New Roman"/>
+          <w:sz w:val="24"/>
+          <w:szCs w:val="24"/>
+          <w:lang w:eastAsia="ru-RU"/>
+        </w:rPr>
         <w:lastRenderedPageBreak/>
-        <w:t xml:space="preserve">График занимаемой памяти демонстрирует одно из наиболее сильных преимуществ модифицированного Отелло. При этом важно учитывать методику измерения: </w:t>
-      </w:r>
-      <w:r>
-        <w:rPr>
-          <w:rFonts w:eastAsia="Times New Roman"/>
-          <w:sz w:val="24"/>
-          <w:szCs w:val="24"/>
-          <w:lang w:eastAsia="ru-RU"/>
-        </w:rPr>
-        <w:t xml:space="preserve">вычисляется память, необходимая для наиболее частой и крайне чувствительной к занимаемой памяти операции – поиск, ведь она выполняется на устройствах с сильно ограниченным объемом оперативной памяти. </w:t>
+        <w:t xml:space="preserve">ограниченным объемом оперативной памяти. </w:t>
       </w:r>
       <w:proofErr w:type="gramStart"/>
       <w:r>
@@ -49281,52 +47921,6 @@
         </w:rPr>
         <w:t>, лежащего в основе метода.</w:t>
       </w:r>
-    </w:p>
-    <w:p>
-      <w:pPr>
-        <w:spacing w:line="240" w:lineRule="auto"/>
-        <w:ind w:firstLine="567"/>
-        <w:rPr>
-          <w:noProof/>
-          <w:sz w:val="24"/>
-          <w:lang w:eastAsia="ru-RU"/>
-        </w:rPr>
-      </w:pPr>
-    </w:p>
-    <w:p>
-      <w:pPr>
-        <w:spacing w:line="240" w:lineRule="auto"/>
-        <w:ind w:firstLine="567"/>
-        <w:rPr>
-          <w:noProof/>
-          <w:sz w:val="24"/>
-          <w:lang w:eastAsia="ru-RU"/>
-        </w:rPr>
-      </w:pPr>
-    </w:p>
-    <w:p>
-      <w:pPr>
-        <w:spacing w:line="240" w:lineRule="auto"/>
-        <w:ind w:firstLine="567"/>
-        <w:rPr>
-          <w:b/>
-          <w:noProof/>
-          <w:sz w:val="24"/>
-          <w:lang w:eastAsia="ru-RU"/>
-        </w:rPr>
-      </w:pPr>
-    </w:p>
-    <w:p>
-      <w:pPr>
-        <w:spacing w:line="240" w:lineRule="auto"/>
-        <w:ind w:firstLine="567"/>
-        <w:rPr>
-          <w:b/>
-          <w:noProof/>
-          <w:sz w:val="24"/>
-          <w:lang w:eastAsia="ru-RU"/>
-        </w:rPr>
-      </w:pPr>
     </w:p>
     <w:p>
       <w:pPr>
@@ -49396,10 +47990,6 @@
     <w:p>
       <w:pPr>
         <w:pStyle w:val="a3"/>
-        <w:numPr>
-          <w:ilvl w:val="0"/>
-          <w:numId w:val="44"/>
-        </w:numPr>
         <w:tabs>
           <w:tab w:val="right" w:pos="9360"/>
         </w:tabs>
@@ -49409,13 +47999,6 @@
           <w:szCs w:val="24"/>
         </w:rPr>
       </w:pPr>
-      <w:r>
-        <w:rPr>
-          <w:sz w:val="24"/>
-          <w:szCs w:val="24"/>
-        </w:rPr>
-        <w:t>Модифицированный метод Отелло хеширования корректно реализует представление таблицы классификации MAC-VLAN и поддерживает как статические, так и динамические операции, включая построение, поиск, вставку, удаление и обновление значения существующего ключа.</w:t>
-      </w:r>
     </w:p>
     <w:p>
       <w:pPr>
@@ -49433,31 +48016,26 @@
           <w:szCs w:val="24"/>
         </w:rPr>
       </w:pPr>
-      <w:proofErr w:type="gramStart"/>
-      <w:r>
-        <w:rPr>
-          <w:sz w:val="24"/>
-          <w:szCs w:val="24"/>
-        </w:rPr>
-        <w:t xml:space="preserve">В синтетических экспериментах модифицированный Отелло продемонстрировал более экономное поведение по числу вызовов хеш-функций и по числу обращений к памяти на этапе построения структуры по сравнению с кукушкиным </w:t>
-      </w:r>
-      <w:proofErr w:type="spellStart"/>
-      <w:r>
-        <w:rPr>
-          <w:sz w:val="24"/>
-          <w:szCs w:val="24"/>
-        </w:rPr>
-        <w:t>хешем</w:t>
-      </w:r>
-      <w:proofErr w:type="spellEnd"/>
-      <w:r>
-        <w:rPr>
-          <w:sz w:val="24"/>
-          <w:szCs w:val="24"/>
-        </w:rPr>
-        <w:t>, что связано с более организованной глобальной процедурой формирования поискового представления.</w:t>
-      </w:r>
-      <w:proofErr w:type="gramEnd"/>
+      <w:r>
+        <w:rPr>
+          <w:sz w:val="24"/>
+          <w:szCs w:val="24"/>
+        </w:rPr>
+        <w:t>Модифицированный метод Отелло хеширования корректно реализует представление таблицы классификации MAC-VLAN и поддерживает как статические, так и динамические операции, включая построение, поиск, вставку, удаление и обновление значения существующего ключа.</w:t>
+      </w:r>
+    </w:p>
+    <w:p>
+      <w:pPr>
+        <w:pStyle w:val="a3"/>
+        <w:tabs>
+          <w:tab w:val="right" w:pos="9360"/>
+        </w:tabs>
+        <w:spacing w:line="240" w:lineRule="auto"/>
+        <w:rPr>
+          <w:sz w:val="24"/>
+          <w:szCs w:val="24"/>
+        </w:rPr>
+      </w:pPr>
     </w:p>
     <w:p>
       <w:pPr>
@@ -49475,27 +48053,44 @@
           <w:szCs w:val="24"/>
         </w:rPr>
       </w:pPr>
-      <w:r>
-        <w:rPr>
-          <w:sz w:val="24"/>
-          <w:szCs w:val="24"/>
-        </w:rPr>
-        <w:t xml:space="preserve">Для операции поиска показано, что модифицированный Отелло обеспечивает строго предсказуемую стоимость доступа: число вызовов хеш-функций и обращений к памяти остаётся практически постоянным и не зависит от размера множества ключей. Это подтверждает его пригодность для задач, в которых </w:t>
-      </w:r>
-      <w:r>
-        <w:rPr>
-          <w:sz w:val="24"/>
-          <w:szCs w:val="24"/>
-        </w:rPr>
-        <w:t>поиск</w:t>
-      </w:r>
-      <w:r>
-        <w:rPr>
-          <w:sz w:val="24"/>
-          <w:szCs w:val="24"/>
-        </w:rPr>
-        <w:t xml:space="preserve"> является доминирующей операцией.</w:t>
-      </w:r>
+      <w:proofErr w:type="gramStart"/>
+      <w:r>
+        <w:rPr>
+          <w:sz w:val="24"/>
+          <w:szCs w:val="24"/>
+        </w:rPr>
+        <w:t xml:space="preserve">В синтетических экспериментах модифицированный Отелло продемонстрировал более экономное поведение по числу вызовов хеш-функций и по числу обращений к памяти на этапе построения структуры по сравнению с кукушкиным </w:t>
+      </w:r>
+      <w:proofErr w:type="spellStart"/>
+      <w:r>
+        <w:rPr>
+          <w:sz w:val="24"/>
+          <w:szCs w:val="24"/>
+        </w:rPr>
+        <w:t>хешем</w:t>
+      </w:r>
+      <w:proofErr w:type="spellEnd"/>
+      <w:r>
+        <w:rPr>
+          <w:sz w:val="24"/>
+          <w:szCs w:val="24"/>
+        </w:rPr>
+        <w:t>, что связано с более организованной глобальной процедурой формирования поискового представления.</w:t>
+      </w:r>
+      <w:proofErr w:type="gramEnd"/>
+    </w:p>
+    <w:p>
+      <w:pPr>
+        <w:pStyle w:val="a3"/>
+        <w:tabs>
+          <w:tab w:val="right" w:pos="9360"/>
+        </w:tabs>
+        <w:spacing w:line="240" w:lineRule="auto"/>
+        <w:rPr>
+          <w:sz w:val="24"/>
+          <w:szCs w:val="24"/>
+        </w:rPr>
+      </w:pPr>
     </w:p>
     <w:p>
       <w:pPr>
@@ -49518,65 +48113,35 @@
           <w:sz w:val="24"/>
           <w:szCs w:val="24"/>
         </w:rPr>
-        <w:t xml:space="preserve">Для операции вставки модифицированный Отелло продемонстрировал заметное преимущество </w:t>
-      </w:r>
-      <w:proofErr w:type="gramStart"/>
-      <w:r>
-        <w:rPr>
-          <w:sz w:val="24"/>
-          <w:szCs w:val="24"/>
-        </w:rPr>
-        <w:t>над</w:t>
-      </w:r>
-      <w:proofErr w:type="gramEnd"/>
-      <w:r>
-        <w:rPr>
-          <w:sz w:val="24"/>
-          <w:szCs w:val="24"/>
-        </w:rPr>
-        <w:t xml:space="preserve"> кукушкиным </w:t>
-      </w:r>
-      <w:proofErr w:type="spellStart"/>
-      <w:r>
-        <w:rPr>
-          <w:sz w:val="24"/>
-          <w:szCs w:val="24"/>
-        </w:rPr>
-        <w:t>хешем</w:t>
-      </w:r>
-      <w:proofErr w:type="spellEnd"/>
-      <w:r>
-        <w:rPr>
-          <w:sz w:val="24"/>
-          <w:szCs w:val="24"/>
-        </w:rPr>
-        <w:t xml:space="preserve"> по времени, числу обращений к памяти и числу вызовов хеш-функций. Это объясняется локальным характером вставки в реализации и отсутствием длинных цепочек вытеснений, характерных для </w:t>
-      </w:r>
-      <w:proofErr w:type="gramStart"/>
-      <w:r>
-        <w:rPr>
-          <w:sz w:val="24"/>
-          <w:szCs w:val="24"/>
-        </w:rPr>
-        <w:t>кукушкиного</w:t>
-      </w:r>
-      <w:proofErr w:type="gramEnd"/>
-      <w:r>
-        <w:rPr>
-          <w:sz w:val="24"/>
-          <w:szCs w:val="24"/>
-        </w:rPr>
-        <w:t xml:space="preserve"> </w:t>
-      </w:r>
-      <w:proofErr w:type="spellStart"/>
-      <w:r>
-        <w:rPr>
-          <w:sz w:val="24"/>
-          <w:szCs w:val="24"/>
-        </w:rPr>
-        <w:t>хеша.</w:t>
-      </w:r>
-      <w:proofErr w:type="spellEnd"/>
+        <w:t xml:space="preserve">Для операции поиска показано, что модифицированный Отелло обеспечивает строго предсказуемую стоимость доступа: число вызовов хеш-функций и обращений к памяти остаётся практически постоянным и не зависит от размера множества ключей. Это подтверждает его пригодность для задач, в которых </w:t>
+      </w:r>
+      <w:r>
+        <w:rPr>
+          <w:sz w:val="24"/>
+          <w:szCs w:val="24"/>
+        </w:rPr>
+        <w:t>поиск</w:t>
+      </w:r>
+      <w:r>
+        <w:rPr>
+          <w:sz w:val="24"/>
+          <w:szCs w:val="24"/>
+        </w:rPr>
+        <w:t xml:space="preserve"> является доминирующей операцией.</w:t>
+      </w:r>
+    </w:p>
+    <w:p>
+      <w:pPr>
+        <w:pStyle w:val="a3"/>
+        <w:tabs>
+          <w:tab w:val="right" w:pos="9360"/>
+        </w:tabs>
+        <w:spacing w:line="240" w:lineRule="auto"/>
+        <w:rPr>
+          <w:sz w:val="24"/>
+          <w:szCs w:val="24"/>
+        </w:rPr>
+      </w:pPr>
     </w:p>
     <w:p>
       <w:pPr>
@@ -49599,7 +48164,23 @@
           <w:sz w:val="24"/>
           <w:szCs w:val="24"/>
         </w:rPr>
-        <w:t xml:space="preserve">Анализ памяти показал, что </w:t>
+        <w:t xml:space="preserve">Для операции вставки модифицированный Отелло продемонстрировал заметное преимущество </w:t>
+      </w:r>
+      <w:proofErr w:type="gramStart"/>
+      <w:r>
+        <w:rPr>
+          <w:sz w:val="24"/>
+          <w:szCs w:val="24"/>
+        </w:rPr>
+        <w:t>над</w:t>
+      </w:r>
+      <w:proofErr w:type="gramEnd"/>
+      <w:r>
+        <w:rPr>
+          <w:sz w:val="24"/>
+          <w:szCs w:val="24"/>
+        </w:rPr>
+        <w:t xml:space="preserve"> кукушкиным </w:t>
       </w:r>
       <w:proofErr w:type="spellStart"/>
       <w:r>
@@ -49607,7 +48188,7 @@
           <w:sz w:val="24"/>
           <w:szCs w:val="24"/>
         </w:rPr>
-        <w:t>поск</w:t>
+        <w:t>хешем</w:t>
       </w:r>
       <w:proofErr w:type="spellEnd"/>
       <w:r>
@@ -49615,7 +48196,7 @@
           <w:sz w:val="24"/>
           <w:szCs w:val="24"/>
         </w:rPr>
-        <w:t xml:space="preserve">-структура модифицированного Отелло обладает существенно меньшим объёмом по сравнению </w:t>
+        <w:t xml:space="preserve"> по времени, числу обращений к памяти и числу вызовов хеш-функций. Это объясняется локальным характером вставки в реализации и отсутствием длинных цепочек вытеснений, характерных для </w:t>
       </w:r>
       <w:proofErr w:type="gramStart"/>
       <w:r>
@@ -49623,7 +48204,7 @@
           <w:sz w:val="24"/>
           <w:szCs w:val="24"/>
         </w:rPr>
-        <w:t>с</w:t>
+        <w:t>кукушкиного</w:t>
       </w:r>
       <w:proofErr w:type="gramEnd"/>
       <w:r>
@@ -49631,7 +48212,7 @@
           <w:sz w:val="24"/>
           <w:szCs w:val="24"/>
         </w:rPr>
-        <w:t xml:space="preserve"> структурой кукушкиного </w:t>
+        <w:t xml:space="preserve"> </w:t>
       </w:r>
       <w:proofErr w:type="spellStart"/>
       <w:r>
@@ -49647,39 +48228,12 @@
           <w:sz w:val="24"/>
           <w:szCs w:val="24"/>
         </w:rPr>
-        <w:t xml:space="preserve">. Это подтверждает эффективность выбранного разделения на </w:t>
-      </w:r>
-      <w:r>
-        <w:rPr>
-          <w:sz w:val="24"/>
-          <w:szCs w:val="24"/>
-        </w:rPr>
-        <w:t>поисковую</w:t>
-      </w:r>
-      <w:r>
-        <w:rPr>
-          <w:sz w:val="24"/>
-          <w:szCs w:val="24"/>
-        </w:rPr>
-        <w:t xml:space="preserve"> и </w:t>
-      </w:r>
-      <w:r>
-        <w:rPr>
-          <w:sz w:val="24"/>
-          <w:szCs w:val="24"/>
-        </w:rPr>
-        <w:t xml:space="preserve">управляющую </w:t>
-      </w:r>
-      <w:r>
-        <w:rPr>
-          <w:sz w:val="24"/>
-          <w:szCs w:val="24"/>
-        </w:rPr>
-        <w:t>части и показывает, что поисковый слой метода остаётся компактным даже при росте числа правил.</w:t>
-      </w:r>
-    </w:p>
-    <w:p>
-      <w:pPr>
+        <w:t>.</w:t>
+      </w:r>
+    </w:p>
+    <w:p>
+      <w:pPr>
+        <w:pStyle w:val="a3"/>
         <w:tabs>
           <w:tab w:val="right" w:pos="9360"/>
         </w:tabs>
@@ -49689,6 +48243,118 @@
           <w:szCs w:val="24"/>
         </w:rPr>
       </w:pPr>
+    </w:p>
+    <w:p>
+      <w:pPr>
+        <w:pStyle w:val="a3"/>
+        <w:numPr>
+          <w:ilvl w:val="0"/>
+          <w:numId w:val="44"/>
+        </w:numPr>
+        <w:tabs>
+          <w:tab w:val="right" w:pos="9360"/>
+        </w:tabs>
+        <w:spacing w:line="240" w:lineRule="auto"/>
+        <w:rPr>
+          <w:sz w:val="24"/>
+          <w:szCs w:val="24"/>
+        </w:rPr>
+      </w:pPr>
+      <w:r>
+        <w:rPr>
+          <w:sz w:val="24"/>
+          <w:szCs w:val="24"/>
+        </w:rPr>
+        <w:t xml:space="preserve">Анализ памяти показал, что </w:t>
+      </w:r>
+      <w:proofErr w:type="spellStart"/>
+      <w:r>
+        <w:rPr>
+          <w:sz w:val="24"/>
+          <w:szCs w:val="24"/>
+        </w:rPr>
+        <w:t>поск</w:t>
+      </w:r>
+      <w:proofErr w:type="spellEnd"/>
+      <w:r>
+        <w:rPr>
+          <w:sz w:val="24"/>
+          <w:szCs w:val="24"/>
+        </w:rPr>
+        <w:t xml:space="preserve">-структура модифицированного Отелло обладает существенно меньшим объёмом по сравнению </w:t>
+      </w:r>
+      <w:proofErr w:type="gramStart"/>
+      <w:r>
+        <w:rPr>
+          <w:sz w:val="24"/>
+          <w:szCs w:val="24"/>
+        </w:rPr>
+        <w:t>с</w:t>
+      </w:r>
+      <w:proofErr w:type="gramEnd"/>
+      <w:r>
+        <w:rPr>
+          <w:sz w:val="24"/>
+          <w:szCs w:val="24"/>
+        </w:rPr>
+        <w:t xml:space="preserve"> структурой кукушкиного </w:t>
+      </w:r>
+      <w:proofErr w:type="spellStart"/>
+      <w:r>
+        <w:rPr>
+          <w:sz w:val="24"/>
+          <w:szCs w:val="24"/>
+        </w:rPr>
+        <w:t>хеша</w:t>
+      </w:r>
+      <w:proofErr w:type="spellEnd"/>
+      <w:r>
+        <w:rPr>
+          <w:sz w:val="24"/>
+          <w:szCs w:val="24"/>
+        </w:rPr>
+        <w:t xml:space="preserve">. Это подтверждает эффективность выбранного разделения на </w:t>
+      </w:r>
+      <w:r>
+        <w:rPr>
+          <w:sz w:val="24"/>
+          <w:szCs w:val="24"/>
+        </w:rPr>
+        <w:t>поисковую</w:t>
+      </w:r>
+      <w:r>
+        <w:rPr>
+          <w:sz w:val="24"/>
+          <w:szCs w:val="24"/>
+        </w:rPr>
+        <w:t xml:space="preserve"> и </w:t>
+      </w:r>
+      <w:r>
+        <w:rPr>
+          <w:sz w:val="24"/>
+          <w:szCs w:val="24"/>
+        </w:rPr>
+        <w:t xml:space="preserve">управляющую </w:t>
+      </w:r>
+      <w:r>
+        <w:rPr>
+          <w:sz w:val="24"/>
+          <w:szCs w:val="24"/>
+        </w:rPr>
+        <w:t>части и показывает, что поисковый слой метода остаётся компактным даже при росте числа правил.</w:t>
+      </w:r>
+    </w:p>
+    <w:p>
+      <w:pPr>
+        <w:tabs>
+          <w:tab w:val="right" w:pos="9360"/>
+        </w:tabs>
+        <w:spacing w:line="240" w:lineRule="auto"/>
+        <w:rPr>
+          <w:sz w:val="24"/>
+          <w:szCs w:val="24"/>
+        </w:rPr>
+      </w:pPr>
       <w:r>
         <w:rPr>
           <w:sz w:val="24"/>
@@ -49704,7 +48370,7 @@
           <w:lang w:val="ru-RU"/>
         </w:rPr>
       </w:pPr>
-      <w:bookmarkStart w:id="20" w:name="_Toc199164668"/>
+      <w:bookmarkStart w:id="19" w:name="_Toc199164668"/>
       <w:r>
         <w:rPr>
           <w:lang w:val="ru-RU"/>
@@ -49712,7 +48378,7 @@
         <w:lastRenderedPageBreak/>
         <w:t>Заключение</w:t>
       </w:r>
-      <w:bookmarkEnd w:id="20"/>
+      <w:bookmarkEnd w:id="19"/>
     </w:p>
     <w:p>
       <w:pPr>
@@ -49798,7 +48464,15 @@
         <w:rPr>
           <w:sz w:val="24"/>
         </w:rPr>
-        <w:t xml:space="preserve">разработка и программная реализация модифицированного метода Отелло хеширования; </w:t>
+        <w:t>р</w:t>
+      </w:r>
+      <w:bookmarkStart w:id="20" w:name="_GoBack"/>
+      <w:bookmarkEnd w:id="20"/>
+      <w:r>
+        <w:rPr>
+          <w:sz w:val="24"/>
+        </w:rPr>
+        <w:t xml:space="preserve">азработка и программная реализация модифицированного метода Отелло хеширования; </w:t>
       </w:r>
     </w:p>
     <w:p>
@@ -50864,7 +49538,7 @@
           <w:rPr>
             <w:noProof/>
           </w:rPr>
-          <w:t>38</w:t>
+          <w:t>53</w:t>
         </w:r>
         <w:r>
           <w:fldChar w:fldCharType="end"/>
@@ -57865,7 +56539,7 @@
 </file>
 
 <file path=customXml/itemProps1.xml><?xml version="1.0" encoding="utf-8"?>
-<ds:datastoreItem xmlns:ds="http://schemas.openxmlformats.org/officeDocument/2006/customXml" ds:itemID="{975E4F5F-222D-4B4F-8F5A-8CA1D6F1E8BD}">
+<ds:datastoreItem xmlns:ds="http://schemas.openxmlformats.org/officeDocument/2006/customXml" ds:itemID="{56633BAF-2B9C-4A7A-B7D5-DB2D94AE9163}">
   <ds:schemaRefs>
     <ds:schemaRef ds:uri="http://schemas.openxmlformats.org/officeDocument/2006/bibliography"/>
   </ds:schemaRefs>
